--- a/public/4.3-template.docx
+++ b/public/4.3-template.docx
@@ -42,19 +42,35 @@
           <w:szCs w:val="22"/>
         </w:rPr>
       </w:r>
-    </w:p>
-    <w:p>
-      <w:pPr>
-        <w:pBdr/>
-        <w:spacing/>
-        <w:ind/>
+      <w:r>
         <w:rPr>
           <w:b/>
           <w:bCs/>
           <w:sz w:val="22"/>
           <w:szCs w:val="22"/>
         </w:rPr>
-      </w:pPr>
+      </w:r>
+    </w:p>
+    <w:p>
+      <w:pPr>
+        <w:pBdr/>
+        <w:spacing/>
+        <w:ind/>
+        <w:rPr>
+          <w:b/>
+          <w:bCs/>
+          <w:sz w:val="22"/>
+          <w:szCs w:val="22"/>
+        </w:rPr>
+      </w:pPr>
+      <w:r>
+        <w:rPr>
+          <w:b/>
+          <w:bCs/>
+          <w:sz w:val="22"/>
+          <w:szCs w:val="22"/>
+        </w:rPr>
+      </w:r>
       <w:r>
         <w:rPr>
           <w:b/>
@@ -198,6 +214,16 @@
                 <w:lang w:eastAsia="en-PH"/>
               </w:rPr>
             </w:r>
+            <w:r>
+              <w:rPr>
+                <w:b/>
+                <w:bCs/>
+                <w:color w:val="000000"/>
+                <w:sz w:val="22"/>
+                <w:szCs w:val="22"/>
+                <w:lang w:eastAsia="en-PH"/>
+              </w:rPr>
+            </w:r>
           </w:p>
           <w:p>
             <w:pPr>
@@ -212,6 +238,14 @@
                 <w:lang w:eastAsia="en-PH"/>
               </w:rPr>
             </w:pPr>
+            <w:r>
+              <w:rPr>
+                <w:color w:val="000000"/>
+                <w:sz w:val="22"/>
+                <w:szCs w:val="22"/>
+                <w:lang w:eastAsia="en-PH"/>
+              </w:rPr>
+            </w:r>
             <w:r>
               <w:rPr>
                 <w:color w:val="000000"/>
@@ -326,10 +360,18 @@
                 <w:lang w:eastAsia="en-PH"/>
               </w:rPr>
             </w:r>
+            <w:r>
+              <w:rPr>
+                <w:color w:val="000000"/>
+                <w:sz w:val="22"/>
+                <w:szCs w:val="22"/>
+                <w:lang w:eastAsia="en-PH"/>
+              </w:rPr>
+            </w:r>
           </w:p>
           <w:p>
             <w:pPr>
-              <w:pStyle w:val="841"/>
+              <w:pStyle w:val="1043"/>
               <w:pBdr/>
               <w:spacing/>
               <w:ind/>
@@ -340,6 +382,14 @@
                 <w:lang w:eastAsia="en-PH"/>
               </w:rPr>
             </w:pPr>
+            <w:r>
+              <w:rPr>
+                <w:color w:val="000000"/>
+                <w:sz w:val="22"/>
+                <w:szCs w:val="22"/>
+                <w:lang w:eastAsia="en-PH"/>
+              </w:rPr>
+            </w:r>
             <w:r>
               <w:rPr>
                 <w:color w:val="000000"/>
@@ -396,10 +446,18 @@
                 <w:lang w:eastAsia="en-PH"/>
               </w:rPr>
             </w:r>
+            <w:r>
+              <w:rPr>
+                <w:color w:val="000000"/>
+                <w:sz w:val="22"/>
+                <w:szCs w:val="22"/>
+                <w:lang w:eastAsia="en-PH"/>
+              </w:rPr>
+            </w:r>
           </w:p>
           <w:p>
             <w:pPr>
-              <w:pStyle w:val="841"/>
+              <w:pStyle w:val="1043"/>
               <w:pBdr/>
               <w:spacing/>
               <w:ind/>
@@ -427,10 +485,18 @@
                 <w:lang w:eastAsia="en-PH"/>
               </w:rPr>
             </w:r>
+            <w:r>
+              <w:rPr>
+                <w:color w:val="000000"/>
+                <w:sz w:val="22"/>
+                <w:szCs w:val="22"/>
+                <w:lang w:eastAsia="en-PH"/>
+              </w:rPr>
+            </w:r>
           </w:p>
           <w:p>
             <w:pPr>
-              <w:pStyle w:val="841"/>
+              <w:pStyle w:val="1043"/>
               <w:pBdr/>
               <w:spacing/>
               <w:ind/>
@@ -458,10 +524,18 @@
                 <w:lang w:eastAsia="en-PH"/>
               </w:rPr>
             </w:r>
+            <w:r>
+              <w:rPr>
+                <w:color w:val="000000"/>
+                <w:sz w:val="22"/>
+                <w:szCs w:val="22"/>
+                <w:lang w:eastAsia="en-PH"/>
+              </w:rPr>
+            </w:r>
           </w:p>
           <w:p>
             <w:pPr>
-              <w:pStyle w:val="841"/>
+              <w:pStyle w:val="1043"/>
               <w:pBdr/>
               <w:spacing/>
               <w:ind/>
@@ -489,10 +563,18 @@
                 <w:lang w:eastAsia="en-PH"/>
               </w:rPr>
             </w:r>
+            <w:r>
+              <w:rPr>
+                <w:color w:val="000000"/>
+                <w:sz w:val="22"/>
+                <w:szCs w:val="22"/>
+                <w:lang w:eastAsia="en-PH"/>
+              </w:rPr>
+            </w:r>
           </w:p>
           <w:p>
             <w:pPr>
-              <w:pStyle w:val="841"/>
+              <w:pStyle w:val="1043"/>
               <w:pBdr/>
               <w:spacing/>
               <w:ind/>
@@ -541,10 +623,18 @@
                 <w:lang w:eastAsia="en-PH"/>
               </w:rPr>
             </w:r>
+            <w:r>
+              <w:rPr>
+                <w:color w:val="000000"/>
+                <w:sz w:val="22"/>
+                <w:szCs w:val="22"/>
+                <w:lang w:eastAsia="en-PH"/>
+              </w:rPr>
+            </w:r>
           </w:p>
           <w:p>
             <w:pPr>
-              <w:pStyle w:val="841"/>
+              <w:pStyle w:val="1043"/>
               <w:pBdr/>
               <w:spacing/>
               <w:ind/>
@@ -555,6 +645,14 @@
                 <w:lang w:eastAsia="en-PH"/>
               </w:rPr>
             </w:pPr>
+            <w:r>
+              <w:rPr>
+                <w:color w:val="000000"/>
+                <w:sz w:val="22"/>
+                <w:szCs w:val="22"/>
+                <w:lang w:eastAsia="en-PH"/>
+              </w:rPr>
+            </w:r>
             <w:r>
               <w:rPr>
                 <w:color w:val="000000"/>
@@ -631,10 +729,20 @@
                 <w:lang w:eastAsia="en-PH"/>
               </w:rPr>
             </w:r>
+            <w:r>
+              <w:rPr>
+                <w:i/>
+                <w:iCs/>
+                <w:color w:val="000000"/>
+                <w:sz w:val="22"/>
+                <w:szCs w:val="22"/>
+                <w:lang w:eastAsia="en-PH"/>
+              </w:rPr>
+            </w:r>
           </w:p>
           <w:p>
             <w:pPr>
-              <w:pStyle w:val="841"/>
+              <w:pStyle w:val="1043"/>
               <w:pBdr/>
               <w:spacing/>
               <w:ind/>
@@ -647,6 +755,16 @@
                 <w:lang w:eastAsia="en-PH"/>
               </w:rPr>
             </w:pPr>
+            <w:r>
+              <w:rPr>
+                <w:i/>
+                <w:iCs/>
+                <w:color w:val="000000"/>
+                <w:sz w:val="22"/>
+                <w:szCs w:val="22"/>
+                <w:lang w:eastAsia="en-PH"/>
+              </w:rPr>
+            </w:r>
             <w:r>
               <w:rPr>
                 <w:i/>
@@ -704,10 +822,20 @@
                 <w:lang w:eastAsia="en-PH"/>
               </w:rPr>
             </w:r>
+            <w:r>
+              <w:rPr>
+                <w:i/>
+                <w:iCs/>
+                <w:color w:val="000000"/>
+                <w:sz w:val="22"/>
+                <w:szCs w:val="22"/>
+                <w:lang w:eastAsia="en-PH"/>
+              </w:rPr>
+            </w:r>
           </w:p>
           <w:p>
             <w:pPr>
-              <w:pStyle w:val="841"/>
+              <w:pStyle w:val="1043"/>
               <w:pBdr/>
               <w:spacing/>
               <w:ind w:left="68"/>
@@ -720,6 +848,16 @@
                 <w:lang w:eastAsia="en-PH"/>
               </w:rPr>
             </w:pPr>
+            <w:r>
+              <w:rPr>
+                <w:i/>
+                <w:iCs/>
+                <w:color w:val="000000"/>
+                <w:sz w:val="22"/>
+                <w:szCs w:val="22"/>
+                <w:lang w:eastAsia="en-PH"/>
+              </w:rPr>
+            </w:r>
             <w:r>
               <w:rPr>
                 <w:i/>
@@ -802,6 +940,15 @@
                 <w:lang w:eastAsia="en-PH"/>
               </w:rPr>
             </w:r>
+            <w:r>
+              <w:rPr>
+                <w:color w:val="000000"/>
+                <w:sz w:val="22"/>
+                <w:szCs w:val="22"/>
+                <w:vertAlign w:val="superscript"/>
+                <w:lang w:eastAsia="en-PH"/>
+              </w:rPr>
+            </w:r>
           </w:p>
           <w:p>
             <w:pPr>
@@ -840,6 +987,16 @@
                 <w:lang w:eastAsia="en-PH"/>
               </w:rPr>
               <w:t xml:space="preserve">Institute of Biology, University of the Philippines Diliman</w:t>
+            </w:r>
+            <w:r>
+              <w:rPr>
+                <w:i/>
+                <w:iCs/>
+                <w:color w:val="000000"/>
+                <w:sz w:val="22"/>
+                <w:szCs w:val="22"/>
+                <w:lang w:eastAsia="en-PH"/>
+              </w:rPr>
             </w:r>
             <w:r>
               <w:rPr>
@@ -900,6 +1057,16 @@
                 <w:lang w:eastAsia="en-PH"/>
               </w:rPr>
             </w:r>
+            <w:r>
+              <w:rPr>
+                <w:i/>
+                <w:iCs/>
+                <w:color w:val="000000"/>
+                <w:sz w:val="22"/>
+                <w:szCs w:val="22"/>
+                <w:lang w:eastAsia="en-PH"/>
+              </w:rPr>
+            </w:r>
           </w:p>
           <w:p>
             <w:pPr>
@@ -930,10 +1097,18 @@
                 <w:lang w:eastAsia="en-PH"/>
               </w:rPr>
             </w:r>
+            <w:r>
+              <w:rPr>
+                <w:color w:val="000000"/>
+                <w:sz w:val="22"/>
+                <w:szCs w:val="22"/>
+                <w:lang w:eastAsia="en-PH"/>
+              </w:rPr>
+            </w:r>
           </w:p>
           <w:tbl>
             <w:tblPr>
-              <w:tblStyle w:val="847"/>
+              <w:tblStyle w:val="1049"/>
               <w:tblW w:w="5000" w:type="pct"/>
               <w:tblBorders/>
               <w:tblLook w:val="04A0" w:firstRow="1" w:lastRow="0" w:firstColumn="1" w:lastColumn="0" w:noHBand="0" w:noVBand="1"/>
@@ -998,6 +1173,16 @@
                       <w:lang w:eastAsia="en-PH"/>
                     </w:rPr>
                   </w:r>
+                  <w:r>
+                    <w:rPr>
+                      <w:b/>
+                      <w:bCs/>
+                      <w:color w:val="000000"/>
+                      <w:sz w:val="22"/>
+                      <w:szCs w:val="22"/>
+                      <w:lang w:eastAsia="en-PH"/>
+                    </w:rPr>
+                  </w:r>
                 </w:p>
               </w:tc>
               <w:tc>
@@ -1030,6 +1215,16 @@
                       <w:lang w:eastAsia="en-PH"/>
                     </w:rPr>
                     <w:t xml:space="preserve">Total Number of Authors</w:t>
+                  </w:r>
+                  <w:r>
+                    <w:rPr>
+                      <w:b/>
+                      <w:bCs/>
+                      <w:color w:val="000000"/>
+                      <w:sz w:val="22"/>
+                      <w:szCs w:val="22"/>
+                      <w:lang w:eastAsia="en-PH"/>
+                    </w:rPr>
                   </w:r>
                   <w:r>
                     <w:rPr>
@@ -1084,6 +1279,16 @@
                       <w:lang w:eastAsia="en-PH"/>
                     </w:rPr>
                   </w:r>
+                  <w:r>
+                    <w:rPr>
+                      <w:b/>
+                      <w:bCs/>
+                      <w:color w:val="000000"/>
+                      <w:sz w:val="22"/>
+                      <w:szCs w:val="22"/>
+                      <w:lang w:eastAsia="en-PH"/>
+                    </w:rPr>
+                  </w:r>
                 </w:p>
               </w:tc>
               <w:tc>
@@ -1116,6 +1321,16 @@
                       <w:lang w:eastAsia="en-PH"/>
                     </w:rPr>
                     <w:t xml:space="preserve">Total Unit Share Amount</w:t>
+                  </w:r>
+                  <w:r>
+                    <w:rPr>
+                      <w:b/>
+                      <w:bCs/>
+                      <w:color w:val="000000"/>
+                      <w:sz w:val="22"/>
+                      <w:szCs w:val="22"/>
+                      <w:lang w:eastAsia="en-PH"/>
+                    </w:rPr>
                   </w:r>
                   <w:r>
                     <w:rPr>
@@ -1166,6 +1381,14 @@
                       <w:lang w:eastAsia="en-PH"/>
                     </w:rPr>
                   </w:r>
+                  <w:r>
+                    <w:rPr>
+                      <w:color w:val="000000"/>
+                      <w:sz w:val="22"/>
+                      <w:szCs w:val="22"/>
+                      <w:lang w:eastAsia="en-PH"/>
+                    </w:rPr>
+                  </w:r>
                 </w:p>
               </w:tc>
               <w:tc>
@@ -1195,6 +1418,14 @@
                       <w:lang w:eastAsia="en-PH"/>
                     </w:rPr>
                     <w:t xml:space="preserve">2</w:t>
+                  </w:r>
+                  <w:r>
+                    <w:rPr>
+                      <w:color w:val="000000"/>
+                      <w:sz w:val="22"/>
+                      <w:szCs w:val="22"/>
+                      <w:lang w:eastAsia="en-PH"/>
+                    </w:rPr>
                   </w:r>
                   <w:r>
                     <w:rPr>
@@ -1241,6 +1472,14 @@
                       <w:lang w:eastAsia="en-PH"/>
                     </w:rPr>
                   </w:r>
+                  <w:r>
+                    <w:rPr>
+                      <w:color w:val="000000"/>
+                      <w:sz w:val="22"/>
+                      <w:szCs w:val="22"/>
+                      <w:lang w:eastAsia="en-PH"/>
+                    </w:rPr>
+                  </w:r>
                 </w:p>
               </w:tc>
               <w:tc>
@@ -1269,6 +1508,14 @@
                       <w:lang w:eastAsia="en-PH"/>
                     </w:rPr>
                     <w:t xml:space="preserve">Php3,750.00</w:t>
+                  </w:r>
+                  <w:r>
+                    <w:rPr>
+                      <w:color w:val="000000"/>
+                      <w:sz w:val="22"/>
+                      <w:szCs w:val="22"/>
+                      <w:lang w:eastAsia="en-PH"/>
+                    </w:rPr>
                   </w:r>
                   <w:r>
                     <w:rPr>
@@ -1317,6 +1564,14 @@
                       <w:lang w:eastAsia="en-PH"/>
                     </w:rPr>
                   </w:r>
+                  <w:r>
+                    <w:rPr>
+                      <w:color w:val="000000"/>
+                      <w:sz w:val="22"/>
+                      <w:szCs w:val="22"/>
+                      <w:lang w:eastAsia="en-PH"/>
+                    </w:rPr>
+                  </w:r>
                 </w:p>
               </w:tc>
               <w:tc>
@@ -1338,6 +1593,14 @@
                       <w:lang w:eastAsia="en-PH"/>
                     </w:rPr>
                   </w:pPr>
+                  <w:r>
+                    <w:rPr>
+                      <w:color w:val="000000"/>
+                      <w:sz w:val="22"/>
+                      <w:szCs w:val="22"/>
+                      <w:lang w:eastAsia="en-PH"/>
+                    </w:rPr>
+                  </w:r>
                   <w:r>
                     <w:rPr>
                       <w:color w:val="000000"/>
@@ -1391,6 +1654,14 @@
                       <w:lang w:eastAsia="en-PH"/>
                     </w:rPr>
                   </w:r>
+                  <w:r>
+                    <w:rPr>
+                      <w:color w:val="000000"/>
+                      <w:sz w:val="22"/>
+                      <w:szCs w:val="22"/>
+                      <w:lang w:eastAsia="en-PH"/>
+                    </w:rPr>
+                  </w:r>
                 </w:p>
               </w:tc>
               <w:tc>
@@ -1419,6 +1690,14 @@
                       <w:lang w:eastAsia="en-PH"/>
                     </w:rPr>
                     <w:t xml:space="preserve">Php11,250.00</w:t>
+                  </w:r>
+                  <w:r>
+                    <w:rPr>
+                      <w:color w:val="000000"/>
+                      <w:sz w:val="22"/>
+                      <w:szCs w:val="22"/>
+                      <w:lang w:eastAsia="en-PH"/>
+                    </w:rPr>
                   </w:r>
                   <w:r>
                     <w:rPr>
@@ -1461,6 +1740,14 @@
                 <w:lang w:eastAsia="en-PH"/>
               </w:rPr>
             </w:r>
+            <w:r>
+              <w:rPr>
+                <w:color w:val="000000"/>
+                <w:sz w:val="22"/>
+                <w:szCs w:val="22"/>
+                <w:lang w:eastAsia="en-PH"/>
+              </w:rPr>
+            </w:r>
           </w:p>
           <w:p>
             <w:pPr>
@@ -1490,6 +1777,14 @@
                 <w:lang w:eastAsia="en-PH"/>
               </w:rPr>
             </w:r>
+            <w:r>
+              <w:rPr>
+                <w:color w:val="000000"/>
+                <w:sz w:val="22"/>
+                <w:szCs w:val="22"/>
+                <w:lang w:eastAsia="en-PH"/>
+              </w:rPr>
+            </w:r>
           </w:p>
         </w:tc>
       </w:tr>
@@ -1507,6 +1802,14 @@
           <w:szCs w:val="22"/>
         </w:rPr>
       </w:pPr>
+      <w:r>
+        <w:rPr>
+          <w:b/>
+          <w:bCs/>
+          <w:sz w:val="22"/>
+          <w:szCs w:val="22"/>
+        </w:rPr>
+      </w:r>
       <w:r>
         <w:rPr>
           <w:b/>
@@ -1544,6 +1847,14 @@
           <w:szCs w:val="22"/>
         </w:rPr>
         <w:br w:type="page" w:clear="all"/>
+      </w:r>
+      <w:r>
+        <w:rPr>
+          <w:b/>
+          <w:bCs/>
+          <w:sz w:val="22"/>
+          <w:szCs w:val="22"/>
+        </w:rPr>
       </w:r>
       <w:r>
         <w:rPr>
@@ -1611,19 +1922,35 @@
           <w:szCs w:val="22"/>
         </w:rPr>
       </w:r>
-    </w:p>
-    <w:p>
-      <w:pPr>
-        <w:pBdr/>
-        <w:spacing/>
-        <w:ind/>
+      <w:r>
         <w:rPr>
           <w:b/>
           <w:bCs/>
           <w:sz w:val="22"/>
           <w:szCs w:val="22"/>
         </w:rPr>
-      </w:pPr>
+      </w:r>
+    </w:p>
+    <w:p>
+      <w:pPr>
+        <w:pBdr/>
+        <w:spacing/>
+        <w:ind/>
+        <w:rPr>
+          <w:b/>
+          <w:bCs/>
+          <w:sz w:val="22"/>
+          <w:szCs w:val="22"/>
+        </w:rPr>
+      </w:pPr>
+      <w:r>
+        <w:rPr>
+          <w:b/>
+          <w:bCs/>
+          <w:sz w:val="22"/>
+          <w:szCs w:val="22"/>
+        </w:rPr>
+      </w:r>
       <w:r>
         <w:rPr>
           <w:b/>
@@ -1667,6 +1994,12 @@
           <w:szCs w:val="22"/>
         </w:rPr>
       </w:r>
+      <w:r>
+        <w:rPr>
+          <w:sz w:val="22"/>
+          <w:szCs w:val="22"/>
+        </w:rPr>
+      </w:r>
     </w:p>
     <w:p>
       <w:pPr>
@@ -1679,6 +2012,12 @@
           <w:szCs w:val="22"/>
         </w:rPr>
       </w:pPr>
+      <w:r>
+        <w:rPr>
+          <w:sz w:val="22"/>
+          <w:szCs w:val="22"/>
+        </w:rPr>
+      </w:r>
       <w:r>
         <w:rPr>
           <w:sz w:val="22"/>
@@ -1732,22 +2071,14 @@
           <w:szCs w:val="22"/>
           <w:u w:val="single"/>
         </w:rPr>
-        <w:t xml:space="preserve">CHAIR/DIRECTOR/DEAN</w:t>
+        <w:t xml:space="preserve">________________________</w:t>
       </w:r>
       <w:r>
         <w:rPr>
           <w:sz w:val="22"/>
           <w:szCs w:val="22"/>
         </w:rPr>
-        <w:t xml:space="preserve">, </w:t>
-      </w:r>
-      <w:r>
-        <w:rPr>
-          <w:sz w:val="22"/>
-          <w:szCs w:val="22"/>
-          <w:u w:val="single"/>
-        </w:rPr>
-        <w:t xml:space="preserve">NAME OF HEAD OF UNIT/DEPARTMENT/INSTITUTION</w:t>
+        <w:t xml:space="preserve">, ______________________________________________________</w:t>
       </w:r>
       <w:r>
         <w:rPr>
@@ -1762,6 +2093,12 @@
           <w:szCs w:val="22"/>
         </w:rPr>
       </w:r>
+      <w:r>
+        <w:rPr>
+          <w:sz w:val="22"/>
+          <w:szCs w:val="22"/>
+        </w:rPr>
+      </w:r>
     </w:p>
     <w:p>
       <w:pPr>
@@ -1774,6 +2111,12 @@
           <w:szCs w:val="22"/>
         </w:rPr>
       </w:pPr>
+      <w:r>
+        <w:rPr>
+          <w:sz w:val="22"/>
+          <w:szCs w:val="22"/>
+        </w:rPr>
+      </w:r>
       <w:r>
         <w:rPr>
           <w:sz w:val="22"/>
@@ -1836,6 +2179,12 @@
           <w:szCs w:val="22"/>
         </w:rPr>
       </w:r>
+      <w:r>
+        <w:rPr>
+          <w:sz w:val="22"/>
+          <w:szCs w:val="22"/>
+        </w:rPr>
+      </w:r>
     </w:p>
     <w:p>
       <w:pPr>
@@ -1848,6 +2197,12 @@
           <w:szCs w:val="22"/>
         </w:rPr>
       </w:pPr>
+      <w:r>
+        <w:rPr>
+          <w:sz w:val="22"/>
+          <w:szCs w:val="22"/>
+        </w:rPr>
+      </w:r>
       <w:r>
         <w:rPr>
           <w:sz w:val="22"/>
@@ -1937,6 +2292,12 @@
           <w:szCs w:val="22"/>
         </w:rPr>
       </w:r>
+      <w:r>
+        <w:rPr>
+          <w:sz w:val="22"/>
+          <w:szCs w:val="22"/>
+        </w:rPr>
+      </w:r>
     </w:p>
     <w:p>
       <w:pPr>
@@ -1947,6 +2308,7 @@
         <w:rPr>
           <w:sz w:val="22"/>
           <w:szCs w:val="22"/>
+          <w:highlight w:val="none"/>
         </w:rPr>
       </w:pPr>
       <w:r>
@@ -1988,8 +2350,134 @@
         <w:rPr>
           <w:sz w:val="22"/>
           <w:szCs w:val="22"/>
+          <w:highlight w:val="none"/>
         </w:rPr>
       </w:pPr>
+      <w:r>
+        <w:rPr>
+          <w:sz w:val="22"/>
+          <w:szCs w:val="22"/>
+          <w:highlight w:val="none"/>
+        </w:rPr>
+      </w:r>
+      <w:r>
+        <w:rPr>
+          <w:sz w:val="22"/>
+          <w:szCs w:val="22"/>
+        </w:rPr>
+        <w:t xml:space="preserve">(iv)</w:t>
+      </w:r>
+      <w:r>
+        <w:rPr>
+          <w:sz w:val="22"/>
+          <w:szCs w:val="22"/>
+          <w:highlight w:val="none"/>
+        </w:rPr>
+      </w:r>
+      <w:r>
+        <w:rPr>
+          <w:sz w:val="22"/>
+          <w:szCs w:val="22"/>
+        </w:rPr>
+      </w:r>
+    </w:p>
+    <w:p>
+      <w:pPr>
+        <w:pBdr/>
+        <w:spacing/>
+        <w:ind w:right="387" w:left="709"/>
+        <w:jc w:val="both"/>
+        <w:rPr>
+          <w:sz w:val="22"/>
+          <w:szCs w:val="22"/>
+          <w:highlight w:val="none"/>
+        </w:rPr>
+      </w:pPr>
+      <w:r>
+        <w:rPr>
+          <w:sz w:val="22"/>
+          <w:szCs w:val="22"/>
+          <w:highlight w:val="none"/>
+        </w:rPr>
+      </w:r>
+      <w:r>
+        <w:rPr>
+          <w:sz w:val="22"/>
+          <w:szCs w:val="22"/>
+        </w:rPr>
+        <w:t xml:space="preserve">(v)</w:t>
+      </w:r>
+      <w:r>
+        <w:rPr>
+          <w:sz w:val="22"/>
+          <w:szCs w:val="22"/>
+          <w:highlight w:val="none"/>
+        </w:rPr>
+      </w:r>
+      <w:r>
+        <w:rPr>
+          <w:sz w:val="22"/>
+          <w:szCs w:val="22"/>
+        </w:rPr>
+      </w:r>
+    </w:p>
+    <w:p>
+      <w:pPr>
+        <w:pBdr/>
+        <w:spacing/>
+        <w:ind w:right="387" w:left="709"/>
+        <w:jc w:val="both"/>
+        <w:rPr>
+          <w:sz w:val="22"/>
+          <w:szCs w:val="22"/>
+        </w:rPr>
+      </w:pPr>
+      <w:r>
+        <w:rPr>
+          <w:sz w:val="22"/>
+          <w:szCs w:val="22"/>
+          <w:highlight w:val="none"/>
+        </w:rPr>
+      </w:r>
+      <w:r>
+        <w:rPr>
+          <w:sz w:val="22"/>
+          <w:szCs w:val="22"/>
+        </w:rPr>
+        <w:t xml:space="preserve">(vi)</w:t>
+      </w:r>
+      <w:r>
+        <w:rPr>
+          <w:sz w:val="22"/>
+          <w:szCs w:val="22"/>
+          <w:highlight w:val="none"/>
+        </w:rPr>
+      </w:r>
+      <w:r>
+        <w:rPr>
+          <w:sz w:val="22"/>
+          <w:szCs w:val="22"/>
+          <w:highlight w:val="none"/>
+        </w:rPr>
+      </w:r>
+    </w:p>
+    <w:p>
+      <w:pPr>
+        <w:pBdr/>
+        <w:spacing/>
+        <w:ind w:right="387" w:left="709"/>
+        <w:jc w:val="both"/>
+        <w:rPr>
+          <w:sz w:val="22"/>
+          <w:szCs w:val="22"/>
+        </w:rPr>
+      </w:pPr>
+      <w:r>
+        <w:rPr>
+          <w:sz w:val="22"/>
+          <w:szCs w:val="22"/>
+        </w:rPr>
+      </w:r>
       <w:r>
         <w:rPr>
           <w:sz w:val="22"/>
@@ -2031,6 +2519,12 @@
           <w:szCs w:val="22"/>
         </w:rPr>
       </w:r>
+      <w:r>
+        <w:rPr>
+          <w:sz w:val="22"/>
+          <w:szCs w:val="22"/>
+        </w:rPr>
+      </w:r>
     </w:p>
     <w:p>
       <w:pPr>
@@ -2048,7 +2542,12 @@
           <w:sz w:val="22"/>
           <w:szCs w:val="22"/>
         </w:rPr>
-        <w:t xml:space="preserve">(Example) Dela Cruz, J.G., Dela Cruz, A.B., Ramos, I.J., Doe, J.D. and Dela Cruz, X.D. 2019.  Investigating the impacts of the Taal volcanic eruption on the communities in Batangas. Philippine Science Journal 52, 124-130. </w:t>
+      </w:r>
+      <w:r>
+        <w:rPr>
+          <w:sz w:val="22"/>
+          <w:szCs w:val="22"/>
+        </w:rPr>
       </w:r>
       <w:r>
         <w:rPr>
@@ -2068,6 +2567,12 @@
           <w:szCs w:val="22"/>
         </w:rPr>
       </w:pPr>
+      <w:r>
+        <w:rPr>
+          <w:sz w:val="22"/>
+          <w:szCs w:val="22"/>
+        </w:rPr>
+      </w:r>
       <w:r>
         <w:rPr>
           <w:sz w:val="22"/>
@@ -2119,6 +2624,13 @@
           <w:u w:val="single"/>
         </w:rPr>
       </w:r>
+      <w:r>
+        <w:rPr>
+          <w:sz w:val="22"/>
+          <w:szCs w:val="22"/>
+          <w:u w:val="single"/>
+        </w:rPr>
+      </w:r>
     </w:p>
     <w:p>
       <w:pPr>
@@ -2131,6 +2643,12 @@
           <w:szCs w:val="22"/>
         </w:rPr>
       </w:pPr>
+      <w:r>
+        <w:rPr>
+          <w:sz w:val="22"/>
+          <w:szCs w:val="22"/>
+        </w:rPr>
+      </w:r>
       <w:r>
         <w:rPr>
           <w:sz w:val="22"/>
@@ -2193,6 +2711,12 @@
           <w:szCs w:val="22"/>
         </w:rPr>
       </w:r>
+      <w:r>
+        <w:rPr>
+          <w:sz w:val="22"/>
+          <w:szCs w:val="22"/>
+        </w:rPr>
+      </w:r>
     </w:p>
     <w:p>
       <w:pPr>
@@ -2205,6 +2729,12 @@
           <w:szCs w:val="22"/>
         </w:rPr>
       </w:pPr>
+      <w:r>
+        <w:rPr>
+          <w:sz w:val="22"/>
+          <w:szCs w:val="22"/>
+        </w:rPr>
+      </w:r>
       <w:r>
         <w:rPr>
           <w:sz w:val="22"/>
@@ -2281,6 +2811,12 @@
           <w:szCs w:val="22"/>
         </w:rPr>
       </w:r>
+      <w:r>
+        <w:rPr>
+          <w:sz w:val="22"/>
+          <w:szCs w:val="22"/>
+        </w:rPr>
+      </w:r>
     </w:p>
     <w:p>
       <w:pPr>
@@ -2293,6 +2829,12 @@
           <w:szCs w:val="22"/>
         </w:rPr>
       </w:pPr>
+      <w:r>
+        <w:rPr>
+          <w:sz w:val="22"/>
+          <w:szCs w:val="22"/>
+        </w:rPr>
+      </w:r>
       <w:r>
         <w:rPr>
           <w:sz w:val="22"/>
@@ -2379,6 +2921,12 @@
           <w:szCs w:val="22"/>
         </w:rPr>
       </w:r>
+      <w:r>
+        <w:rPr>
+          <w:sz w:val="22"/>
+          <w:szCs w:val="22"/>
+        </w:rPr>
+      </w:r>
     </w:p>
     <w:p>
       <w:pPr>
@@ -2391,6 +2939,12 @@
           <w:szCs w:val="22"/>
         </w:rPr>
       </w:pPr>
+      <w:r>
+        <w:rPr>
+          <w:sz w:val="22"/>
+          <w:szCs w:val="22"/>
+        </w:rPr>
+      </w:r>
       <w:r>
         <w:rPr>
           <w:sz w:val="22"/>
@@ -2428,18 +2982,24 @@
           <w:szCs w:val="22"/>
         </w:rPr>
       </w:r>
-    </w:p>
-    <w:p>
-      <w:pPr>
-        <w:pBdr/>
-        <w:spacing/>
-        <w:ind/>
-        <w:jc w:val="both"/>
+      <w:r>
         <w:rPr>
           <w:sz w:val="22"/>
           <w:szCs w:val="22"/>
         </w:rPr>
-      </w:pPr>
+      </w:r>
+      <w:r>
+        <w:rPr>
+          <w:sz w:val="22"/>
+          <w:szCs w:val="22"/>
+        </w:rPr>
+      </w:r>
+      <w:r>
+        <w:rPr>
+          <w:sz w:val="22"/>
+          <w:szCs w:val="22"/>
+        </w:rPr>
+      </w:r>
       <w:r>
         <w:rPr>
           <w:sz w:val="22"/>
@@ -2464,6 +3024,12 @@
           <w:szCs w:val="22"/>
         </w:rPr>
       </w:pPr>
+      <w:r>
+        <w:rPr>
+          <w:sz w:val="22"/>
+          <w:szCs w:val="22"/>
+        </w:rPr>
+      </w:r>
       <w:r>
         <w:rPr>
           <w:sz w:val="22"/>
@@ -2507,6 +3073,14 @@
           <w:szCs w:val="22"/>
         </w:rPr>
       </w:r>
+      <w:r>
+        <w:rPr>
+          <w:b/>
+          <w:bCs/>
+          <w:sz w:val="22"/>
+          <w:szCs w:val="22"/>
+        </w:rPr>
+      </w:r>
     </w:p>
     <w:p>
       <w:pPr>
@@ -2526,24 +3100,6 @@
         </w:rPr>
         <w:t xml:space="preserve">By:</w:t>
       </w:r>
-      <w:r>
-        <w:rPr>
-          <w:sz w:val="22"/>
-          <w:szCs w:val="22"/>
-        </w:rPr>
-      </w:r>
-    </w:p>
-    <w:p>
-      <w:pPr>
-        <w:pBdr/>
-        <w:spacing/>
-        <w:ind/>
-        <w:jc w:val="both"/>
-        <w:rPr>
-          <w:sz w:val="22"/>
-          <w:szCs w:val="22"/>
-        </w:rPr>
-      </w:pPr>
       <w:r>
         <w:rPr>
           <w:sz w:val="22"/>
@@ -2564,22 +3120,24 @@
         <w:ind/>
         <w:jc w:val="both"/>
         <w:rPr>
-          <w:b/>
           <w:sz w:val="22"/>
           <w:szCs w:val="22"/>
         </w:rPr>
       </w:pPr>
       <w:r>
         <w:rPr>
-          <w:b/>
           <w:sz w:val="22"/>
           <w:szCs w:val="22"/>
         </w:rPr>
-        <w:t xml:space="preserve">LORRAINE PE SYMACO</w:t>
       </w:r>
       <w:r>
         <w:rPr>
-          <w:b/>
+          <w:sz w:val="22"/>
+          <w:szCs w:val="22"/>
+        </w:rPr>
+      </w:r>
+      <w:r>
+        <w:rPr>
           <w:sz w:val="22"/>
           <w:szCs w:val="22"/>
         </w:rPr>
@@ -2594,6 +3152,40 @@
         <w:rPr>
           <w:sz w:val="22"/>
           <w:szCs w:val="22"/>
+        </w:rPr>
+      </w:pPr>
+      <w:r>
+        <w:rPr>
+          <w:sz w:val="22"/>
+          <w:szCs w:val="22"/>
+          <w:highlight w:val="none"/>
+        </w:rPr>
+      </w:r>
+      <w:r>
+        <w:rPr>
+          <w:sz w:val="22"/>
+          <w:szCs w:val="22"/>
+          <w:highlight w:val="none"/>
+        </w:rPr>
+      </w:r>
+      <w:r>
+        <w:rPr>
+          <w:sz w:val="22"/>
+          <w:szCs w:val="22"/>
+          <w:highlight w:val="none"/>
+        </w:rPr>
+      </w:r>
+    </w:p>
+    <w:p>
+      <w:pPr>
+        <w:pBdr/>
+        <w:spacing/>
+        <w:ind/>
+        <w:jc w:val="both"/>
+        <w:rPr>
+          <w:sz w:val="22"/>
+          <w:szCs w:val="22"/>
+          <w:highlight w:val="none"/>
         </w:rPr>
       </w:pPr>
       <w:r>
@@ -2609,6 +3201,12 @@
           <w:szCs w:val="22"/>
         </w:rPr>
       </w:r>
+      <w:r>
+        <w:rPr>
+          <w:sz w:val="22"/>
+          <w:szCs w:val="22"/>
+        </w:rPr>
+      </w:r>
     </w:p>
     <w:p>
       <w:pPr>
@@ -2625,6 +3223,16 @@
           <w:szCs w:val="22"/>
         </w:rPr>
       </w:pPr>
+      <w:r>
+        <w:rPr>
+          <w:b/>
+          <w:bCs/>
+          <w:i/>
+          <w:iCs/>
+          <w:sz w:val="22"/>
+          <w:szCs w:val="22"/>
+        </w:rPr>
+      </w:r>
       <w:r>
         <w:rPr>
           <w:b/>
@@ -2678,6 +3286,14 @@
           <w:szCs w:val="22"/>
         </w:rPr>
       </w:r>
+      <w:r>
+        <w:rPr>
+          <w:b/>
+          <w:bCs/>
+          <w:sz w:val="22"/>
+          <w:szCs w:val="22"/>
+        </w:rPr>
+      </w:r>
     </w:p>
     <w:p>
       <w:pPr>
@@ -2705,6 +3321,12 @@
           <w:szCs w:val="22"/>
         </w:rPr>
       </w:r>
+      <w:r>
+        <w:rPr>
+          <w:sz w:val="22"/>
+          <w:szCs w:val="22"/>
+        </w:rPr>
+      </w:r>
     </w:p>
     <w:p>
       <w:pPr>
@@ -2717,6 +3339,12 @@
           <w:szCs w:val="22"/>
         </w:rPr>
       </w:pPr>
+      <w:r>
+        <w:rPr>
+          <w:sz w:val="22"/>
+          <w:szCs w:val="22"/>
+        </w:rPr>
+      </w:r>
       <w:r>
         <w:rPr>
           <w:sz w:val="22"/>
@@ -2754,6 +3382,12 @@
           <w:szCs w:val="22"/>
         </w:rPr>
       </w:r>
+      <w:r>
+        <w:rPr>
+          <w:sz w:val="22"/>
+          <w:szCs w:val="22"/>
+        </w:rPr>
+      </w:r>
     </w:p>
     <w:p>
       <w:pPr>
@@ -2778,55 +3412,6 @@
           <w:sz w:val="22"/>
           <w:szCs w:val="22"/>
         </w:rPr>
-      </w:r>
-    </w:p>
-    <w:p>
-      <w:pPr>
-        <w:pBdr/>
-        <w:spacing/>
-        <w:ind w:right="-873"/>
-        <w:rPr>
-          <w:sz w:val="21"/>
-          <w:szCs w:val="21"/>
-        </w:rPr>
-      </w:pPr>
-      <w:r>
-        <w:rPr>
-          <w:sz w:val="21"/>
-          <w:szCs w:val="21"/>
-        </w:rPr>
-        <w:t xml:space="preserve">NAME OF UNIT/DEPT./INSTITUTION HEAD</w:t>
-      </w:r>
-      <w:r>
-        <w:rPr>
-          <w:sz w:val="21"/>
-          <w:szCs w:val="21"/>
-        </w:rPr>
-      </w:r>
-    </w:p>
-    <w:p>
-      <w:pPr>
-        <w:pBdr/>
-        <w:spacing/>
-        <w:ind w:right="-873"/>
-        <w:rPr>
-          <w:sz w:val="22"/>
-          <w:szCs w:val="22"/>
-        </w:rPr>
-      </w:pPr>
-      <w:r>
-        <w:rPr>
-          <w:sz w:val="21"/>
-          <w:szCs w:val="21"/>
-        </w:rPr>
-        <w:t xml:space="preserve">DESIGNATION OF UNIT/DEPT./INSTITUTION HEA</w:t>
-      </w:r>
-      <w:r>
-        <w:rPr>
-          <w:sz w:val="21"/>
-          <w:szCs w:val="21"/>
-        </w:rPr>
-        <w:t xml:space="preserve">D</w:t>
       </w:r>
       <w:r>
         <w:rPr>
@@ -2888,7 +3473,7 @@
 <w:ftr xmlns:wpc="http://schemas.microsoft.com/office/word/2010/wordprocessingCanvas" xmlns:mc="http://schemas.openxmlformats.org/markup-compatibility/2006" xmlns:o="urn:schemas-microsoft-com:office:office" xmlns:r="http://schemas.openxmlformats.org/officeDocument/2006/relationships" xmlns:m="http://schemas.openxmlformats.org/officeDocument/2006/math" xmlns:v="urn:schemas-microsoft-com:vml" xmlns:wp14="http://schemas.microsoft.com/office/word/2010/wordprocessingDrawing" xmlns:wp="http://schemas.openxmlformats.org/drawingml/2006/wordprocessingDrawing" xmlns:w10="urn:schemas-microsoft-com:office:word" xmlns:w="http://schemas.openxmlformats.org/wordprocessingml/2006/main" xmlns:w14="http://schemas.microsoft.com/office/word/2010/wordml" xmlns:w15="http://schemas.microsoft.com/office/word/2012/wordml" xmlns:wpg="http://schemas.microsoft.com/office/word/2010/wordprocessingGroup" xmlns:wpi="http://schemas.microsoft.com/office/word/2010/wordprocessingInk" xmlns:wne="http://schemas.microsoft.com/office/word/2006/wordml" xmlns:a="http://schemas.openxmlformats.org/drawingml/2006/main" xmlns:wps="http://schemas.microsoft.com/office/word/2010/wordprocessingShape" mc:Ignorable="w14 w15 wp14">
   <w:p>
     <w:pPr>
-      <w:pStyle w:val="839"/>
+      <w:pStyle w:val="1041"/>
       <w:pBdr/>
       <w:spacing/>
       <w:ind/>
@@ -2958,6 +3543,12 @@
         <w:lang w:val="en-PH"/>
       </w:rPr>
       <w:t xml:space="preserve">1</w:t>
+    </w:r>
+    <w:r>
+      <w:rPr>
+        <w:sz w:val="18"/>
+        <w:lang w:val="en-PH"/>
+      </w:rPr>
     </w:r>
     <w:r>
       <w:rPr>
@@ -2973,7 +3564,7 @@
 <w:ftr xmlns:wpc="http://schemas.microsoft.com/office/word/2010/wordprocessingCanvas" xmlns:mc="http://schemas.openxmlformats.org/markup-compatibility/2006" xmlns:o="urn:schemas-microsoft-com:office:office" xmlns:r="http://schemas.openxmlformats.org/officeDocument/2006/relationships" xmlns:m="http://schemas.openxmlformats.org/officeDocument/2006/math" xmlns:v="urn:schemas-microsoft-com:vml" xmlns:wp14="http://schemas.microsoft.com/office/word/2010/wordprocessingDrawing" xmlns:wp="http://schemas.openxmlformats.org/drawingml/2006/wordprocessingDrawing" xmlns:w10="urn:schemas-microsoft-com:office:word" xmlns:w="http://schemas.openxmlformats.org/wordprocessingml/2006/main" xmlns:w14="http://schemas.microsoft.com/office/word/2010/wordml" xmlns:w15="http://schemas.microsoft.com/office/word/2012/wordml" xmlns:wpg="http://schemas.microsoft.com/office/word/2010/wordprocessingGroup" xmlns:wpi="http://schemas.microsoft.com/office/word/2010/wordprocessingInk" xmlns:wne="http://schemas.microsoft.com/office/word/2006/wordml" xmlns:a="http://schemas.openxmlformats.org/drawingml/2006/main" xmlns:wps="http://schemas.microsoft.com/office/word/2010/wordprocessingShape" mc:Ignorable="w14 w15 wp14">
   <w:p>
     <w:pPr>
-      <w:pStyle w:val="839"/>
+      <w:pStyle w:val="1041"/>
       <w:pBdr/>
       <w:spacing/>
       <w:ind/>
@@ -3045,6 +3636,12 @@
         <w:sz w:val="18"/>
       </w:rPr>
       <w:t xml:space="preserve">/arm</w:t>
+    </w:r>
+    <w:r>
+      <w:rPr>
+        <w:sz w:val="18"/>
+        <w:lang w:val="en-PH"/>
+      </w:rPr>
     </w:r>
     <w:r>
       <w:rPr>
@@ -3110,10 +3707,10 @@
             <wp:anchor xmlns:wp="http://schemas.openxmlformats.org/drawingml/2006/wordprocessingDrawing" xmlns:wp14="http://schemas.microsoft.com/office/word/2010/wordprocessingDrawing" distT="0" distB="0" distL="114300" distR="114300" simplePos="0" relativeHeight="251657216" behindDoc="1" locked="0" layoutInCell="1" allowOverlap="1">
               <wp:simplePos x="0" y="0"/>
               <wp:positionH relativeFrom="margin">
-                <wp:posOffset>1905</wp:posOffset>
+                <wp:posOffset>-293370</wp:posOffset>
               </wp:positionH>
               <wp:positionV relativeFrom="paragraph">
-                <wp:posOffset>-12065</wp:posOffset>
+                <wp:posOffset>16510</wp:posOffset>
               </wp:positionV>
               <wp:extent cx="848360" cy="838835"/>
               <wp:effectExtent l="0" t="0" r="2540" b="0"/>
@@ -3198,7 +3795,7 @@
               <v:path o:extrusionok="f" gradientshapeok="t" o:connecttype="rect"/>
               <o:lock v:ext="edit" aspectratio="t"/>
             </v:shapetype>
-            <v:shape id="_x0000_i0" o:spid="_x0000_s0" type="#_x0000_t75" style="position:absolute;z-index:-251657216;o:allowoverlap:true;o:allowincell:true;mso-position-horizontal-relative:margin;margin-left:0.15pt;mso-position-horizontal:absolute;mso-position-vertical-relative:text;margin-top:-0.95pt;mso-position-vertical:absolute;width:66.80pt;height:66.05pt;mso-wrap-distance-left:9.00pt;mso-wrap-distance-top:0.00pt;mso-wrap-distance-right:9.00pt;mso-wrap-distance-bottom:0.00pt;z-index:1;" wrapcoords="37426 0 19463 4542 2995 15134 0 36338 0 60560 2995 77213 26944 96898 37426 98412 61370 98412 71856 96898 95810 75699 98801 60560 98801 36338 97306 15134 82333 4542 61370 0 37426 0" stroked="f">
+            <v:shape id="_x0000_i0" o:spid="_x0000_s0" type="#_x0000_t75" style="position:absolute;z-index:-251657216;o:allowoverlap:true;o:allowincell:true;mso-position-horizontal-relative:margin;margin-left:-23.10pt;mso-position-horizontal:absolute;mso-position-vertical-relative:text;margin-top:1.30pt;mso-position-vertical:absolute;width:66.80pt;height:66.05pt;mso-wrap-distance-left:9.00pt;mso-wrap-distance-top:0.00pt;mso-wrap-distance-right:9.00pt;mso-wrap-distance-bottom:0.00pt;z-index:1;" wrapcoords="37426 0 19463 4542 2995 15134 0 36338 0 60560 2995 77213 26944 96898 37426 98412 61370 98412 71856 96898 95810 75699 98801 60560 98801 36338 97306 15134 82333 4542 61370 0 37426 0" stroked="f">
               <w10:wrap type="tight"/>
               <v:imagedata r:id="rId1" o:title=""/>
               <o:lock v:ext="edit" rotation="t"/>
@@ -3224,22 +3821,6 @@
         <w:lang w:eastAsia="en-PH"/>
       </w:rPr>
     </w:r>
-  </w:p>
-  <w:p>
-    <w:pPr>
-      <w:pBdr/>
-      <w:spacing/>
-      <w:ind w:left="1080"/>
-      <w:rPr>
-        <w:lang w:eastAsia="en-PH"/>
-      </w:rPr>
-    </w:pPr>
-    <w:r>
-      <w:rPr>
-        <w:lang w:eastAsia="en-PH"/>
-      </w:rPr>
-      <w:t xml:space="preserve">OFFICE OF THE VICE PRESIDENT FOR ACADEMIC AFFAIRS</w:t>
-    </w:r>
     <w:r>
       <w:rPr>
         <w:lang w:eastAsia="en-PH"/>
@@ -3259,7 +3840,38 @@
       <w:rPr>
         <w:lang w:eastAsia="en-PH"/>
       </w:rPr>
+      <w:t xml:space="preserve">OFFICE OF THE VICE PRESIDENT FOR ACADEMIC AFFAIRS</w:t>
+    </w:r>
+    <w:r>
+      <w:rPr>
+        <w:lang w:eastAsia="en-PH"/>
+      </w:rPr>
+    </w:r>
+    <w:r>
+      <w:rPr>
+        <w:lang w:eastAsia="en-PH"/>
+      </w:rPr>
+    </w:r>
+  </w:p>
+  <w:p>
+    <w:pPr>
+      <w:pBdr/>
+      <w:spacing/>
+      <w:ind w:left="1080"/>
+      <w:rPr>
+        <w:lang w:eastAsia="en-PH"/>
+      </w:rPr>
+    </w:pPr>
+    <w:r>
+      <w:rPr>
+        <w:lang w:eastAsia="en-PH"/>
+      </w:rPr>
       <w:t xml:space="preserve">International Publication Award</w:t>
+    </w:r>
+    <w:r>
+      <w:rPr>
+        <w:lang w:eastAsia="en-PH"/>
+      </w:rPr>
     </w:r>
     <w:r>
       <w:rPr>
@@ -3320,10 +3932,15 @@
         <w:lang w:eastAsia="en-PH"/>
       </w:rPr>
     </w:r>
+    <w:r>
+      <w:rPr>
+        <w:lang w:eastAsia="en-PH"/>
+      </w:rPr>
+    </w:r>
   </w:p>
   <w:p>
     <w:pPr>
-      <w:pStyle w:val="837"/>
+      <w:pStyle w:val="1039"/>
       <w:pBdr/>
       <w:spacing/>
       <w:ind/>
@@ -3457,22 +4074,6 @@
         <w:lang w:eastAsia="en-PH"/>
       </w:rPr>
     </w:r>
-  </w:p>
-  <w:p>
-    <w:pPr>
-      <w:pBdr/>
-      <w:spacing/>
-      <w:ind w:left="1080"/>
-      <w:rPr>
-        <w:lang w:eastAsia="en-PH"/>
-      </w:rPr>
-    </w:pPr>
-    <w:r>
-      <w:rPr>
-        <w:lang w:eastAsia="en-PH"/>
-      </w:rPr>
-      <w:t xml:space="preserve">OFFICE OF THE VICE PRESIDENT FOR ACADEMIC AFFAIRS</w:t>
-    </w:r>
     <w:r>
       <w:rPr>
         <w:lang w:eastAsia="en-PH"/>
@@ -3492,7 +4093,38 @@
       <w:rPr>
         <w:lang w:eastAsia="en-PH"/>
       </w:rPr>
+      <w:t xml:space="preserve">OFFICE OF THE VICE PRESIDENT FOR ACADEMIC AFFAIRS</w:t>
+    </w:r>
+    <w:r>
+      <w:rPr>
+        <w:lang w:eastAsia="en-PH"/>
+      </w:rPr>
+    </w:r>
+    <w:r>
+      <w:rPr>
+        <w:lang w:eastAsia="en-PH"/>
+      </w:rPr>
+    </w:r>
+  </w:p>
+  <w:p>
+    <w:pPr>
+      <w:pBdr/>
+      <w:spacing/>
+      <w:ind w:left="1080"/>
+      <w:rPr>
+        <w:lang w:eastAsia="en-PH"/>
+      </w:rPr>
+    </w:pPr>
+    <w:r>
+      <w:rPr>
+        <w:lang w:eastAsia="en-PH"/>
+      </w:rPr>
       <w:t xml:space="preserve">International Publication Award</w:t>
+    </w:r>
+    <w:r>
+      <w:rPr>
+        <w:lang w:eastAsia="en-PH"/>
+      </w:rPr>
     </w:r>
     <w:r>
       <w:rPr>
@@ -3542,6 +4174,11 @@
         <w:lang w:eastAsia="en-PH"/>
       </w:rPr>
     </w:r>
+    <w:r>
+      <w:rPr>
+        <w:lang w:eastAsia="en-PH"/>
+      </w:rPr>
+    </w:r>
   </w:p>
   <w:p>
     <w:pPr>
@@ -3554,6 +4191,12 @@
         <w:sz w:val="16"/>
       </w:rPr>
     </w:pPr>
+    <w:r>
+      <w:rPr>
+        <w:rFonts w:ascii="Arial" w:hAnsi="Arial" w:cs="Arial"/>
+        <w:sz w:val="16"/>
+      </w:rPr>
+    </w:r>
     <w:r>
       <w:rPr>
         <w:rFonts w:ascii="Arial" w:hAnsi="Arial" w:cs="Arial"/>
@@ -4151,9 +4794,9 @@
     <w:lsdException w:name="Bibliography" w:uiPriority="37"/>
     <w:lsdException w:name="TOC Heading" w:uiPriority="39" w:qFormat="1"/>
   </w:latentStyles>
-  <w:style w:type="table" w:styleId="13">
+  <w:style w:type="table" w:styleId="856">
     <w:name w:val="Table Grid Light"/>
-    <w:basedOn w:val="835"/>
+    <w:basedOn w:val="1037"/>
     <w:uiPriority w:val="59"/>
     <w:pPr>
       <w:pBdr/>
@@ -4350,9 +4993,9 @@
       </w:tcPr>
     </w:tblStylePr>
   </w:style>
-  <w:style w:type="table" w:styleId="14">
+  <w:style w:type="table" w:styleId="857">
     <w:name w:val="Plain Table 1"/>
-    <w:basedOn w:val="835"/>
+    <w:basedOn w:val="1037"/>
     <w:uiPriority w:val="59"/>
     <w:pPr>
       <w:pBdr/>
@@ -4575,9 +5218,9 @@
       </w:tcPr>
     </w:tblStylePr>
   </w:style>
-  <w:style w:type="table" w:styleId="15">
+  <w:style w:type="table" w:styleId="858">
     <w:name w:val="Plain Table 2"/>
-    <w:basedOn w:val="835"/>
+    <w:basedOn w:val="1037"/>
     <w:uiPriority w:val="59"/>
     <w:pPr>
       <w:pBdr/>
@@ -4808,9 +5451,9 @@
       </w:tcPr>
     </w:tblStylePr>
   </w:style>
-  <w:style w:type="table" w:styleId="16">
+  <w:style w:type="table" w:styleId="859">
     <w:name w:val="Plain Table 3"/>
-    <w:basedOn w:val="835"/>
+    <w:basedOn w:val="1037"/>
     <w:uiPriority w:val="99"/>
     <w:pPr>
       <w:pBdr/>
@@ -5038,9 +5681,9 @@
       </w:tcPr>
     </w:tblStylePr>
   </w:style>
-  <w:style w:type="table" w:styleId="17">
+  <w:style w:type="table" w:styleId="860">
     <w:name w:val="Plain Table 4"/>
-    <w:basedOn w:val="835"/>
+    <w:basedOn w:val="1037"/>
     <w:uiPriority w:val="99"/>
     <w:pPr>
       <w:pBdr/>
@@ -5254,9 +5897,9 @@
       </w:tcPr>
     </w:tblStylePr>
   </w:style>
-  <w:style w:type="table" w:styleId="18">
+  <w:style w:type="table" w:styleId="861">
     <w:name w:val="Plain Table 5"/>
-    <w:basedOn w:val="835"/>
+    <w:basedOn w:val="1037"/>
     <w:uiPriority w:val="99"/>
     <w:pPr>
       <w:pBdr/>
@@ -5487,9 +6130,9 @@
       </w:tcPr>
     </w:tblStylePr>
   </w:style>
-  <w:style w:type="table" w:styleId="19">
+  <w:style w:type="table" w:styleId="862">
     <w:name w:val="Grid Table 1 Light"/>
-    <w:basedOn w:val="835"/>
+    <w:basedOn w:val="1037"/>
     <w:uiPriority w:val="99"/>
     <w:pPr>
       <w:pBdr/>
@@ -5710,9 +6353,9 @@
       </w:tcPr>
     </w:tblStylePr>
   </w:style>
-  <w:style w:type="table" w:styleId="20">
+  <w:style w:type="table" w:styleId="863">
     <w:name w:val="Grid Table 1 Light - Accent 1"/>
-    <w:basedOn w:val="835"/>
+    <w:basedOn w:val="1037"/>
     <w:uiPriority w:val="99"/>
     <w:pPr>
       <w:pBdr/>
@@ -5933,9 +6576,9 @@
       </w:tcPr>
     </w:tblStylePr>
   </w:style>
-  <w:style w:type="table" w:styleId="21">
+  <w:style w:type="table" w:styleId="864">
     <w:name w:val="Grid Table 1 Light - Accent 2"/>
-    <w:basedOn w:val="835"/>
+    <w:basedOn w:val="1037"/>
     <w:uiPriority w:val="99"/>
     <w:pPr>
       <w:pBdr/>
@@ -6156,9 +6799,9 @@
       </w:tcPr>
     </w:tblStylePr>
   </w:style>
-  <w:style w:type="table" w:styleId="22">
+  <w:style w:type="table" w:styleId="865">
     <w:name w:val="Grid Table 1 Light - Accent 3"/>
-    <w:basedOn w:val="835"/>
+    <w:basedOn w:val="1037"/>
     <w:uiPriority w:val="99"/>
     <w:pPr>
       <w:pBdr/>
@@ -6379,9 +7022,9 @@
       </w:tcPr>
     </w:tblStylePr>
   </w:style>
-  <w:style w:type="table" w:styleId="23">
+  <w:style w:type="table" w:styleId="866">
     <w:name w:val="Grid Table 1 Light - Accent 4"/>
-    <w:basedOn w:val="835"/>
+    <w:basedOn w:val="1037"/>
     <w:uiPriority w:val="99"/>
     <w:pPr>
       <w:pBdr/>
@@ -6602,9 +7245,9 @@
       </w:tcPr>
     </w:tblStylePr>
   </w:style>
-  <w:style w:type="table" w:styleId="24">
+  <w:style w:type="table" w:styleId="867">
     <w:name w:val="Grid Table 1 Light - Accent 5"/>
-    <w:basedOn w:val="835"/>
+    <w:basedOn w:val="1037"/>
     <w:uiPriority w:val="99"/>
     <w:pPr>
       <w:pBdr/>
@@ -6825,9 +7468,9 @@
       </w:tcPr>
     </w:tblStylePr>
   </w:style>
-  <w:style w:type="table" w:styleId="25">
+  <w:style w:type="table" w:styleId="868">
     <w:name w:val="Grid Table 1 Light - Accent 6"/>
-    <w:basedOn w:val="835"/>
+    <w:basedOn w:val="1037"/>
     <w:uiPriority w:val="99"/>
     <w:pPr>
       <w:pBdr/>
@@ -7048,9 +7691,9 @@
       </w:tcPr>
     </w:tblStylePr>
   </w:style>
-  <w:style w:type="table" w:styleId="26">
+  <w:style w:type="table" w:styleId="869">
     <w:name w:val="Grid Table 2"/>
-    <w:basedOn w:val="835"/>
+    <w:basedOn w:val="1037"/>
     <w:uiPriority w:val="99"/>
     <w:pPr>
       <w:pBdr/>
@@ -7280,9 +7923,9 @@
       </w:tcPr>
     </w:tblStylePr>
   </w:style>
-  <w:style w:type="table" w:styleId="27">
+  <w:style w:type="table" w:styleId="870">
     <w:name w:val="Grid Table 2 - Accent 1"/>
-    <w:basedOn w:val="835"/>
+    <w:basedOn w:val="1037"/>
     <w:uiPriority w:val="99"/>
     <w:pPr>
       <w:pBdr/>
@@ -7512,9 +8155,9 @@
       </w:tcPr>
     </w:tblStylePr>
   </w:style>
-  <w:style w:type="table" w:styleId="28">
+  <w:style w:type="table" w:styleId="871">
     <w:name w:val="Grid Table 2 - Accent 2"/>
-    <w:basedOn w:val="835"/>
+    <w:basedOn w:val="1037"/>
     <w:uiPriority w:val="99"/>
     <w:pPr>
       <w:pBdr/>
@@ -7744,9 +8387,9 @@
       </w:tcPr>
     </w:tblStylePr>
   </w:style>
-  <w:style w:type="table" w:styleId="29">
+  <w:style w:type="table" w:styleId="872">
     <w:name w:val="Grid Table 2 - Accent 3"/>
-    <w:basedOn w:val="835"/>
+    <w:basedOn w:val="1037"/>
     <w:uiPriority w:val="99"/>
     <w:pPr>
       <w:pBdr/>
@@ -7976,9 +8619,9 @@
       </w:tcPr>
     </w:tblStylePr>
   </w:style>
-  <w:style w:type="table" w:styleId="30">
+  <w:style w:type="table" w:styleId="873">
     <w:name w:val="Grid Table 2 - Accent 4"/>
-    <w:basedOn w:val="835"/>
+    <w:basedOn w:val="1037"/>
     <w:uiPriority w:val="99"/>
     <w:pPr>
       <w:pBdr/>
@@ -8208,9 +8851,9 @@
       </w:tcPr>
     </w:tblStylePr>
   </w:style>
-  <w:style w:type="table" w:styleId="31">
+  <w:style w:type="table" w:styleId="874">
     <w:name w:val="Grid Table 2 - Accent 5"/>
-    <w:basedOn w:val="835"/>
+    <w:basedOn w:val="1037"/>
     <w:uiPriority w:val="99"/>
     <w:pPr>
       <w:pBdr/>
@@ -8440,9 +9083,9 @@
       </w:tcPr>
     </w:tblStylePr>
   </w:style>
-  <w:style w:type="table" w:styleId="32">
+  <w:style w:type="table" w:styleId="875">
     <w:name w:val="Grid Table 2 - Accent 6"/>
-    <w:basedOn w:val="835"/>
+    <w:basedOn w:val="1037"/>
     <w:uiPriority w:val="99"/>
     <w:pPr>
       <w:pBdr/>
@@ -8672,9 +9315,9 @@
       </w:tcPr>
     </w:tblStylePr>
   </w:style>
-  <w:style w:type="table" w:styleId="33">
+  <w:style w:type="table" w:styleId="876">
     <w:name w:val="Grid Table 3"/>
-    <w:basedOn w:val="835"/>
+    <w:basedOn w:val="1037"/>
     <w:uiPriority w:val="99"/>
     <w:pPr>
       <w:pBdr/>
@@ -8773,29 +9416,6 @@
         <w:tblBorders/>
       </w:tblPr>
       <w:tcPr>
-        <w:shd w:color="ffffff"/>
-        <w:tcBorders>
-          <w:top w:val="none" w:color="000000" w:sz="4" w:space="0"/>
-          <w:left w:val="none" w:color="000000" w:sz="4" w:space="0"/>
-          <w:bottom w:val="none" w:color="000000" w:sz="4" w:space="0"/>
-          <w:right w:val="none" w:color="000000" w:sz="4" w:space="0"/>
-        </w:tcBorders>
-      </w:tcPr>
-    </w:tblStylePr>
-    <w:tblStylePr w:type="firstRow">
-      <w:rPr>
-        <w:b/>
-        <w:color w:val="404040"/>
-      </w:rPr>
-      <w:pPr>
-        <w:pBdr/>
-        <w:spacing/>
-        <w:ind/>
-      </w:pPr>
-      <w:tblPr>
-        <w:tblBorders/>
-      </w:tblPr>
-      <w:tcPr>
         <w:shd w:val="clear" w:color="ffffff"/>
         <w:tcBorders>
           <w:top w:val="none" w:color="000000" w:sz="4" w:space="0"/>
@@ -8805,30 +9425,7 @@
         </w:tcBorders>
       </w:tcPr>
     </w:tblStylePr>
-    <w:tblStylePr w:type="lastCol">
-      <w:rPr>
-        <w:i/>
-        <w:color w:val="404040"/>
-      </w:rPr>
-      <w:pPr>
-        <w:pBdr/>
-        <w:spacing/>
-        <w:ind/>
-      </w:pPr>
-      <w:tblPr>
-        <w:tblBorders/>
-      </w:tblPr>
-      <w:tcPr>
-        <w:shd w:color="ffffff"/>
-        <w:tcBorders>
-          <w:top w:val="none" w:color="000000" w:sz="4" w:space="0"/>
-          <w:left w:val="none" w:color="000000" w:sz="4" w:space="0"/>
-          <w:bottom w:val="none" w:color="000000" w:sz="4" w:space="0"/>
-          <w:right w:val="none" w:color="000000" w:sz="4" w:space="0"/>
-        </w:tcBorders>
-      </w:tcPr>
-    </w:tblStylePr>
-    <w:tblStylePr w:type="lastRow">
+    <w:tblStylePr w:type="firstRow">
       <w:rPr>
         <w:b/>
         <w:color w:val="404040"/>
@@ -8851,6 +9448,52 @@
         </w:tcBorders>
       </w:tcPr>
     </w:tblStylePr>
+    <w:tblStylePr w:type="lastCol">
+      <w:rPr>
+        <w:i/>
+        <w:color w:val="404040"/>
+      </w:rPr>
+      <w:pPr>
+        <w:pBdr/>
+        <w:spacing/>
+        <w:ind/>
+      </w:pPr>
+      <w:tblPr>
+        <w:tblBorders/>
+      </w:tblPr>
+      <w:tcPr>
+        <w:shd w:val="clear" w:color="ffffff"/>
+        <w:tcBorders>
+          <w:top w:val="none" w:color="000000" w:sz="4" w:space="0"/>
+          <w:left w:val="none" w:color="000000" w:sz="4" w:space="0"/>
+          <w:bottom w:val="none" w:color="000000" w:sz="4" w:space="0"/>
+          <w:right w:val="none" w:color="000000" w:sz="4" w:space="0"/>
+        </w:tcBorders>
+      </w:tcPr>
+    </w:tblStylePr>
+    <w:tblStylePr w:type="lastRow">
+      <w:rPr>
+        <w:b/>
+        <w:color w:val="404040"/>
+      </w:rPr>
+      <w:pPr>
+        <w:pBdr/>
+        <w:spacing/>
+        <w:ind/>
+      </w:pPr>
+      <w:tblPr>
+        <w:tblBorders/>
+      </w:tblPr>
+      <w:tcPr>
+        <w:shd w:val="clear" w:color="ffffff"/>
+        <w:tcBorders>
+          <w:top w:val="none" w:color="000000" w:sz="4" w:space="0"/>
+          <w:left w:val="none" w:color="000000" w:sz="4" w:space="0"/>
+          <w:bottom w:val="none" w:color="000000" w:sz="4" w:space="0"/>
+          <w:right w:val="none" w:color="000000" w:sz="4" w:space="0"/>
+        </w:tcBorders>
+      </w:tcPr>
+    </w:tblStylePr>
     <w:tblStylePr w:type="nwCell">
       <w:pPr>
         <w:pBdr/>
@@ -8917,9 +9560,9 @@
       </w:tcPr>
     </w:tblStylePr>
   </w:style>
-  <w:style w:type="table" w:styleId="34">
+  <w:style w:type="table" w:styleId="877">
     <w:name w:val="Grid Table 3 - Accent 1"/>
-    <w:basedOn w:val="835"/>
+    <w:basedOn w:val="1037"/>
     <w:uiPriority w:val="99"/>
     <w:pPr>
       <w:pBdr/>
@@ -9018,29 +9661,6 @@
         <w:tblBorders/>
       </w:tblPr>
       <w:tcPr>
-        <w:shd w:color="ffffff"/>
-        <w:tcBorders>
-          <w:top w:val="none" w:color="000000" w:sz="4" w:space="0"/>
-          <w:left w:val="none" w:color="000000" w:sz="4" w:space="0"/>
-          <w:bottom w:val="none" w:color="000000" w:sz="4" w:space="0"/>
-          <w:right w:val="none" w:color="000000" w:sz="4" w:space="0"/>
-        </w:tcBorders>
-      </w:tcPr>
-    </w:tblStylePr>
-    <w:tblStylePr w:type="firstRow">
-      <w:rPr>
-        <w:b/>
-        <w:color w:val="404040"/>
-      </w:rPr>
-      <w:pPr>
-        <w:pBdr/>
-        <w:spacing/>
-        <w:ind/>
-      </w:pPr>
-      <w:tblPr>
-        <w:tblBorders/>
-      </w:tblPr>
-      <w:tcPr>
         <w:shd w:val="clear" w:color="ffffff"/>
         <w:tcBorders>
           <w:top w:val="none" w:color="000000" w:sz="4" w:space="0"/>
@@ -9050,30 +9670,7 @@
         </w:tcBorders>
       </w:tcPr>
     </w:tblStylePr>
-    <w:tblStylePr w:type="lastCol">
-      <w:rPr>
-        <w:i/>
-        <w:color w:val="404040"/>
-      </w:rPr>
-      <w:pPr>
-        <w:pBdr/>
-        <w:spacing/>
-        <w:ind/>
-      </w:pPr>
-      <w:tblPr>
-        <w:tblBorders/>
-      </w:tblPr>
-      <w:tcPr>
-        <w:shd w:color="ffffff"/>
-        <w:tcBorders>
-          <w:top w:val="none" w:color="000000" w:sz="4" w:space="0"/>
-          <w:left w:val="none" w:color="000000" w:sz="4" w:space="0"/>
-          <w:bottom w:val="none" w:color="000000" w:sz="4" w:space="0"/>
-          <w:right w:val="none" w:color="000000" w:sz="4" w:space="0"/>
-        </w:tcBorders>
-      </w:tcPr>
-    </w:tblStylePr>
-    <w:tblStylePr w:type="lastRow">
+    <w:tblStylePr w:type="firstRow">
       <w:rPr>
         <w:b/>
         <w:color w:val="404040"/>
@@ -9096,6 +9693,52 @@
         </w:tcBorders>
       </w:tcPr>
     </w:tblStylePr>
+    <w:tblStylePr w:type="lastCol">
+      <w:rPr>
+        <w:i/>
+        <w:color w:val="404040"/>
+      </w:rPr>
+      <w:pPr>
+        <w:pBdr/>
+        <w:spacing/>
+        <w:ind/>
+      </w:pPr>
+      <w:tblPr>
+        <w:tblBorders/>
+      </w:tblPr>
+      <w:tcPr>
+        <w:shd w:val="clear" w:color="ffffff"/>
+        <w:tcBorders>
+          <w:top w:val="none" w:color="000000" w:sz="4" w:space="0"/>
+          <w:left w:val="none" w:color="000000" w:sz="4" w:space="0"/>
+          <w:bottom w:val="none" w:color="000000" w:sz="4" w:space="0"/>
+          <w:right w:val="none" w:color="000000" w:sz="4" w:space="0"/>
+        </w:tcBorders>
+      </w:tcPr>
+    </w:tblStylePr>
+    <w:tblStylePr w:type="lastRow">
+      <w:rPr>
+        <w:b/>
+        <w:color w:val="404040"/>
+      </w:rPr>
+      <w:pPr>
+        <w:pBdr/>
+        <w:spacing/>
+        <w:ind/>
+      </w:pPr>
+      <w:tblPr>
+        <w:tblBorders/>
+      </w:tblPr>
+      <w:tcPr>
+        <w:shd w:val="clear" w:color="ffffff"/>
+        <w:tcBorders>
+          <w:top w:val="none" w:color="000000" w:sz="4" w:space="0"/>
+          <w:left w:val="none" w:color="000000" w:sz="4" w:space="0"/>
+          <w:bottom w:val="none" w:color="000000" w:sz="4" w:space="0"/>
+          <w:right w:val="none" w:color="000000" w:sz="4" w:space="0"/>
+        </w:tcBorders>
+      </w:tcPr>
+    </w:tblStylePr>
     <w:tblStylePr w:type="nwCell">
       <w:pPr>
         <w:pBdr/>
@@ -9162,9 +9805,9 @@
       </w:tcPr>
     </w:tblStylePr>
   </w:style>
-  <w:style w:type="table" w:styleId="35">
+  <w:style w:type="table" w:styleId="878">
     <w:name w:val="Grid Table 3 - Accent 2"/>
-    <w:basedOn w:val="835"/>
+    <w:basedOn w:val="1037"/>
     <w:uiPriority w:val="99"/>
     <w:pPr>
       <w:pBdr/>
@@ -9263,29 +9906,6 @@
         <w:tblBorders/>
       </w:tblPr>
       <w:tcPr>
-        <w:shd w:color="ffffff"/>
-        <w:tcBorders>
-          <w:top w:val="none" w:color="000000" w:sz="4" w:space="0"/>
-          <w:left w:val="none" w:color="000000" w:sz="4" w:space="0"/>
-          <w:bottom w:val="none" w:color="000000" w:sz="4" w:space="0"/>
-          <w:right w:val="none" w:color="000000" w:sz="4" w:space="0"/>
-        </w:tcBorders>
-      </w:tcPr>
-    </w:tblStylePr>
-    <w:tblStylePr w:type="firstRow">
-      <w:rPr>
-        <w:b/>
-        <w:color w:val="404040"/>
-      </w:rPr>
-      <w:pPr>
-        <w:pBdr/>
-        <w:spacing/>
-        <w:ind/>
-      </w:pPr>
-      <w:tblPr>
-        <w:tblBorders/>
-      </w:tblPr>
-      <w:tcPr>
         <w:shd w:val="clear" w:color="ffffff"/>
         <w:tcBorders>
           <w:top w:val="none" w:color="000000" w:sz="4" w:space="0"/>
@@ -9295,30 +9915,7 @@
         </w:tcBorders>
       </w:tcPr>
     </w:tblStylePr>
-    <w:tblStylePr w:type="lastCol">
-      <w:rPr>
-        <w:i/>
-        <w:color w:val="404040"/>
-      </w:rPr>
-      <w:pPr>
-        <w:pBdr/>
-        <w:spacing/>
-        <w:ind/>
-      </w:pPr>
-      <w:tblPr>
-        <w:tblBorders/>
-      </w:tblPr>
-      <w:tcPr>
-        <w:shd w:color="ffffff"/>
-        <w:tcBorders>
-          <w:top w:val="none" w:color="000000" w:sz="4" w:space="0"/>
-          <w:left w:val="none" w:color="000000" w:sz="4" w:space="0"/>
-          <w:bottom w:val="none" w:color="000000" w:sz="4" w:space="0"/>
-          <w:right w:val="none" w:color="000000" w:sz="4" w:space="0"/>
-        </w:tcBorders>
-      </w:tcPr>
-    </w:tblStylePr>
-    <w:tblStylePr w:type="lastRow">
+    <w:tblStylePr w:type="firstRow">
       <w:rPr>
         <w:b/>
         <w:color w:val="404040"/>
@@ -9341,6 +9938,52 @@
         </w:tcBorders>
       </w:tcPr>
     </w:tblStylePr>
+    <w:tblStylePr w:type="lastCol">
+      <w:rPr>
+        <w:i/>
+        <w:color w:val="404040"/>
+      </w:rPr>
+      <w:pPr>
+        <w:pBdr/>
+        <w:spacing/>
+        <w:ind/>
+      </w:pPr>
+      <w:tblPr>
+        <w:tblBorders/>
+      </w:tblPr>
+      <w:tcPr>
+        <w:shd w:val="clear" w:color="ffffff"/>
+        <w:tcBorders>
+          <w:top w:val="none" w:color="000000" w:sz="4" w:space="0"/>
+          <w:left w:val="none" w:color="000000" w:sz="4" w:space="0"/>
+          <w:bottom w:val="none" w:color="000000" w:sz="4" w:space="0"/>
+          <w:right w:val="none" w:color="000000" w:sz="4" w:space="0"/>
+        </w:tcBorders>
+      </w:tcPr>
+    </w:tblStylePr>
+    <w:tblStylePr w:type="lastRow">
+      <w:rPr>
+        <w:b/>
+        <w:color w:val="404040"/>
+      </w:rPr>
+      <w:pPr>
+        <w:pBdr/>
+        <w:spacing/>
+        <w:ind/>
+      </w:pPr>
+      <w:tblPr>
+        <w:tblBorders/>
+      </w:tblPr>
+      <w:tcPr>
+        <w:shd w:val="clear" w:color="ffffff"/>
+        <w:tcBorders>
+          <w:top w:val="none" w:color="000000" w:sz="4" w:space="0"/>
+          <w:left w:val="none" w:color="000000" w:sz="4" w:space="0"/>
+          <w:bottom w:val="none" w:color="000000" w:sz="4" w:space="0"/>
+          <w:right w:val="none" w:color="000000" w:sz="4" w:space="0"/>
+        </w:tcBorders>
+      </w:tcPr>
+    </w:tblStylePr>
     <w:tblStylePr w:type="nwCell">
       <w:pPr>
         <w:pBdr/>
@@ -9407,9 +10050,9 @@
       </w:tcPr>
     </w:tblStylePr>
   </w:style>
-  <w:style w:type="table" w:styleId="36">
+  <w:style w:type="table" w:styleId="879">
     <w:name w:val="Grid Table 3 - Accent 3"/>
-    <w:basedOn w:val="835"/>
+    <w:basedOn w:val="1037"/>
     <w:uiPriority w:val="99"/>
     <w:pPr>
       <w:pBdr/>
@@ -9508,29 +10151,6 @@
         <w:tblBorders/>
       </w:tblPr>
       <w:tcPr>
-        <w:shd w:color="ffffff"/>
-        <w:tcBorders>
-          <w:top w:val="none" w:color="000000" w:sz="4" w:space="0"/>
-          <w:left w:val="none" w:color="000000" w:sz="4" w:space="0"/>
-          <w:bottom w:val="none" w:color="000000" w:sz="4" w:space="0"/>
-          <w:right w:val="none" w:color="000000" w:sz="4" w:space="0"/>
-        </w:tcBorders>
-      </w:tcPr>
-    </w:tblStylePr>
-    <w:tblStylePr w:type="firstRow">
-      <w:rPr>
-        <w:b/>
-        <w:color w:val="404040"/>
-      </w:rPr>
-      <w:pPr>
-        <w:pBdr/>
-        <w:spacing/>
-        <w:ind/>
-      </w:pPr>
-      <w:tblPr>
-        <w:tblBorders/>
-      </w:tblPr>
-      <w:tcPr>
         <w:shd w:val="clear" w:color="ffffff"/>
         <w:tcBorders>
           <w:top w:val="none" w:color="000000" w:sz="4" w:space="0"/>
@@ -9540,30 +10160,7 @@
         </w:tcBorders>
       </w:tcPr>
     </w:tblStylePr>
-    <w:tblStylePr w:type="lastCol">
-      <w:rPr>
-        <w:i/>
-        <w:color w:val="404040"/>
-      </w:rPr>
-      <w:pPr>
-        <w:pBdr/>
-        <w:spacing/>
-        <w:ind/>
-      </w:pPr>
-      <w:tblPr>
-        <w:tblBorders/>
-      </w:tblPr>
-      <w:tcPr>
-        <w:shd w:color="ffffff"/>
-        <w:tcBorders>
-          <w:top w:val="none" w:color="000000" w:sz="4" w:space="0"/>
-          <w:left w:val="none" w:color="000000" w:sz="4" w:space="0"/>
-          <w:bottom w:val="none" w:color="000000" w:sz="4" w:space="0"/>
-          <w:right w:val="none" w:color="000000" w:sz="4" w:space="0"/>
-        </w:tcBorders>
-      </w:tcPr>
-    </w:tblStylePr>
-    <w:tblStylePr w:type="lastRow">
+    <w:tblStylePr w:type="firstRow">
       <w:rPr>
         <w:b/>
         <w:color w:val="404040"/>
@@ -9586,6 +10183,52 @@
         </w:tcBorders>
       </w:tcPr>
     </w:tblStylePr>
+    <w:tblStylePr w:type="lastCol">
+      <w:rPr>
+        <w:i/>
+        <w:color w:val="404040"/>
+      </w:rPr>
+      <w:pPr>
+        <w:pBdr/>
+        <w:spacing/>
+        <w:ind/>
+      </w:pPr>
+      <w:tblPr>
+        <w:tblBorders/>
+      </w:tblPr>
+      <w:tcPr>
+        <w:shd w:val="clear" w:color="ffffff"/>
+        <w:tcBorders>
+          <w:top w:val="none" w:color="000000" w:sz="4" w:space="0"/>
+          <w:left w:val="none" w:color="000000" w:sz="4" w:space="0"/>
+          <w:bottom w:val="none" w:color="000000" w:sz="4" w:space="0"/>
+          <w:right w:val="none" w:color="000000" w:sz="4" w:space="0"/>
+        </w:tcBorders>
+      </w:tcPr>
+    </w:tblStylePr>
+    <w:tblStylePr w:type="lastRow">
+      <w:rPr>
+        <w:b/>
+        <w:color w:val="404040"/>
+      </w:rPr>
+      <w:pPr>
+        <w:pBdr/>
+        <w:spacing/>
+        <w:ind/>
+      </w:pPr>
+      <w:tblPr>
+        <w:tblBorders/>
+      </w:tblPr>
+      <w:tcPr>
+        <w:shd w:val="clear" w:color="ffffff"/>
+        <w:tcBorders>
+          <w:top w:val="none" w:color="000000" w:sz="4" w:space="0"/>
+          <w:left w:val="none" w:color="000000" w:sz="4" w:space="0"/>
+          <w:bottom w:val="none" w:color="000000" w:sz="4" w:space="0"/>
+          <w:right w:val="none" w:color="000000" w:sz="4" w:space="0"/>
+        </w:tcBorders>
+      </w:tcPr>
+    </w:tblStylePr>
     <w:tblStylePr w:type="nwCell">
       <w:pPr>
         <w:pBdr/>
@@ -9652,9 +10295,9 @@
       </w:tcPr>
     </w:tblStylePr>
   </w:style>
-  <w:style w:type="table" w:styleId="37">
+  <w:style w:type="table" w:styleId="880">
     <w:name w:val="Grid Table 3 - Accent 4"/>
-    <w:basedOn w:val="835"/>
+    <w:basedOn w:val="1037"/>
     <w:uiPriority w:val="99"/>
     <w:pPr>
       <w:pBdr/>
@@ -9753,29 +10396,6 @@
         <w:tblBorders/>
       </w:tblPr>
       <w:tcPr>
-        <w:shd w:color="ffffff"/>
-        <w:tcBorders>
-          <w:top w:val="none" w:color="000000" w:sz="4" w:space="0"/>
-          <w:left w:val="none" w:color="000000" w:sz="4" w:space="0"/>
-          <w:bottom w:val="none" w:color="000000" w:sz="4" w:space="0"/>
-          <w:right w:val="none" w:color="000000" w:sz="4" w:space="0"/>
-        </w:tcBorders>
-      </w:tcPr>
-    </w:tblStylePr>
-    <w:tblStylePr w:type="firstRow">
-      <w:rPr>
-        <w:b/>
-        <w:color w:val="404040"/>
-      </w:rPr>
-      <w:pPr>
-        <w:pBdr/>
-        <w:spacing/>
-        <w:ind/>
-      </w:pPr>
-      <w:tblPr>
-        <w:tblBorders/>
-      </w:tblPr>
-      <w:tcPr>
         <w:shd w:val="clear" w:color="ffffff"/>
         <w:tcBorders>
           <w:top w:val="none" w:color="000000" w:sz="4" w:space="0"/>
@@ -9785,30 +10405,7 @@
         </w:tcBorders>
       </w:tcPr>
     </w:tblStylePr>
-    <w:tblStylePr w:type="lastCol">
-      <w:rPr>
-        <w:i/>
-        <w:color w:val="404040"/>
-      </w:rPr>
-      <w:pPr>
-        <w:pBdr/>
-        <w:spacing/>
-        <w:ind/>
-      </w:pPr>
-      <w:tblPr>
-        <w:tblBorders/>
-      </w:tblPr>
-      <w:tcPr>
-        <w:shd w:color="ffffff"/>
-        <w:tcBorders>
-          <w:top w:val="none" w:color="000000" w:sz="4" w:space="0"/>
-          <w:left w:val="none" w:color="000000" w:sz="4" w:space="0"/>
-          <w:bottom w:val="none" w:color="000000" w:sz="4" w:space="0"/>
-          <w:right w:val="none" w:color="000000" w:sz="4" w:space="0"/>
-        </w:tcBorders>
-      </w:tcPr>
-    </w:tblStylePr>
-    <w:tblStylePr w:type="lastRow">
+    <w:tblStylePr w:type="firstRow">
       <w:rPr>
         <w:b/>
         <w:color w:val="404040"/>
@@ -9831,6 +10428,52 @@
         </w:tcBorders>
       </w:tcPr>
     </w:tblStylePr>
+    <w:tblStylePr w:type="lastCol">
+      <w:rPr>
+        <w:i/>
+        <w:color w:val="404040"/>
+      </w:rPr>
+      <w:pPr>
+        <w:pBdr/>
+        <w:spacing/>
+        <w:ind/>
+      </w:pPr>
+      <w:tblPr>
+        <w:tblBorders/>
+      </w:tblPr>
+      <w:tcPr>
+        <w:shd w:val="clear" w:color="ffffff"/>
+        <w:tcBorders>
+          <w:top w:val="none" w:color="000000" w:sz="4" w:space="0"/>
+          <w:left w:val="none" w:color="000000" w:sz="4" w:space="0"/>
+          <w:bottom w:val="none" w:color="000000" w:sz="4" w:space="0"/>
+          <w:right w:val="none" w:color="000000" w:sz="4" w:space="0"/>
+        </w:tcBorders>
+      </w:tcPr>
+    </w:tblStylePr>
+    <w:tblStylePr w:type="lastRow">
+      <w:rPr>
+        <w:b/>
+        <w:color w:val="404040"/>
+      </w:rPr>
+      <w:pPr>
+        <w:pBdr/>
+        <w:spacing/>
+        <w:ind/>
+      </w:pPr>
+      <w:tblPr>
+        <w:tblBorders/>
+      </w:tblPr>
+      <w:tcPr>
+        <w:shd w:val="clear" w:color="ffffff"/>
+        <w:tcBorders>
+          <w:top w:val="none" w:color="000000" w:sz="4" w:space="0"/>
+          <w:left w:val="none" w:color="000000" w:sz="4" w:space="0"/>
+          <w:bottom w:val="none" w:color="000000" w:sz="4" w:space="0"/>
+          <w:right w:val="none" w:color="000000" w:sz="4" w:space="0"/>
+        </w:tcBorders>
+      </w:tcPr>
+    </w:tblStylePr>
     <w:tblStylePr w:type="nwCell">
       <w:pPr>
         <w:pBdr/>
@@ -9897,9 +10540,9 @@
       </w:tcPr>
     </w:tblStylePr>
   </w:style>
-  <w:style w:type="table" w:styleId="38">
+  <w:style w:type="table" w:styleId="881">
     <w:name w:val="Grid Table 3 - Accent 5"/>
-    <w:basedOn w:val="835"/>
+    <w:basedOn w:val="1037"/>
     <w:uiPriority w:val="99"/>
     <w:pPr>
       <w:pBdr/>
@@ -9998,29 +10641,6 @@
         <w:tblBorders/>
       </w:tblPr>
       <w:tcPr>
-        <w:shd w:color="ffffff"/>
-        <w:tcBorders>
-          <w:top w:val="none" w:color="000000" w:sz="4" w:space="0"/>
-          <w:left w:val="none" w:color="000000" w:sz="4" w:space="0"/>
-          <w:bottom w:val="none" w:color="000000" w:sz="4" w:space="0"/>
-          <w:right w:val="none" w:color="000000" w:sz="4" w:space="0"/>
-        </w:tcBorders>
-      </w:tcPr>
-    </w:tblStylePr>
-    <w:tblStylePr w:type="firstRow">
-      <w:rPr>
-        <w:b/>
-        <w:color w:val="404040"/>
-      </w:rPr>
-      <w:pPr>
-        <w:pBdr/>
-        <w:spacing/>
-        <w:ind/>
-      </w:pPr>
-      <w:tblPr>
-        <w:tblBorders/>
-      </w:tblPr>
-      <w:tcPr>
         <w:shd w:val="clear" w:color="ffffff"/>
         <w:tcBorders>
           <w:top w:val="none" w:color="000000" w:sz="4" w:space="0"/>
@@ -10030,30 +10650,7 @@
         </w:tcBorders>
       </w:tcPr>
     </w:tblStylePr>
-    <w:tblStylePr w:type="lastCol">
-      <w:rPr>
-        <w:i/>
-        <w:color w:val="404040"/>
-      </w:rPr>
-      <w:pPr>
-        <w:pBdr/>
-        <w:spacing/>
-        <w:ind/>
-      </w:pPr>
-      <w:tblPr>
-        <w:tblBorders/>
-      </w:tblPr>
-      <w:tcPr>
-        <w:shd w:color="ffffff"/>
-        <w:tcBorders>
-          <w:top w:val="none" w:color="000000" w:sz="4" w:space="0"/>
-          <w:left w:val="none" w:color="000000" w:sz="4" w:space="0"/>
-          <w:bottom w:val="none" w:color="000000" w:sz="4" w:space="0"/>
-          <w:right w:val="none" w:color="000000" w:sz="4" w:space="0"/>
-        </w:tcBorders>
-      </w:tcPr>
-    </w:tblStylePr>
-    <w:tblStylePr w:type="lastRow">
+    <w:tblStylePr w:type="firstRow">
       <w:rPr>
         <w:b/>
         <w:color w:val="404040"/>
@@ -10076,6 +10673,52 @@
         </w:tcBorders>
       </w:tcPr>
     </w:tblStylePr>
+    <w:tblStylePr w:type="lastCol">
+      <w:rPr>
+        <w:i/>
+        <w:color w:val="404040"/>
+      </w:rPr>
+      <w:pPr>
+        <w:pBdr/>
+        <w:spacing/>
+        <w:ind/>
+      </w:pPr>
+      <w:tblPr>
+        <w:tblBorders/>
+      </w:tblPr>
+      <w:tcPr>
+        <w:shd w:val="clear" w:color="ffffff"/>
+        <w:tcBorders>
+          <w:top w:val="none" w:color="000000" w:sz="4" w:space="0"/>
+          <w:left w:val="none" w:color="000000" w:sz="4" w:space="0"/>
+          <w:bottom w:val="none" w:color="000000" w:sz="4" w:space="0"/>
+          <w:right w:val="none" w:color="000000" w:sz="4" w:space="0"/>
+        </w:tcBorders>
+      </w:tcPr>
+    </w:tblStylePr>
+    <w:tblStylePr w:type="lastRow">
+      <w:rPr>
+        <w:b/>
+        <w:color w:val="404040"/>
+      </w:rPr>
+      <w:pPr>
+        <w:pBdr/>
+        <w:spacing/>
+        <w:ind/>
+      </w:pPr>
+      <w:tblPr>
+        <w:tblBorders/>
+      </w:tblPr>
+      <w:tcPr>
+        <w:shd w:val="clear" w:color="ffffff"/>
+        <w:tcBorders>
+          <w:top w:val="none" w:color="000000" w:sz="4" w:space="0"/>
+          <w:left w:val="none" w:color="000000" w:sz="4" w:space="0"/>
+          <w:bottom w:val="none" w:color="000000" w:sz="4" w:space="0"/>
+          <w:right w:val="none" w:color="000000" w:sz="4" w:space="0"/>
+        </w:tcBorders>
+      </w:tcPr>
+    </w:tblStylePr>
     <w:tblStylePr w:type="nwCell">
       <w:pPr>
         <w:pBdr/>
@@ -10142,9 +10785,9 @@
       </w:tcPr>
     </w:tblStylePr>
   </w:style>
-  <w:style w:type="table" w:styleId="39">
+  <w:style w:type="table" w:styleId="882">
     <w:name w:val="Grid Table 3 - Accent 6"/>
-    <w:basedOn w:val="835"/>
+    <w:basedOn w:val="1037"/>
     <w:uiPriority w:val="99"/>
     <w:pPr>
       <w:pBdr/>
@@ -10243,29 +10886,6 @@
         <w:tblBorders/>
       </w:tblPr>
       <w:tcPr>
-        <w:shd w:color="ffffff"/>
-        <w:tcBorders>
-          <w:top w:val="none" w:color="000000" w:sz="4" w:space="0"/>
-          <w:left w:val="none" w:color="000000" w:sz="4" w:space="0"/>
-          <w:bottom w:val="none" w:color="000000" w:sz="4" w:space="0"/>
-          <w:right w:val="none" w:color="000000" w:sz="4" w:space="0"/>
-        </w:tcBorders>
-      </w:tcPr>
-    </w:tblStylePr>
-    <w:tblStylePr w:type="firstRow">
-      <w:rPr>
-        <w:b/>
-        <w:color w:val="404040"/>
-      </w:rPr>
-      <w:pPr>
-        <w:pBdr/>
-        <w:spacing/>
-        <w:ind/>
-      </w:pPr>
-      <w:tblPr>
-        <w:tblBorders/>
-      </w:tblPr>
-      <w:tcPr>
         <w:shd w:val="clear" w:color="ffffff"/>
         <w:tcBorders>
           <w:top w:val="none" w:color="000000" w:sz="4" w:space="0"/>
@@ -10275,30 +10895,7 @@
         </w:tcBorders>
       </w:tcPr>
     </w:tblStylePr>
-    <w:tblStylePr w:type="lastCol">
-      <w:rPr>
-        <w:i/>
-        <w:color w:val="404040"/>
-      </w:rPr>
-      <w:pPr>
-        <w:pBdr/>
-        <w:spacing/>
-        <w:ind/>
-      </w:pPr>
-      <w:tblPr>
-        <w:tblBorders/>
-      </w:tblPr>
-      <w:tcPr>
-        <w:shd w:color="ffffff"/>
-        <w:tcBorders>
-          <w:top w:val="none" w:color="000000" w:sz="4" w:space="0"/>
-          <w:left w:val="none" w:color="000000" w:sz="4" w:space="0"/>
-          <w:bottom w:val="none" w:color="000000" w:sz="4" w:space="0"/>
-          <w:right w:val="none" w:color="000000" w:sz="4" w:space="0"/>
-        </w:tcBorders>
-      </w:tcPr>
-    </w:tblStylePr>
-    <w:tblStylePr w:type="lastRow">
+    <w:tblStylePr w:type="firstRow">
       <w:rPr>
         <w:b/>
         <w:color w:val="404040"/>
@@ -10321,6 +10918,52 @@
         </w:tcBorders>
       </w:tcPr>
     </w:tblStylePr>
+    <w:tblStylePr w:type="lastCol">
+      <w:rPr>
+        <w:i/>
+        <w:color w:val="404040"/>
+      </w:rPr>
+      <w:pPr>
+        <w:pBdr/>
+        <w:spacing/>
+        <w:ind/>
+      </w:pPr>
+      <w:tblPr>
+        <w:tblBorders/>
+      </w:tblPr>
+      <w:tcPr>
+        <w:shd w:val="clear" w:color="ffffff"/>
+        <w:tcBorders>
+          <w:top w:val="none" w:color="000000" w:sz="4" w:space="0"/>
+          <w:left w:val="none" w:color="000000" w:sz="4" w:space="0"/>
+          <w:bottom w:val="none" w:color="000000" w:sz="4" w:space="0"/>
+          <w:right w:val="none" w:color="000000" w:sz="4" w:space="0"/>
+        </w:tcBorders>
+      </w:tcPr>
+    </w:tblStylePr>
+    <w:tblStylePr w:type="lastRow">
+      <w:rPr>
+        <w:b/>
+        <w:color w:val="404040"/>
+      </w:rPr>
+      <w:pPr>
+        <w:pBdr/>
+        <w:spacing/>
+        <w:ind/>
+      </w:pPr>
+      <w:tblPr>
+        <w:tblBorders/>
+      </w:tblPr>
+      <w:tcPr>
+        <w:shd w:val="clear" w:color="ffffff"/>
+        <w:tcBorders>
+          <w:top w:val="none" w:color="000000" w:sz="4" w:space="0"/>
+          <w:left w:val="none" w:color="000000" w:sz="4" w:space="0"/>
+          <w:bottom w:val="none" w:color="000000" w:sz="4" w:space="0"/>
+          <w:right w:val="none" w:color="000000" w:sz="4" w:space="0"/>
+        </w:tcBorders>
+      </w:tcPr>
+    </w:tblStylePr>
     <w:tblStylePr w:type="nwCell">
       <w:pPr>
         <w:pBdr/>
@@ -10387,9 +11030,9 @@
       </w:tcPr>
     </w:tblStylePr>
   </w:style>
-  <w:style w:type="table" w:styleId="40">
+  <w:style w:type="table" w:styleId="883">
     <w:name w:val="Grid Table 4"/>
-    <w:basedOn w:val="835"/>
+    <w:basedOn w:val="1037"/>
     <w:uiPriority w:val="59"/>
     <w:pPr>
       <w:pBdr/>
@@ -10620,9 +11263,9 @@
       </w:tcPr>
     </w:tblStylePr>
   </w:style>
-  <w:style w:type="table" w:styleId="41">
+  <w:style w:type="table" w:styleId="884">
     <w:name w:val="Grid Table 4 - Accent 1"/>
-    <w:basedOn w:val="835"/>
+    <w:basedOn w:val="1037"/>
     <w:uiPriority w:val="59"/>
     <w:pPr>
       <w:pBdr/>
@@ -10853,9 +11496,9 @@
       </w:tcPr>
     </w:tblStylePr>
   </w:style>
-  <w:style w:type="table" w:styleId="42">
+  <w:style w:type="table" w:styleId="885">
     <w:name w:val="Grid Table 4 - Accent 2"/>
-    <w:basedOn w:val="835"/>
+    <w:basedOn w:val="1037"/>
     <w:uiPriority w:val="59"/>
     <w:pPr>
       <w:pBdr/>
@@ -11086,9 +11729,9 @@
       </w:tcPr>
     </w:tblStylePr>
   </w:style>
-  <w:style w:type="table" w:styleId="43">
+  <w:style w:type="table" w:styleId="886">
     <w:name w:val="Grid Table 4 - Accent 3"/>
-    <w:basedOn w:val="835"/>
+    <w:basedOn w:val="1037"/>
     <w:uiPriority w:val="59"/>
     <w:pPr>
       <w:pBdr/>
@@ -11319,9 +11962,9 @@
       </w:tcPr>
     </w:tblStylePr>
   </w:style>
-  <w:style w:type="table" w:styleId="44">
+  <w:style w:type="table" w:styleId="887">
     <w:name w:val="Grid Table 4 - Accent 4"/>
-    <w:basedOn w:val="835"/>
+    <w:basedOn w:val="1037"/>
     <w:uiPriority w:val="59"/>
     <w:pPr>
       <w:pBdr/>
@@ -11552,9 +12195,9 @@
       </w:tcPr>
     </w:tblStylePr>
   </w:style>
-  <w:style w:type="table" w:styleId="45">
+  <w:style w:type="table" w:styleId="888">
     <w:name w:val="Grid Table 4 - Accent 5"/>
-    <w:basedOn w:val="835"/>
+    <w:basedOn w:val="1037"/>
     <w:uiPriority w:val="59"/>
     <w:pPr>
       <w:pBdr/>
@@ -11785,9 +12428,9 @@
       </w:tcPr>
     </w:tblStylePr>
   </w:style>
-  <w:style w:type="table" w:styleId="46">
+  <w:style w:type="table" w:styleId="889">
     <w:name w:val="Grid Table 4 - Accent 6"/>
-    <w:basedOn w:val="835"/>
+    <w:basedOn w:val="1037"/>
     <w:uiPriority w:val="59"/>
     <w:pPr>
       <w:pBdr/>
@@ -12018,9 +12661,9 @@
       </w:tcPr>
     </w:tblStylePr>
   </w:style>
-  <w:style w:type="table" w:styleId="47">
+  <w:style w:type="table" w:styleId="890">
     <w:name w:val="Grid Table 5 Dark"/>
-    <w:basedOn w:val="835"/>
+    <w:basedOn w:val="1037"/>
     <w:uiPriority w:val="99"/>
     <w:pPr>
       <w:pBdr/>
@@ -12246,9 +12889,9 @@
       </w:tcPr>
     </w:tblStylePr>
   </w:style>
-  <w:style w:type="table" w:styleId="48">
+  <w:style w:type="table" w:styleId="891">
     <w:name w:val="Grid Table 5 Dark- Accent 1"/>
-    <w:basedOn w:val="835"/>
+    <w:basedOn w:val="1037"/>
     <w:uiPriority w:val="99"/>
     <w:pPr>
       <w:pBdr/>
@@ -12474,9 +13117,9 @@
       </w:tcPr>
     </w:tblStylePr>
   </w:style>
-  <w:style w:type="table" w:styleId="49">
+  <w:style w:type="table" w:styleId="892">
     <w:name w:val="Grid Table 5 Dark - Accent 2"/>
-    <w:basedOn w:val="835"/>
+    <w:basedOn w:val="1037"/>
     <w:uiPriority w:val="99"/>
     <w:pPr>
       <w:pBdr/>
@@ -12702,9 +13345,9 @@
       </w:tcPr>
     </w:tblStylePr>
   </w:style>
-  <w:style w:type="table" w:styleId="50">
+  <w:style w:type="table" w:styleId="893">
     <w:name w:val="Grid Table 5 Dark - Accent 3"/>
-    <w:basedOn w:val="835"/>
+    <w:basedOn w:val="1037"/>
     <w:uiPriority w:val="99"/>
     <w:pPr>
       <w:pBdr/>
@@ -12930,9 +13573,9 @@
       </w:tcPr>
     </w:tblStylePr>
   </w:style>
-  <w:style w:type="table" w:styleId="51">
+  <w:style w:type="table" w:styleId="894">
     <w:name w:val="Grid Table 5 Dark- Accent 4"/>
-    <w:basedOn w:val="835"/>
+    <w:basedOn w:val="1037"/>
     <w:uiPriority w:val="99"/>
     <w:pPr>
       <w:pBdr/>
@@ -13158,9 +13801,9 @@
       </w:tcPr>
     </w:tblStylePr>
   </w:style>
-  <w:style w:type="table" w:styleId="52">
+  <w:style w:type="table" w:styleId="895">
     <w:name w:val="Grid Table 5 Dark - Accent 5"/>
-    <w:basedOn w:val="835"/>
+    <w:basedOn w:val="1037"/>
     <w:uiPriority w:val="99"/>
     <w:pPr>
       <w:pBdr/>
@@ -13386,9 +14029,9 @@
       </w:tcPr>
     </w:tblStylePr>
   </w:style>
-  <w:style w:type="table" w:styleId="53">
+  <w:style w:type="table" w:styleId="896">
     <w:name w:val="Grid Table 5 Dark - Accent 6"/>
-    <w:basedOn w:val="835"/>
+    <w:basedOn w:val="1037"/>
     <w:uiPriority w:val="99"/>
     <w:pPr>
       <w:pBdr/>
@@ -13614,9 +14257,9 @@
       </w:tcPr>
     </w:tblStylePr>
   </w:style>
-  <w:style w:type="table" w:styleId="54">
+  <w:style w:type="table" w:styleId="897">
     <w:name w:val="Grid Table 6 Colorful"/>
-    <w:basedOn w:val="835"/>
+    <w:basedOn w:val="1037"/>
     <w:uiPriority w:val="99"/>
     <w:pPr>
       <w:pBdr/>
@@ -13844,9 +14487,9 @@
       </w:tcPr>
     </w:tblStylePr>
   </w:style>
-  <w:style w:type="table" w:styleId="55">
+  <w:style w:type="table" w:styleId="898">
     <w:name w:val="Grid Table 6 Colorful - Accent 1"/>
-    <w:basedOn w:val="835"/>
+    <w:basedOn w:val="1037"/>
     <w:uiPriority w:val="99"/>
     <w:pPr>
       <w:pBdr/>
@@ -14074,9 +14717,9 @@
       </w:tcPr>
     </w:tblStylePr>
   </w:style>
-  <w:style w:type="table" w:styleId="56">
+  <w:style w:type="table" w:styleId="899">
     <w:name w:val="Grid Table 6 Colorful - Accent 2"/>
-    <w:basedOn w:val="835"/>
+    <w:basedOn w:val="1037"/>
     <w:uiPriority w:val="99"/>
     <w:pPr>
       <w:pBdr/>
@@ -14304,9 +14947,9 @@
       </w:tcPr>
     </w:tblStylePr>
   </w:style>
-  <w:style w:type="table" w:styleId="57">
+  <w:style w:type="table" w:styleId="900">
     <w:name w:val="Grid Table 6 Colorful - Accent 3"/>
-    <w:basedOn w:val="835"/>
+    <w:basedOn w:val="1037"/>
     <w:uiPriority w:val="99"/>
     <w:pPr>
       <w:pBdr/>
@@ -14534,9 +15177,9 @@
       </w:tcPr>
     </w:tblStylePr>
   </w:style>
-  <w:style w:type="table" w:styleId="58">
+  <w:style w:type="table" w:styleId="901">
     <w:name w:val="Grid Table 6 Colorful - Accent 4"/>
-    <w:basedOn w:val="835"/>
+    <w:basedOn w:val="1037"/>
     <w:uiPriority w:val="99"/>
     <w:pPr>
       <w:pBdr/>
@@ -14764,9 +15407,9 @@
       </w:tcPr>
     </w:tblStylePr>
   </w:style>
-  <w:style w:type="table" w:styleId="59">
+  <w:style w:type="table" w:styleId="902">
     <w:name w:val="Grid Table 6 Colorful - Accent 5"/>
-    <w:basedOn w:val="835"/>
+    <w:basedOn w:val="1037"/>
     <w:uiPriority w:val="99"/>
     <w:pPr>
       <w:pBdr/>
@@ -14994,9 +15637,9 @@
       </w:tcPr>
     </w:tblStylePr>
   </w:style>
-  <w:style w:type="table" w:styleId="60">
+  <w:style w:type="table" w:styleId="903">
     <w:name w:val="Grid Table 6 Colorful - Accent 6"/>
-    <w:basedOn w:val="835"/>
+    <w:basedOn w:val="1037"/>
     <w:uiPriority w:val="99"/>
     <w:pPr>
       <w:pBdr/>
@@ -15224,9 +15867,9 @@
       </w:tcPr>
     </w:tblStylePr>
   </w:style>
-  <w:style w:type="table" w:styleId="61">
+  <w:style w:type="table" w:styleId="904">
     <w:name w:val="Grid Table 7 Colorful"/>
-    <w:basedOn w:val="835"/>
+    <w:basedOn w:val="1037"/>
     <w:uiPriority w:val="99"/>
     <w:pPr>
       <w:pBdr/>
@@ -15328,11 +15971,11 @@
         <w:tblBorders/>
       </w:tblPr>
       <w:tcPr>
-        <w:shd w:color="ffffff"/>
+        <w:shd w:val="clear" w:color="ffffff"/>
         <w:tcBorders>
-          <w:top w:val="none"/>
-          <w:left w:val="none"/>
-          <w:bottom w:val="none"/>
+          <w:top w:val="none" w:color="000000" w:sz="4" w:space="0"/>
+          <w:left w:val="none" w:color="000000" w:sz="4" w:space="0"/>
+          <w:bottom w:val="none" w:color="000000" w:sz="4" w:space="0"/>
           <w:right w:val="single" w:color="000000" w:themeColor="text1" w:themeTint="80" w:sz="4" w:space="0"/>
         </w:tcBorders>
       </w:tcPr>
@@ -15355,10 +15998,10 @@
       <w:tcPr>
         <w:shd w:val="clear" w:color="ffffff" w:themeColor="light1" w:fill="ffffff" w:themeFill="light1"/>
         <w:tcBorders>
-          <w:top w:val="none"/>
-          <w:left w:val="none"/>
+          <w:top w:val="none" w:color="000000" w:sz="4" w:space="0"/>
+          <w:left w:val="none" w:color="000000" w:sz="4" w:space="0"/>
           <w:bottom w:val="single" w:color="000000" w:themeColor="text1" w:themeTint="80" w:sz="4" w:space="0"/>
-          <w:right w:val="none"/>
+          <w:right w:val="none" w:color="000000" w:sz="4" w:space="0"/>
         </w:tcBorders>
       </w:tcPr>
     </w:tblStylePr>
@@ -15378,12 +16021,12 @@
         <w:tblBorders/>
       </w:tblPr>
       <w:tcPr>
-        <w:shd w:color="ffffff"/>
+        <w:shd w:val="clear" w:color="ffffff"/>
         <w:tcBorders>
-          <w:top w:val="none"/>
+          <w:top w:val="none" w:color="000000" w:sz="4" w:space="0"/>
           <w:left w:val="single" w:color="000000" w:themeColor="text1" w:themeTint="80" w:sz="4" w:space="0"/>
-          <w:bottom w:val="none"/>
-          <w:right w:val="none"/>
+          <w:bottom w:val="none" w:color="000000" w:sz="4" w:space="0"/>
+          <w:right w:val="none" w:color="000000" w:sz="4" w:space="0"/>
         </w:tcBorders>
       </w:tcPr>
     </w:tblStylePr>
@@ -15406,9 +16049,9 @@
         <w:shd w:val="clear" w:color="ffffff" w:themeColor="light1" w:fill="ffffff" w:themeFill="light1"/>
         <w:tcBorders>
           <w:top w:val="single" w:color="000000" w:themeColor="text1" w:themeTint="80" w:sz="4" w:space="0"/>
-          <w:left w:val="none"/>
-          <w:bottom w:val="none"/>
-          <w:right w:val="none"/>
+          <w:left w:val="none" w:color="000000" w:sz="4" w:space="0"/>
+          <w:bottom w:val="none" w:color="000000" w:sz="4" w:space="0"/>
+          <w:right w:val="none" w:color="000000" w:sz="4" w:space="0"/>
         </w:tcBorders>
       </w:tcPr>
     </w:tblStylePr>
@@ -15478,9 +16121,9 @@
       </w:tcPr>
     </w:tblStylePr>
   </w:style>
-  <w:style w:type="table" w:styleId="62">
+  <w:style w:type="table" w:styleId="905">
     <w:name w:val="Grid Table 7 Colorful - Accent 1"/>
-    <w:basedOn w:val="835"/>
+    <w:basedOn w:val="1037"/>
     <w:uiPriority w:val="99"/>
     <w:pPr>
       <w:pBdr/>
@@ -15582,11 +16225,11 @@
         <w:tblBorders/>
       </w:tblPr>
       <w:tcPr>
-        <w:shd w:color="ffffff"/>
+        <w:shd w:val="clear" w:color="ffffff"/>
         <w:tcBorders>
-          <w:top w:val="none"/>
-          <w:left w:val="none"/>
-          <w:bottom w:val="none"/>
+          <w:top w:val="none" w:color="000000" w:sz="4" w:space="0"/>
+          <w:left w:val="none" w:color="000000" w:sz="4" w:space="0"/>
+          <w:bottom w:val="none" w:color="000000" w:sz="4" w:space="0"/>
           <w:right w:val="single" w:color="000000" w:themeColor="accent1" w:themeTint="80" w:sz="4" w:space="0"/>
         </w:tcBorders>
       </w:tcPr>
@@ -15609,10 +16252,10 @@
       <w:tcPr>
         <w:shd w:val="clear" w:color="ffffff" w:themeColor="light1" w:fill="ffffff" w:themeFill="light1"/>
         <w:tcBorders>
-          <w:top w:val="none"/>
-          <w:left w:val="none"/>
+          <w:top w:val="none" w:color="000000" w:sz="4" w:space="0"/>
+          <w:left w:val="none" w:color="000000" w:sz="4" w:space="0"/>
           <w:bottom w:val="single" w:color="000000" w:themeColor="accent1" w:themeTint="80" w:sz="4" w:space="0"/>
-          <w:right w:val="none"/>
+          <w:right w:val="none" w:color="000000" w:sz="4" w:space="0"/>
         </w:tcBorders>
       </w:tcPr>
     </w:tblStylePr>
@@ -15632,12 +16275,12 @@
         <w:tblBorders/>
       </w:tblPr>
       <w:tcPr>
-        <w:shd w:color="ffffff"/>
+        <w:shd w:val="clear" w:color="ffffff"/>
         <w:tcBorders>
-          <w:top w:val="none"/>
+          <w:top w:val="none" w:color="000000" w:sz="4" w:space="0"/>
           <w:left w:val="single" w:color="000000" w:themeColor="accent1" w:themeTint="80" w:sz="4" w:space="0"/>
-          <w:bottom w:val="none"/>
-          <w:right w:val="none"/>
+          <w:bottom w:val="none" w:color="000000" w:sz="4" w:space="0"/>
+          <w:right w:val="none" w:color="000000" w:sz="4" w:space="0"/>
         </w:tcBorders>
       </w:tcPr>
     </w:tblStylePr>
@@ -15660,9 +16303,9 @@
         <w:shd w:val="clear" w:color="ffffff" w:themeColor="light1" w:fill="ffffff" w:themeFill="light1"/>
         <w:tcBorders>
           <w:top w:val="single" w:color="000000" w:themeColor="accent1" w:themeTint="80" w:sz="4" w:space="0"/>
-          <w:left w:val="none"/>
-          <w:bottom w:val="none"/>
-          <w:right w:val="none"/>
+          <w:left w:val="none" w:color="000000" w:sz="4" w:space="0"/>
+          <w:bottom w:val="none" w:color="000000" w:sz="4" w:space="0"/>
+          <w:right w:val="none" w:color="000000" w:sz="4" w:space="0"/>
         </w:tcBorders>
       </w:tcPr>
     </w:tblStylePr>
@@ -15732,9 +16375,9 @@
       </w:tcPr>
     </w:tblStylePr>
   </w:style>
-  <w:style w:type="table" w:styleId="63">
+  <w:style w:type="table" w:styleId="906">
     <w:name w:val="Grid Table 7 Colorful - Accent 2"/>
-    <w:basedOn w:val="835"/>
+    <w:basedOn w:val="1037"/>
     <w:uiPriority w:val="99"/>
     <w:pPr>
       <w:pBdr/>
@@ -15836,11 +16479,11 @@
         <w:tblBorders/>
       </w:tblPr>
       <w:tcPr>
-        <w:shd w:color="ffffff"/>
+        <w:shd w:val="clear" w:color="ffffff"/>
         <w:tcBorders>
-          <w:top w:val="none"/>
-          <w:left w:val="none"/>
-          <w:bottom w:val="none"/>
+          <w:top w:val="none" w:color="000000" w:sz="4" w:space="0"/>
+          <w:left w:val="none" w:color="000000" w:sz="4" w:space="0"/>
+          <w:bottom w:val="none" w:color="000000" w:sz="4" w:space="0"/>
           <w:right w:val="single" w:color="000000" w:themeColor="accent2" w:themeTint="97" w:sz="4" w:space="0"/>
         </w:tcBorders>
       </w:tcPr>
@@ -15863,10 +16506,10 @@
       <w:tcPr>
         <w:shd w:val="clear" w:color="ffffff" w:themeColor="light1" w:fill="ffffff" w:themeFill="light1"/>
         <w:tcBorders>
-          <w:top w:val="none"/>
-          <w:left w:val="none"/>
+          <w:top w:val="none" w:color="000000" w:sz="4" w:space="0"/>
+          <w:left w:val="none" w:color="000000" w:sz="4" w:space="0"/>
           <w:bottom w:val="single" w:color="000000" w:themeColor="accent2" w:themeTint="97" w:sz="4" w:space="0"/>
-          <w:right w:val="none"/>
+          <w:right w:val="none" w:color="000000" w:sz="4" w:space="0"/>
         </w:tcBorders>
       </w:tcPr>
     </w:tblStylePr>
@@ -15886,12 +16529,12 @@
         <w:tblBorders/>
       </w:tblPr>
       <w:tcPr>
-        <w:shd w:color="ffffff"/>
+        <w:shd w:val="clear" w:color="ffffff"/>
         <w:tcBorders>
-          <w:top w:val="none"/>
+          <w:top w:val="none" w:color="000000" w:sz="4" w:space="0"/>
           <w:left w:val="single" w:color="000000" w:themeColor="accent2" w:themeTint="97" w:sz="4" w:space="0"/>
-          <w:bottom w:val="none"/>
-          <w:right w:val="none"/>
+          <w:bottom w:val="none" w:color="000000" w:sz="4" w:space="0"/>
+          <w:right w:val="none" w:color="000000" w:sz="4" w:space="0"/>
         </w:tcBorders>
       </w:tcPr>
     </w:tblStylePr>
@@ -15914,9 +16557,9 @@
         <w:shd w:val="clear" w:color="ffffff" w:themeColor="light1" w:fill="ffffff" w:themeFill="light1"/>
         <w:tcBorders>
           <w:top w:val="single" w:color="000000" w:themeColor="accent2" w:themeTint="97" w:sz="4" w:space="0"/>
-          <w:left w:val="none"/>
-          <w:bottom w:val="none"/>
-          <w:right w:val="none"/>
+          <w:left w:val="none" w:color="000000" w:sz="4" w:space="0"/>
+          <w:bottom w:val="none" w:color="000000" w:sz="4" w:space="0"/>
+          <w:right w:val="none" w:color="000000" w:sz="4" w:space="0"/>
         </w:tcBorders>
       </w:tcPr>
     </w:tblStylePr>
@@ -15986,9 +16629,9 @@
       </w:tcPr>
     </w:tblStylePr>
   </w:style>
-  <w:style w:type="table" w:styleId="64">
+  <w:style w:type="table" w:styleId="907">
     <w:name w:val="Grid Table 7 Colorful - Accent 3"/>
-    <w:basedOn w:val="835"/>
+    <w:basedOn w:val="1037"/>
     <w:uiPriority w:val="99"/>
     <w:pPr>
       <w:pBdr/>
@@ -16090,11 +16733,11 @@
         <w:tblBorders/>
       </w:tblPr>
       <w:tcPr>
-        <w:shd w:color="ffffff"/>
+        <w:shd w:val="clear" w:color="ffffff"/>
         <w:tcBorders>
-          <w:top w:val="none"/>
-          <w:left w:val="none"/>
-          <w:bottom w:val="none"/>
+          <w:top w:val="none" w:color="000000" w:sz="4" w:space="0"/>
+          <w:left w:val="none" w:color="000000" w:sz="4" w:space="0"/>
+          <w:bottom w:val="none" w:color="000000" w:sz="4" w:space="0"/>
           <w:right w:val="single" w:color="000000" w:themeColor="accent3" w:themeTint="FE" w:sz="4" w:space="0"/>
         </w:tcBorders>
       </w:tcPr>
@@ -16117,10 +16760,10 @@
       <w:tcPr>
         <w:shd w:val="clear" w:color="ffffff" w:themeColor="light1" w:fill="ffffff" w:themeFill="light1"/>
         <w:tcBorders>
-          <w:top w:val="none"/>
-          <w:left w:val="none"/>
+          <w:top w:val="none" w:color="000000" w:sz="4" w:space="0"/>
+          <w:left w:val="none" w:color="000000" w:sz="4" w:space="0"/>
           <w:bottom w:val="single" w:color="000000" w:themeColor="accent3" w:themeTint="FE" w:sz="4" w:space="0"/>
-          <w:right w:val="none"/>
+          <w:right w:val="none" w:color="000000" w:sz="4" w:space="0"/>
         </w:tcBorders>
       </w:tcPr>
     </w:tblStylePr>
@@ -16140,12 +16783,12 @@
         <w:tblBorders/>
       </w:tblPr>
       <w:tcPr>
-        <w:shd w:color="ffffff"/>
+        <w:shd w:val="clear" w:color="ffffff"/>
         <w:tcBorders>
-          <w:top w:val="none"/>
+          <w:top w:val="none" w:color="000000" w:sz="4" w:space="0"/>
           <w:left w:val="single" w:color="000000" w:themeColor="accent3" w:themeTint="FE" w:sz="4" w:space="0"/>
-          <w:bottom w:val="none"/>
-          <w:right w:val="none"/>
+          <w:bottom w:val="none" w:color="000000" w:sz="4" w:space="0"/>
+          <w:right w:val="none" w:color="000000" w:sz="4" w:space="0"/>
         </w:tcBorders>
       </w:tcPr>
     </w:tblStylePr>
@@ -16168,9 +16811,9 @@
         <w:shd w:val="clear" w:color="ffffff" w:themeColor="light1" w:fill="ffffff" w:themeFill="light1"/>
         <w:tcBorders>
           <w:top w:val="single" w:color="000000" w:themeColor="accent3" w:themeTint="FE" w:sz="4" w:space="0"/>
-          <w:left w:val="none"/>
-          <w:bottom w:val="none"/>
-          <w:right w:val="none"/>
+          <w:left w:val="none" w:color="000000" w:sz="4" w:space="0"/>
+          <w:bottom w:val="none" w:color="000000" w:sz="4" w:space="0"/>
+          <w:right w:val="none" w:color="000000" w:sz="4" w:space="0"/>
         </w:tcBorders>
       </w:tcPr>
     </w:tblStylePr>
@@ -16240,9 +16883,9 @@
       </w:tcPr>
     </w:tblStylePr>
   </w:style>
-  <w:style w:type="table" w:styleId="65">
+  <w:style w:type="table" w:styleId="908">
     <w:name w:val="Grid Table 7 Colorful - Accent 4"/>
-    <w:basedOn w:val="835"/>
+    <w:basedOn w:val="1037"/>
     <w:uiPriority w:val="99"/>
     <w:pPr>
       <w:pBdr/>
@@ -16344,11 +16987,11 @@
         <w:tblBorders/>
       </w:tblPr>
       <w:tcPr>
-        <w:shd w:color="ffffff"/>
+        <w:shd w:val="clear" w:color="ffffff"/>
         <w:tcBorders>
-          <w:top w:val="none"/>
-          <w:left w:val="none"/>
-          <w:bottom w:val="none"/>
+          <w:top w:val="none" w:color="000000" w:sz="4" w:space="0"/>
+          <w:left w:val="none" w:color="000000" w:sz="4" w:space="0"/>
+          <w:bottom w:val="none" w:color="000000" w:sz="4" w:space="0"/>
           <w:right w:val="single" w:color="000000" w:themeColor="accent4" w:themeTint="9A" w:sz="4" w:space="0"/>
         </w:tcBorders>
       </w:tcPr>
@@ -16371,10 +17014,10 @@
       <w:tcPr>
         <w:shd w:val="clear" w:color="ffffff" w:themeColor="light1" w:fill="ffffff" w:themeFill="light1"/>
         <w:tcBorders>
-          <w:top w:val="none"/>
-          <w:left w:val="none"/>
+          <w:top w:val="none" w:color="000000" w:sz="4" w:space="0"/>
+          <w:left w:val="none" w:color="000000" w:sz="4" w:space="0"/>
           <w:bottom w:val="single" w:color="000000" w:themeColor="accent4" w:themeTint="9A" w:sz="4" w:space="0"/>
-          <w:right w:val="none"/>
+          <w:right w:val="none" w:color="000000" w:sz="4" w:space="0"/>
         </w:tcBorders>
       </w:tcPr>
     </w:tblStylePr>
@@ -16394,12 +17037,12 @@
         <w:tblBorders/>
       </w:tblPr>
       <w:tcPr>
-        <w:shd w:color="ffffff"/>
+        <w:shd w:val="clear" w:color="ffffff"/>
         <w:tcBorders>
-          <w:top w:val="none"/>
+          <w:top w:val="none" w:color="000000" w:sz="4" w:space="0"/>
           <w:left w:val="single" w:color="000000" w:themeColor="accent4" w:themeTint="9A" w:sz="4" w:space="0"/>
-          <w:bottom w:val="none"/>
-          <w:right w:val="none"/>
+          <w:bottom w:val="none" w:color="000000" w:sz="4" w:space="0"/>
+          <w:right w:val="none" w:color="000000" w:sz="4" w:space="0"/>
         </w:tcBorders>
       </w:tcPr>
     </w:tblStylePr>
@@ -16422,9 +17065,9 @@
         <w:shd w:val="clear" w:color="ffffff" w:themeColor="light1" w:fill="ffffff" w:themeFill="light1"/>
         <w:tcBorders>
           <w:top w:val="single" w:color="000000" w:themeColor="accent4" w:themeTint="9A" w:sz="4" w:space="0"/>
-          <w:left w:val="none"/>
-          <w:bottom w:val="none"/>
-          <w:right w:val="none"/>
+          <w:left w:val="none" w:color="000000" w:sz="4" w:space="0"/>
+          <w:bottom w:val="none" w:color="000000" w:sz="4" w:space="0"/>
+          <w:right w:val="none" w:color="000000" w:sz="4" w:space="0"/>
         </w:tcBorders>
       </w:tcPr>
     </w:tblStylePr>
@@ -16494,9 +17137,9 @@
       </w:tcPr>
     </w:tblStylePr>
   </w:style>
-  <w:style w:type="table" w:styleId="66">
+  <w:style w:type="table" w:styleId="909">
     <w:name w:val="Grid Table 7 Colorful - Accent 5"/>
-    <w:basedOn w:val="835"/>
+    <w:basedOn w:val="1037"/>
     <w:uiPriority w:val="99"/>
     <w:pPr>
       <w:pBdr/>
@@ -16598,11 +17241,11 @@
         <w:tblBorders/>
       </w:tblPr>
       <w:tcPr>
-        <w:shd w:color="ffffff"/>
+        <w:shd w:val="clear" w:color="ffffff"/>
         <w:tcBorders>
-          <w:top w:val="none"/>
-          <w:left w:val="none"/>
-          <w:bottom w:val="none"/>
+          <w:top w:val="none" w:color="000000" w:sz="4" w:space="0"/>
+          <w:left w:val="none" w:color="000000" w:sz="4" w:space="0"/>
+          <w:bottom w:val="none" w:color="000000" w:sz="4" w:space="0"/>
           <w:right w:val="single" w:color="000000" w:themeColor="accent5" w:themeTint="90" w:sz="4" w:space="0"/>
         </w:tcBorders>
       </w:tcPr>
@@ -16625,10 +17268,10 @@
       <w:tcPr>
         <w:shd w:val="clear" w:color="ffffff" w:themeColor="light1" w:fill="ffffff" w:themeFill="light1"/>
         <w:tcBorders>
-          <w:top w:val="none"/>
-          <w:left w:val="none"/>
+          <w:top w:val="none" w:color="000000" w:sz="4" w:space="0"/>
+          <w:left w:val="none" w:color="000000" w:sz="4" w:space="0"/>
           <w:bottom w:val="single" w:color="000000" w:themeColor="accent5" w:themeTint="90" w:sz="4" w:space="0"/>
-          <w:right w:val="none"/>
+          <w:right w:val="none" w:color="000000" w:sz="4" w:space="0"/>
         </w:tcBorders>
       </w:tcPr>
     </w:tblStylePr>
@@ -16648,12 +17291,12 @@
         <w:tblBorders/>
       </w:tblPr>
       <w:tcPr>
-        <w:shd w:color="ffffff"/>
+        <w:shd w:val="clear" w:color="ffffff"/>
         <w:tcBorders>
-          <w:top w:val="none"/>
+          <w:top w:val="none" w:color="000000" w:sz="4" w:space="0"/>
           <w:left w:val="single" w:color="000000" w:themeColor="accent5" w:themeTint="90" w:sz="4" w:space="0"/>
-          <w:bottom w:val="none"/>
-          <w:right w:val="none"/>
+          <w:bottom w:val="none" w:color="000000" w:sz="4" w:space="0"/>
+          <w:right w:val="none" w:color="000000" w:sz="4" w:space="0"/>
         </w:tcBorders>
       </w:tcPr>
     </w:tblStylePr>
@@ -16676,9 +17319,9 @@
         <w:shd w:val="clear" w:color="ffffff" w:themeColor="light1" w:fill="ffffff" w:themeFill="light1"/>
         <w:tcBorders>
           <w:top w:val="single" w:color="000000" w:themeColor="accent5" w:themeTint="90" w:sz="4" w:space="0"/>
-          <w:left w:val="none"/>
-          <w:bottom w:val="none"/>
-          <w:right w:val="none"/>
+          <w:left w:val="none" w:color="000000" w:sz="4" w:space="0"/>
+          <w:bottom w:val="none" w:color="000000" w:sz="4" w:space="0"/>
+          <w:right w:val="none" w:color="000000" w:sz="4" w:space="0"/>
         </w:tcBorders>
       </w:tcPr>
     </w:tblStylePr>
@@ -16748,9 +17391,9 @@
       </w:tcPr>
     </w:tblStylePr>
   </w:style>
-  <w:style w:type="table" w:styleId="67">
+  <w:style w:type="table" w:styleId="910">
     <w:name w:val="Grid Table 7 Colorful - Accent 6"/>
-    <w:basedOn w:val="835"/>
+    <w:basedOn w:val="1037"/>
     <w:uiPriority w:val="99"/>
     <w:pPr>
       <w:pBdr/>
@@ -16852,11 +17495,11 @@
         <w:tblBorders/>
       </w:tblPr>
       <w:tcPr>
-        <w:shd w:color="ffffff"/>
+        <w:shd w:val="clear" w:color="ffffff"/>
         <w:tcBorders>
-          <w:top w:val="none"/>
-          <w:left w:val="none"/>
-          <w:bottom w:val="none"/>
+          <w:top w:val="none" w:color="000000" w:sz="4" w:space="0"/>
+          <w:left w:val="none" w:color="000000" w:sz="4" w:space="0"/>
+          <w:bottom w:val="none" w:color="000000" w:sz="4" w:space="0"/>
           <w:right w:val="single" w:color="000000" w:themeColor="accent6" w:themeTint="90" w:sz="4" w:space="0"/>
         </w:tcBorders>
       </w:tcPr>
@@ -16879,10 +17522,10 @@
       <w:tcPr>
         <w:shd w:val="clear" w:color="ffffff" w:themeColor="light1" w:fill="ffffff" w:themeFill="light1"/>
         <w:tcBorders>
-          <w:top w:val="none"/>
-          <w:left w:val="none"/>
+          <w:top w:val="none" w:color="000000" w:sz="4" w:space="0"/>
+          <w:left w:val="none" w:color="000000" w:sz="4" w:space="0"/>
           <w:bottom w:val="single" w:color="000000" w:themeColor="accent6" w:themeTint="90" w:sz="4" w:space="0"/>
-          <w:right w:val="none"/>
+          <w:right w:val="none" w:color="000000" w:sz="4" w:space="0"/>
         </w:tcBorders>
       </w:tcPr>
     </w:tblStylePr>
@@ -16902,12 +17545,12 @@
         <w:tblBorders/>
       </w:tblPr>
       <w:tcPr>
-        <w:shd w:color="ffffff"/>
+        <w:shd w:val="clear" w:color="ffffff"/>
         <w:tcBorders>
-          <w:top w:val="none"/>
+          <w:top w:val="none" w:color="000000" w:sz="4" w:space="0"/>
           <w:left w:val="single" w:color="000000" w:themeColor="accent6" w:themeTint="90" w:sz="4" w:space="0"/>
-          <w:bottom w:val="none"/>
-          <w:right w:val="none"/>
+          <w:bottom w:val="none" w:color="000000" w:sz="4" w:space="0"/>
+          <w:right w:val="none" w:color="000000" w:sz="4" w:space="0"/>
         </w:tcBorders>
       </w:tcPr>
     </w:tblStylePr>
@@ -16930,9 +17573,9 @@
         <w:shd w:val="clear" w:color="ffffff" w:themeColor="light1" w:fill="ffffff" w:themeFill="light1"/>
         <w:tcBorders>
           <w:top w:val="single" w:color="000000" w:themeColor="accent6" w:themeTint="90" w:sz="4" w:space="0"/>
-          <w:left w:val="none"/>
-          <w:bottom w:val="none"/>
-          <w:right w:val="none"/>
+          <w:left w:val="none" w:color="000000" w:sz="4" w:space="0"/>
+          <w:bottom w:val="none" w:color="000000" w:sz="4" w:space="0"/>
+          <w:right w:val="none" w:color="000000" w:sz="4" w:space="0"/>
         </w:tcBorders>
       </w:tcPr>
     </w:tblStylePr>
@@ -17002,9 +17645,9 @@
       </w:tcPr>
     </w:tblStylePr>
   </w:style>
-  <w:style w:type="table" w:styleId="68">
+  <w:style w:type="table" w:styleId="911">
     <w:name w:val="List Table 1 Light"/>
-    <w:basedOn w:val="835"/>
+    <w:basedOn w:val="1037"/>
     <w:uiPriority w:val="99"/>
     <w:pPr>
       <w:pBdr/>
@@ -17218,9 +17861,9 @@
       </w:tcPr>
     </w:tblStylePr>
   </w:style>
-  <w:style w:type="table" w:styleId="69">
+  <w:style w:type="table" w:styleId="912">
     <w:name w:val="List Table 1 Light - Accent 1"/>
-    <w:basedOn w:val="835"/>
+    <w:basedOn w:val="1037"/>
     <w:uiPriority w:val="99"/>
     <w:pPr>
       <w:pBdr/>
@@ -17434,9 +18077,9 @@
       </w:tcPr>
     </w:tblStylePr>
   </w:style>
-  <w:style w:type="table" w:styleId="70">
+  <w:style w:type="table" w:styleId="913">
     <w:name w:val="List Table 1 Light - Accent 2"/>
-    <w:basedOn w:val="835"/>
+    <w:basedOn w:val="1037"/>
     <w:uiPriority w:val="99"/>
     <w:pPr>
       <w:pBdr/>
@@ -17650,9 +18293,9 @@
       </w:tcPr>
     </w:tblStylePr>
   </w:style>
-  <w:style w:type="table" w:styleId="71">
+  <w:style w:type="table" w:styleId="914">
     <w:name w:val="List Table 1 Light - Accent 3"/>
-    <w:basedOn w:val="835"/>
+    <w:basedOn w:val="1037"/>
     <w:uiPriority w:val="99"/>
     <w:pPr>
       <w:pBdr/>
@@ -17866,9 +18509,9 @@
       </w:tcPr>
     </w:tblStylePr>
   </w:style>
-  <w:style w:type="table" w:styleId="72">
+  <w:style w:type="table" w:styleId="915">
     <w:name w:val="List Table 1 Light - Accent 4"/>
-    <w:basedOn w:val="835"/>
+    <w:basedOn w:val="1037"/>
     <w:uiPriority w:val="99"/>
     <w:pPr>
       <w:pBdr/>
@@ -18082,9 +18725,9 @@
       </w:tcPr>
     </w:tblStylePr>
   </w:style>
-  <w:style w:type="table" w:styleId="73">
+  <w:style w:type="table" w:styleId="916">
     <w:name w:val="List Table 1 Light - Accent 5"/>
-    <w:basedOn w:val="835"/>
+    <w:basedOn w:val="1037"/>
     <w:uiPriority w:val="99"/>
     <w:pPr>
       <w:pBdr/>
@@ -18298,9 +18941,9 @@
       </w:tcPr>
     </w:tblStylePr>
   </w:style>
-  <w:style w:type="table" w:styleId="74">
+  <w:style w:type="table" w:styleId="917">
     <w:name w:val="List Table 1 Light - Accent 6"/>
-    <w:basedOn w:val="835"/>
+    <w:basedOn w:val="1037"/>
     <w:uiPriority w:val="99"/>
     <w:pPr>
       <w:pBdr/>
@@ -18514,9 +19157,9 @@
       </w:tcPr>
     </w:tblStylePr>
   </w:style>
-  <w:style w:type="table" w:styleId="75">
+  <w:style w:type="table" w:styleId="918">
     <w:name w:val="List Table 2"/>
-    <w:basedOn w:val="835"/>
+    <w:basedOn w:val="1037"/>
     <w:uiPriority w:val="99"/>
     <w:pPr>
       <w:pBdr/>
@@ -18752,9 +19395,9 @@
       </w:tcPr>
     </w:tblStylePr>
   </w:style>
-  <w:style w:type="table" w:styleId="76">
+  <w:style w:type="table" w:styleId="919">
     <w:name w:val="List Table 2 - Accent 1"/>
-    <w:basedOn w:val="835"/>
+    <w:basedOn w:val="1037"/>
     <w:uiPriority w:val="99"/>
     <w:pPr>
       <w:pBdr/>
@@ -18990,9 +19633,9 @@
       </w:tcPr>
     </w:tblStylePr>
   </w:style>
-  <w:style w:type="table" w:styleId="77">
+  <w:style w:type="table" w:styleId="920">
     <w:name w:val="List Table 2 - Accent 2"/>
-    <w:basedOn w:val="835"/>
+    <w:basedOn w:val="1037"/>
     <w:uiPriority w:val="99"/>
     <w:pPr>
       <w:pBdr/>
@@ -19228,9 +19871,9 @@
       </w:tcPr>
     </w:tblStylePr>
   </w:style>
-  <w:style w:type="table" w:styleId="78">
+  <w:style w:type="table" w:styleId="921">
     <w:name w:val="List Table 2 - Accent 3"/>
-    <w:basedOn w:val="835"/>
+    <w:basedOn w:val="1037"/>
     <w:uiPriority w:val="99"/>
     <w:pPr>
       <w:pBdr/>
@@ -19466,9 +20109,9 @@
       </w:tcPr>
     </w:tblStylePr>
   </w:style>
-  <w:style w:type="table" w:styleId="79">
+  <w:style w:type="table" w:styleId="922">
     <w:name w:val="List Table 2 - Accent 4"/>
-    <w:basedOn w:val="835"/>
+    <w:basedOn w:val="1037"/>
     <w:uiPriority w:val="99"/>
     <w:pPr>
       <w:pBdr/>
@@ -19704,9 +20347,9 @@
       </w:tcPr>
     </w:tblStylePr>
   </w:style>
-  <w:style w:type="table" w:styleId="80">
+  <w:style w:type="table" w:styleId="923">
     <w:name w:val="List Table 2 - Accent 5"/>
-    <w:basedOn w:val="835"/>
+    <w:basedOn w:val="1037"/>
     <w:uiPriority w:val="99"/>
     <w:pPr>
       <w:pBdr/>
@@ -19942,9 +20585,9 @@
       </w:tcPr>
     </w:tblStylePr>
   </w:style>
-  <w:style w:type="table" w:styleId="81">
+  <w:style w:type="table" w:styleId="924">
     <w:name w:val="List Table 2 - Accent 6"/>
-    <w:basedOn w:val="835"/>
+    <w:basedOn w:val="1037"/>
     <w:uiPriority w:val="99"/>
     <w:pPr>
       <w:pBdr/>
@@ -20180,9 +20823,9 @@
       </w:tcPr>
     </w:tblStylePr>
   </w:style>
-  <w:style w:type="table" w:styleId="82">
+  <w:style w:type="table" w:styleId="925">
     <w:name w:val="List Table 3"/>
-    <w:basedOn w:val="835"/>
+    <w:basedOn w:val="1037"/>
     <w:uiPriority w:val="99"/>
     <w:pPr>
       <w:pBdr/>
@@ -20408,9 +21051,9 @@
       </w:tcPr>
     </w:tblStylePr>
   </w:style>
-  <w:style w:type="table" w:styleId="83">
+  <w:style w:type="table" w:styleId="926">
     <w:name w:val="List Table 3 - Accent 1"/>
-    <w:basedOn w:val="835"/>
+    <w:basedOn w:val="1037"/>
     <w:uiPriority w:val="99"/>
     <w:pPr>
       <w:pBdr/>
@@ -20636,9 +21279,9 @@
       </w:tcPr>
     </w:tblStylePr>
   </w:style>
-  <w:style w:type="table" w:styleId="84">
+  <w:style w:type="table" w:styleId="927">
     <w:name w:val="List Table 3 - Accent 2"/>
-    <w:basedOn w:val="835"/>
+    <w:basedOn w:val="1037"/>
     <w:uiPriority w:val="99"/>
     <w:pPr>
       <w:pBdr/>
@@ -20864,9 +21507,9 @@
       </w:tcPr>
     </w:tblStylePr>
   </w:style>
-  <w:style w:type="table" w:styleId="85">
+  <w:style w:type="table" w:styleId="928">
     <w:name w:val="List Table 3 - Accent 3"/>
-    <w:basedOn w:val="835"/>
+    <w:basedOn w:val="1037"/>
     <w:uiPriority w:val="99"/>
     <w:pPr>
       <w:pBdr/>
@@ -21092,9 +21735,9 @@
       </w:tcPr>
     </w:tblStylePr>
   </w:style>
-  <w:style w:type="table" w:styleId="86">
+  <w:style w:type="table" w:styleId="929">
     <w:name w:val="List Table 3 - Accent 4"/>
-    <w:basedOn w:val="835"/>
+    <w:basedOn w:val="1037"/>
     <w:uiPriority w:val="99"/>
     <w:pPr>
       <w:pBdr/>
@@ -21320,9 +21963,9 @@
       </w:tcPr>
     </w:tblStylePr>
   </w:style>
-  <w:style w:type="table" w:styleId="87">
+  <w:style w:type="table" w:styleId="930">
     <w:name w:val="List Table 3 - Accent 5"/>
-    <w:basedOn w:val="835"/>
+    <w:basedOn w:val="1037"/>
     <w:uiPriority w:val="99"/>
     <w:pPr>
       <w:pBdr/>
@@ -21548,9 +22191,9 @@
       </w:tcPr>
     </w:tblStylePr>
   </w:style>
-  <w:style w:type="table" w:styleId="88">
+  <w:style w:type="table" w:styleId="931">
     <w:name w:val="List Table 3 - Accent 6"/>
-    <w:basedOn w:val="835"/>
+    <w:basedOn w:val="1037"/>
     <w:uiPriority w:val="99"/>
     <w:pPr>
       <w:pBdr/>
@@ -21776,9 +22419,9 @@
       </w:tcPr>
     </w:tblStylePr>
   </w:style>
-  <w:style w:type="table" w:styleId="89">
+  <w:style w:type="table" w:styleId="932">
     <w:name w:val="List Table 4"/>
-    <w:basedOn w:val="835"/>
+    <w:basedOn w:val="1037"/>
     <w:uiPriority w:val="99"/>
     <w:pPr>
       <w:pBdr/>
@@ -22001,9 +22644,9 @@
       </w:tcPr>
     </w:tblStylePr>
   </w:style>
-  <w:style w:type="table" w:styleId="90">
+  <w:style w:type="table" w:styleId="933">
     <w:name w:val="List Table 4 - Accent 1"/>
-    <w:basedOn w:val="835"/>
+    <w:basedOn w:val="1037"/>
     <w:uiPriority w:val="99"/>
     <w:pPr>
       <w:pBdr/>
@@ -22226,9 +22869,9 @@
       </w:tcPr>
     </w:tblStylePr>
   </w:style>
-  <w:style w:type="table" w:styleId="91">
+  <w:style w:type="table" w:styleId="934">
     <w:name w:val="List Table 4 - Accent 2"/>
-    <w:basedOn w:val="835"/>
+    <w:basedOn w:val="1037"/>
     <w:uiPriority w:val="99"/>
     <w:pPr>
       <w:pBdr/>
@@ -22451,9 +23094,9 @@
       </w:tcPr>
     </w:tblStylePr>
   </w:style>
-  <w:style w:type="table" w:styleId="92">
+  <w:style w:type="table" w:styleId="935">
     <w:name w:val="List Table 4 - Accent 3"/>
-    <w:basedOn w:val="835"/>
+    <w:basedOn w:val="1037"/>
     <w:uiPriority w:val="99"/>
     <w:pPr>
       <w:pBdr/>
@@ -22676,9 +23319,9 @@
       </w:tcPr>
     </w:tblStylePr>
   </w:style>
-  <w:style w:type="table" w:styleId="93">
+  <w:style w:type="table" w:styleId="936">
     <w:name w:val="List Table 4 - Accent 4"/>
-    <w:basedOn w:val="835"/>
+    <w:basedOn w:val="1037"/>
     <w:uiPriority w:val="99"/>
     <w:pPr>
       <w:pBdr/>
@@ -22901,9 +23544,9 @@
       </w:tcPr>
     </w:tblStylePr>
   </w:style>
-  <w:style w:type="table" w:styleId="94">
+  <w:style w:type="table" w:styleId="937">
     <w:name w:val="List Table 4 - Accent 5"/>
-    <w:basedOn w:val="835"/>
+    <w:basedOn w:val="1037"/>
     <w:uiPriority w:val="99"/>
     <w:pPr>
       <w:pBdr/>
@@ -23126,9 +23769,9 @@
       </w:tcPr>
     </w:tblStylePr>
   </w:style>
-  <w:style w:type="table" w:styleId="95">
+  <w:style w:type="table" w:styleId="938">
     <w:name w:val="List Table 4 - Accent 6"/>
-    <w:basedOn w:val="835"/>
+    <w:basedOn w:val="1037"/>
     <w:uiPriority w:val="99"/>
     <w:pPr>
       <w:pBdr/>
@@ -23351,9 +23994,9 @@
       </w:tcPr>
     </w:tblStylePr>
   </w:style>
-  <w:style w:type="table" w:styleId="96">
+  <w:style w:type="table" w:styleId="939">
     <w:name w:val="List Table 5 Dark"/>
-    <w:basedOn w:val="835"/>
+    <w:basedOn w:val="1037"/>
     <w:uiPriority w:val="99"/>
     <w:pPr>
       <w:pBdr/>
@@ -23593,9 +24236,9 @@
       </w:tcPr>
     </w:tblStylePr>
   </w:style>
-  <w:style w:type="table" w:styleId="97">
+  <w:style w:type="table" w:styleId="940">
     <w:name w:val="List Table 5 Dark - Accent 1"/>
-    <w:basedOn w:val="835"/>
+    <w:basedOn w:val="1037"/>
     <w:uiPriority w:val="99"/>
     <w:pPr>
       <w:pBdr/>
@@ -23835,9 +24478,9 @@
       </w:tcPr>
     </w:tblStylePr>
   </w:style>
-  <w:style w:type="table" w:styleId="98">
+  <w:style w:type="table" w:styleId="941">
     <w:name w:val="List Table 5 Dark - Accent 2"/>
-    <w:basedOn w:val="835"/>
+    <w:basedOn w:val="1037"/>
     <w:uiPriority w:val="99"/>
     <w:pPr>
       <w:pBdr/>
@@ -24077,9 +24720,9 @@
       </w:tcPr>
     </w:tblStylePr>
   </w:style>
-  <w:style w:type="table" w:styleId="99">
+  <w:style w:type="table" w:styleId="942">
     <w:name w:val="List Table 5 Dark - Accent 3"/>
-    <w:basedOn w:val="835"/>
+    <w:basedOn w:val="1037"/>
     <w:uiPriority w:val="99"/>
     <w:pPr>
       <w:pBdr/>
@@ -24319,9 +24962,9 @@
       </w:tcPr>
     </w:tblStylePr>
   </w:style>
-  <w:style w:type="table" w:styleId="100">
+  <w:style w:type="table" w:styleId="943">
     <w:name w:val="List Table 5 Dark - Accent 4"/>
-    <w:basedOn w:val="835"/>
+    <w:basedOn w:val="1037"/>
     <w:uiPriority w:val="99"/>
     <w:pPr>
       <w:pBdr/>
@@ -24561,9 +25204,9 @@
       </w:tcPr>
     </w:tblStylePr>
   </w:style>
-  <w:style w:type="table" w:styleId="101">
+  <w:style w:type="table" w:styleId="944">
     <w:name w:val="List Table 5 Dark - Accent 5"/>
-    <w:basedOn w:val="835"/>
+    <w:basedOn w:val="1037"/>
     <w:uiPriority w:val="99"/>
     <w:pPr>
       <w:pBdr/>
@@ -24803,9 +25446,9 @@
       </w:tcPr>
     </w:tblStylePr>
   </w:style>
-  <w:style w:type="table" w:styleId="102">
+  <w:style w:type="table" w:styleId="945">
     <w:name w:val="List Table 5 Dark - Accent 6"/>
-    <w:basedOn w:val="835"/>
+    <w:basedOn w:val="1037"/>
     <w:uiPriority w:val="99"/>
     <w:pPr>
       <w:pBdr/>
@@ -25045,9 +25688,9 @@
       </w:tcPr>
     </w:tblStylePr>
   </w:style>
-  <w:style w:type="table" w:styleId="103">
+  <w:style w:type="table" w:styleId="946">
     <w:name w:val="List Table 6 Colorful"/>
-    <w:basedOn w:val="835"/>
+    <w:basedOn w:val="1037"/>
     <w:uiPriority w:val="99"/>
     <w:pPr>
       <w:pBdr/>
@@ -25268,9 +25911,9 @@
       </w:tcPr>
     </w:tblStylePr>
   </w:style>
-  <w:style w:type="table" w:styleId="104">
+  <w:style w:type="table" w:styleId="947">
     <w:name w:val="List Table 6 Colorful - Accent 1"/>
-    <w:basedOn w:val="835"/>
+    <w:basedOn w:val="1037"/>
     <w:uiPriority w:val="99"/>
     <w:pPr>
       <w:pBdr/>
@@ -25491,9 +26134,9 @@
       </w:tcPr>
     </w:tblStylePr>
   </w:style>
-  <w:style w:type="table" w:styleId="105">
+  <w:style w:type="table" w:styleId="948">
     <w:name w:val="List Table 6 Colorful - Accent 2"/>
-    <w:basedOn w:val="835"/>
+    <w:basedOn w:val="1037"/>
     <w:uiPriority w:val="99"/>
     <w:pPr>
       <w:pBdr/>
@@ -25714,9 +26357,9 @@
       </w:tcPr>
     </w:tblStylePr>
   </w:style>
-  <w:style w:type="table" w:styleId="106">
+  <w:style w:type="table" w:styleId="949">
     <w:name w:val="List Table 6 Colorful - Accent 3"/>
-    <w:basedOn w:val="835"/>
+    <w:basedOn w:val="1037"/>
     <w:uiPriority w:val="99"/>
     <w:pPr>
       <w:pBdr/>
@@ -25937,9 +26580,9 @@
       </w:tcPr>
     </w:tblStylePr>
   </w:style>
-  <w:style w:type="table" w:styleId="107">
+  <w:style w:type="table" w:styleId="950">
     <w:name w:val="List Table 6 Colorful - Accent 4"/>
-    <w:basedOn w:val="835"/>
+    <w:basedOn w:val="1037"/>
     <w:uiPriority w:val="99"/>
     <w:pPr>
       <w:pBdr/>
@@ -26160,9 +26803,9 @@
       </w:tcPr>
     </w:tblStylePr>
   </w:style>
-  <w:style w:type="table" w:styleId="108">
+  <w:style w:type="table" w:styleId="951">
     <w:name w:val="List Table 6 Colorful - Accent 5"/>
-    <w:basedOn w:val="835"/>
+    <w:basedOn w:val="1037"/>
     <w:uiPriority w:val="99"/>
     <w:pPr>
       <w:pBdr/>
@@ -26383,9 +27026,9 @@
       </w:tcPr>
     </w:tblStylePr>
   </w:style>
-  <w:style w:type="table" w:styleId="109">
+  <w:style w:type="table" w:styleId="952">
     <w:name w:val="List Table 6 Colorful - Accent 6"/>
-    <w:basedOn w:val="835"/>
+    <w:basedOn w:val="1037"/>
     <w:uiPriority w:val="99"/>
     <w:pPr>
       <w:pBdr/>
@@ -26606,9 +27249,9 @@
       </w:tcPr>
     </w:tblStylePr>
   </w:style>
-  <w:style w:type="table" w:styleId="110">
+  <w:style w:type="table" w:styleId="953">
     <w:name w:val="List Table 7 Colorful"/>
-    <w:basedOn w:val="835"/>
+    <w:basedOn w:val="1037"/>
     <w:uiPriority w:val="99"/>
     <w:pPr>
       <w:pBdr/>
@@ -26707,11 +27350,11 @@
         <w:tblBorders/>
       </w:tblPr>
       <w:tcPr>
-        <w:shd w:color="ffffff"/>
+        <w:shd w:val="clear" w:color="ffffff"/>
         <w:tcBorders>
-          <w:top w:val="none"/>
-          <w:left w:val="none"/>
-          <w:bottom w:val="none"/>
+          <w:top w:val="none" w:color="000000" w:sz="4" w:space="0"/>
+          <w:left w:val="none" w:color="000000" w:sz="4" w:space="0"/>
+          <w:bottom w:val="none" w:color="000000" w:sz="4" w:space="0"/>
           <w:right w:val="single" w:color="000000" w:themeColor="text1" w:themeTint="80" w:sz="4" w:space="0"/>
         </w:tcBorders>
       </w:tcPr>
@@ -26734,10 +27377,10 @@
       <w:tcPr>
         <w:shd w:val="clear" w:color="ffffff" w:themeColor="light1" w:fill="ffffff" w:themeFill="light1"/>
         <w:tcBorders>
-          <w:top w:val="none"/>
-          <w:left w:val="none"/>
+          <w:top w:val="none" w:color="000000" w:sz="4" w:space="0"/>
+          <w:left w:val="none" w:color="000000" w:sz="4" w:space="0"/>
           <w:bottom w:val="single" w:color="000000" w:themeColor="text1" w:themeTint="80" w:sz="4" w:space="0"/>
-          <w:right w:val="none"/>
+          <w:right w:val="none" w:color="000000" w:sz="4" w:space="0"/>
         </w:tcBorders>
       </w:tcPr>
     </w:tblStylePr>
@@ -26757,12 +27400,12 @@
         <w:tblBorders/>
       </w:tblPr>
       <w:tcPr>
-        <w:shd w:color="ffffff"/>
+        <w:shd w:val="clear" w:color="ffffff"/>
         <w:tcBorders>
-          <w:top w:val="none"/>
+          <w:top w:val="none" w:color="000000" w:sz="4" w:space="0"/>
           <w:left w:val="single" w:color="000000" w:themeColor="text1" w:themeTint="80" w:sz="4" w:space="0"/>
-          <w:bottom w:val="none"/>
-          <w:right w:val="none"/>
+          <w:bottom w:val="none" w:color="000000" w:sz="4" w:space="0"/>
+          <w:right w:val="none" w:color="000000" w:sz="4" w:space="0"/>
         </w:tcBorders>
       </w:tcPr>
     </w:tblStylePr>
@@ -26785,9 +27428,9 @@
         <w:shd w:val="clear" w:color="ffffff" w:themeColor="light1" w:fill="ffffff" w:themeFill="light1"/>
         <w:tcBorders>
           <w:top w:val="single" w:color="000000" w:themeColor="text1" w:themeTint="80" w:sz="4" w:space="0"/>
-          <w:left w:val="none"/>
-          <w:bottom w:val="none"/>
-          <w:right w:val="none"/>
+          <w:left w:val="none" w:color="000000" w:sz="4" w:space="0"/>
+          <w:bottom w:val="none" w:color="000000" w:sz="4" w:space="0"/>
+          <w:right w:val="none" w:color="000000" w:sz="4" w:space="0"/>
         </w:tcBorders>
       </w:tcPr>
     </w:tblStylePr>
@@ -26862,9 +27505,9 @@
       </w:tcPr>
     </w:tblStylePr>
   </w:style>
-  <w:style w:type="table" w:styleId="111">
+  <w:style w:type="table" w:styleId="954">
     <w:name w:val="List Table 7 Colorful - Accent 1"/>
-    <w:basedOn w:val="835"/>
+    <w:basedOn w:val="1037"/>
     <w:uiPriority w:val="99"/>
     <w:pPr>
       <w:pBdr/>
@@ -26963,11 +27606,11 @@
         <w:tblBorders/>
       </w:tblPr>
       <w:tcPr>
-        <w:shd w:color="ffffff"/>
+        <w:shd w:val="clear" w:color="ffffff"/>
         <w:tcBorders>
-          <w:top w:val="none"/>
-          <w:left w:val="none"/>
-          <w:bottom w:val="none"/>
+          <w:top w:val="none" w:color="000000" w:sz="4" w:space="0"/>
+          <w:left w:val="none" w:color="000000" w:sz="4" w:space="0"/>
+          <w:bottom w:val="none" w:color="000000" w:sz="4" w:space="0"/>
           <w:right w:val="single" w:color="000000" w:themeColor="accent1" w:sz="4" w:space="0"/>
         </w:tcBorders>
       </w:tcPr>
@@ -26990,10 +27633,10 @@
       <w:tcPr>
         <w:shd w:val="clear" w:color="ffffff" w:themeColor="light1" w:fill="ffffff" w:themeFill="light1"/>
         <w:tcBorders>
-          <w:top w:val="none"/>
-          <w:left w:val="none"/>
+          <w:top w:val="none" w:color="000000" w:sz="4" w:space="0"/>
+          <w:left w:val="none" w:color="000000" w:sz="4" w:space="0"/>
           <w:bottom w:val="single" w:color="000000" w:themeColor="accent1" w:sz="4" w:space="0"/>
-          <w:right w:val="none"/>
+          <w:right w:val="none" w:color="000000" w:sz="4" w:space="0"/>
         </w:tcBorders>
       </w:tcPr>
     </w:tblStylePr>
@@ -27013,12 +27656,12 @@
         <w:tblBorders/>
       </w:tblPr>
       <w:tcPr>
-        <w:shd w:color="ffffff"/>
+        <w:shd w:val="clear" w:color="ffffff"/>
         <w:tcBorders>
-          <w:top w:val="none"/>
+          <w:top w:val="none" w:color="000000" w:sz="4" w:space="0"/>
           <w:left w:val="single" w:color="000000" w:themeColor="accent1" w:sz="4" w:space="0"/>
-          <w:bottom w:val="none"/>
-          <w:right w:val="none"/>
+          <w:bottom w:val="none" w:color="000000" w:sz="4" w:space="0"/>
+          <w:right w:val="none" w:color="000000" w:sz="4" w:space="0"/>
         </w:tcBorders>
       </w:tcPr>
     </w:tblStylePr>
@@ -27041,9 +27684,9 @@
         <w:shd w:val="clear" w:color="ffffff" w:themeColor="light1" w:fill="ffffff" w:themeFill="light1"/>
         <w:tcBorders>
           <w:top w:val="single" w:color="000000" w:themeColor="accent1" w:sz="4" w:space="0"/>
-          <w:left w:val="none"/>
-          <w:bottom w:val="none"/>
-          <w:right w:val="none"/>
+          <w:left w:val="none" w:color="000000" w:sz="4" w:space="0"/>
+          <w:bottom w:val="none" w:color="000000" w:sz="4" w:space="0"/>
+          <w:right w:val="none" w:color="000000" w:sz="4" w:space="0"/>
         </w:tcBorders>
       </w:tcPr>
     </w:tblStylePr>
@@ -27118,9 +27761,9 @@
       </w:tcPr>
     </w:tblStylePr>
   </w:style>
-  <w:style w:type="table" w:styleId="112">
+  <w:style w:type="table" w:styleId="955">
     <w:name w:val="List Table 7 Colorful - Accent 2"/>
-    <w:basedOn w:val="835"/>
+    <w:basedOn w:val="1037"/>
     <w:uiPriority w:val="99"/>
     <w:pPr>
       <w:pBdr/>
@@ -27219,11 +27862,11 @@
         <w:tblBorders/>
       </w:tblPr>
       <w:tcPr>
-        <w:shd w:color="ffffff"/>
+        <w:shd w:val="clear" w:color="ffffff"/>
         <w:tcBorders>
-          <w:top w:val="none"/>
-          <w:left w:val="none"/>
-          <w:bottom w:val="none"/>
+          <w:top w:val="none" w:color="000000" w:sz="4" w:space="0"/>
+          <w:left w:val="none" w:color="000000" w:sz="4" w:space="0"/>
+          <w:bottom w:val="none" w:color="000000" w:sz="4" w:space="0"/>
           <w:right w:val="single" w:color="000000" w:themeColor="accent2" w:themeTint="97" w:sz="4" w:space="0"/>
         </w:tcBorders>
       </w:tcPr>
@@ -27246,10 +27889,10 @@
       <w:tcPr>
         <w:shd w:val="clear" w:color="ffffff" w:themeColor="light1" w:fill="ffffff" w:themeFill="light1"/>
         <w:tcBorders>
-          <w:top w:val="none"/>
-          <w:left w:val="none"/>
+          <w:top w:val="none" w:color="000000" w:sz="4" w:space="0"/>
+          <w:left w:val="none" w:color="000000" w:sz="4" w:space="0"/>
           <w:bottom w:val="single" w:color="000000" w:themeColor="accent2" w:themeTint="97" w:sz="4" w:space="0"/>
-          <w:right w:val="none"/>
+          <w:right w:val="none" w:color="000000" w:sz="4" w:space="0"/>
         </w:tcBorders>
       </w:tcPr>
     </w:tblStylePr>
@@ -27269,12 +27912,12 @@
         <w:tblBorders/>
       </w:tblPr>
       <w:tcPr>
-        <w:shd w:color="ffffff"/>
+        <w:shd w:val="clear" w:color="ffffff"/>
         <w:tcBorders>
-          <w:top w:val="none"/>
+          <w:top w:val="none" w:color="000000" w:sz="4" w:space="0"/>
           <w:left w:val="single" w:color="000000" w:themeColor="accent2" w:themeTint="97" w:sz="4" w:space="0"/>
-          <w:bottom w:val="none"/>
-          <w:right w:val="none"/>
+          <w:bottom w:val="none" w:color="000000" w:sz="4" w:space="0"/>
+          <w:right w:val="none" w:color="000000" w:sz="4" w:space="0"/>
         </w:tcBorders>
       </w:tcPr>
     </w:tblStylePr>
@@ -27297,9 +27940,9 @@
         <w:shd w:val="clear" w:color="ffffff" w:themeColor="light1" w:fill="ffffff" w:themeFill="light1"/>
         <w:tcBorders>
           <w:top w:val="single" w:color="000000" w:themeColor="accent2" w:themeTint="97" w:sz="4" w:space="0"/>
-          <w:left w:val="none"/>
-          <w:bottom w:val="none"/>
-          <w:right w:val="none"/>
+          <w:left w:val="none" w:color="000000" w:sz="4" w:space="0"/>
+          <w:bottom w:val="none" w:color="000000" w:sz="4" w:space="0"/>
+          <w:right w:val="none" w:color="000000" w:sz="4" w:space="0"/>
         </w:tcBorders>
       </w:tcPr>
     </w:tblStylePr>
@@ -27374,9 +28017,9 @@
       </w:tcPr>
     </w:tblStylePr>
   </w:style>
-  <w:style w:type="table" w:styleId="113">
+  <w:style w:type="table" w:styleId="956">
     <w:name w:val="List Table 7 Colorful - Accent 3"/>
-    <w:basedOn w:val="835"/>
+    <w:basedOn w:val="1037"/>
     <w:uiPriority w:val="99"/>
     <w:pPr>
       <w:pBdr/>
@@ -27475,11 +28118,11 @@
         <w:tblBorders/>
       </w:tblPr>
       <w:tcPr>
-        <w:shd w:color="ffffff"/>
+        <w:shd w:val="clear" w:color="ffffff"/>
         <w:tcBorders>
-          <w:top w:val="none"/>
-          <w:left w:val="none"/>
-          <w:bottom w:val="none"/>
+          <w:top w:val="none" w:color="000000" w:sz="4" w:space="0"/>
+          <w:left w:val="none" w:color="000000" w:sz="4" w:space="0"/>
+          <w:bottom w:val="none" w:color="000000" w:sz="4" w:space="0"/>
           <w:right w:val="single" w:color="000000" w:themeColor="accent3" w:themeTint="98" w:sz="4" w:space="0"/>
         </w:tcBorders>
       </w:tcPr>
@@ -27502,10 +28145,10 @@
       <w:tcPr>
         <w:shd w:val="clear" w:color="ffffff" w:themeColor="light1" w:fill="ffffff" w:themeFill="light1"/>
         <w:tcBorders>
-          <w:top w:val="none"/>
-          <w:left w:val="none"/>
+          <w:top w:val="none" w:color="000000" w:sz="4" w:space="0"/>
+          <w:left w:val="none" w:color="000000" w:sz="4" w:space="0"/>
           <w:bottom w:val="single" w:color="000000" w:themeColor="accent3" w:themeTint="98" w:sz="4" w:space="0"/>
-          <w:right w:val="none"/>
+          <w:right w:val="none" w:color="000000" w:sz="4" w:space="0"/>
         </w:tcBorders>
       </w:tcPr>
     </w:tblStylePr>
@@ -27525,12 +28168,12 @@
         <w:tblBorders/>
       </w:tblPr>
       <w:tcPr>
-        <w:shd w:color="ffffff"/>
+        <w:shd w:val="clear" w:color="ffffff"/>
         <w:tcBorders>
-          <w:top w:val="none"/>
+          <w:top w:val="none" w:color="000000" w:sz="4" w:space="0"/>
           <w:left w:val="single" w:color="000000" w:themeColor="accent3" w:themeTint="98" w:sz="4" w:space="0"/>
-          <w:bottom w:val="none"/>
-          <w:right w:val="none"/>
+          <w:bottom w:val="none" w:color="000000" w:sz="4" w:space="0"/>
+          <w:right w:val="none" w:color="000000" w:sz="4" w:space="0"/>
         </w:tcBorders>
       </w:tcPr>
     </w:tblStylePr>
@@ -27553,9 +28196,9 @@
         <w:shd w:val="clear" w:color="ffffff" w:themeColor="light1" w:fill="ffffff" w:themeFill="light1"/>
         <w:tcBorders>
           <w:top w:val="single" w:color="000000" w:themeColor="accent3" w:themeTint="98" w:sz="4" w:space="0"/>
-          <w:left w:val="none"/>
-          <w:bottom w:val="none"/>
-          <w:right w:val="none"/>
+          <w:left w:val="none" w:color="000000" w:sz="4" w:space="0"/>
+          <w:bottom w:val="none" w:color="000000" w:sz="4" w:space="0"/>
+          <w:right w:val="none" w:color="000000" w:sz="4" w:space="0"/>
         </w:tcBorders>
       </w:tcPr>
     </w:tblStylePr>
@@ -27630,9 +28273,9 @@
       </w:tcPr>
     </w:tblStylePr>
   </w:style>
-  <w:style w:type="table" w:styleId="114">
+  <w:style w:type="table" w:styleId="957">
     <w:name w:val="List Table 7 Colorful - Accent 4"/>
-    <w:basedOn w:val="835"/>
+    <w:basedOn w:val="1037"/>
     <w:uiPriority w:val="99"/>
     <w:pPr>
       <w:pBdr/>
@@ -27731,11 +28374,11 @@
         <w:tblBorders/>
       </w:tblPr>
       <w:tcPr>
-        <w:shd w:color="ffffff"/>
+        <w:shd w:val="clear" w:color="ffffff"/>
         <w:tcBorders>
-          <w:top w:val="none"/>
-          <w:left w:val="none"/>
-          <w:bottom w:val="none"/>
+          <w:top w:val="none" w:color="000000" w:sz="4" w:space="0"/>
+          <w:left w:val="none" w:color="000000" w:sz="4" w:space="0"/>
+          <w:bottom w:val="none" w:color="000000" w:sz="4" w:space="0"/>
           <w:right w:val="single" w:color="000000" w:themeColor="accent4" w:themeTint="9A" w:sz="4" w:space="0"/>
         </w:tcBorders>
       </w:tcPr>
@@ -27758,10 +28401,10 @@
       <w:tcPr>
         <w:shd w:val="clear" w:color="ffffff" w:themeColor="light1" w:fill="ffffff" w:themeFill="light1"/>
         <w:tcBorders>
-          <w:top w:val="none"/>
-          <w:left w:val="none"/>
+          <w:top w:val="none" w:color="000000" w:sz="4" w:space="0"/>
+          <w:left w:val="none" w:color="000000" w:sz="4" w:space="0"/>
           <w:bottom w:val="single" w:color="000000" w:themeColor="accent4" w:themeTint="9A" w:sz="4" w:space="0"/>
-          <w:right w:val="none"/>
+          <w:right w:val="none" w:color="000000" w:sz="4" w:space="0"/>
         </w:tcBorders>
       </w:tcPr>
     </w:tblStylePr>
@@ -27781,12 +28424,12 @@
         <w:tblBorders/>
       </w:tblPr>
       <w:tcPr>
-        <w:shd w:color="ffffff"/>
+        <w:shd w:val="clear" w:color="ffffff"/>
         <w:tcBorders>
-          <w:top w:val="none"/>
+          <w:top w:val="none" w:color="000000" w:sz="4" w:space="0"/>
           <w:left w:val="single" w:color="000000" w:themeColor="accent4" w:themeTint="9A" w:sz="4" w:space="0"/>
-          <w:bottom w:val="none"/>
-          <w:right w:val="none"/>
+          <w:bottom w:val="none" w:color="000000" w:sz="4" w:space="0"/>
+          <w:right w:val="none" w:color="000000" w:sz="4" w:space="0"/>
         </w:tcBorders>
       </w:tcPr>
     </w:tblStylePr>
@@ -27809,9 +28452,9 @@
         <w:shd w:val="clear" w:color="ffffff" w:themeColor="light1" w:fill="ffffff" w:themeFill="light1"/>
         <w:tcBorders>
           <w:top w:val="single" w:color="000000" w:themeColor="accent4" w:themeTint="9A" w:sz="4" w:space="0"/>
-          <w:left w:val="none"/>
-          <w:bottom w:val="none"/>
-          <w:right w:val="none"/>
+          <w:left w:val="none" w:color="000000" w:sz="4" w:space="0"/>
+          <w:bottom w:val="none" w:color="000000" w:sz="4" w:space="0"/>
+          <w:right w:val="none" w:color="000000" w:sz="4" w:space="0"/>
         </w:tcBorders>
       </w:tcPr>
     </w:tblStylePr>
@@ -27886,9 +28529,9 @@
       </w:tcPr>
     </w:tblStylePr>
   </w:style>
-  <w:style w:type="table" w:styleId="115">
+  <w:style w:type="table" w:styleId="958">
     <w:name w:val="List Table 7 Colorful - Accent 5"/>
-    <w:basedOn w:val="835"/>
+    <w:basedOn w:val="1037"/>
     <w:uiPriority w:val="99"/>
     <w:pPr>
       <w:pBdr/>
@@ -27987,11 +28630,11 @@
         <w:tblBorders/>
       </w:tblPr>
       <w:tcPr>
-        <w:shd w:color="ffffff"/>
+        <w:shd w:val="clear" w:color="ffffff"/>
         <w:tcBorders>
-          <w:top w:val="none"/>
-          <w:left w:val="none"/>
-          <w:bottom w:val="none"/>
+          <w:top w:val="none" w:color="000000" w:sz="4" w:space="0"/>
+          <w:left w:val="none" w:color="000000" w:sz="4" w:space="0"/>
+          <w:bottom w:val="none" w:color="000000" w:sz="4" w:space="0"/>
           <w:right w:val="single" w:color="000000" w:themeColor="accent5" w:themeTint="9A" w:sz="4" w:space="0"/>
         </w:tcBorders>
       </w:tcPr>
@@ -28014,10 +28657,10 @@
       <w:tcPr>
         <w:shd w:val="clear" w:color="ffffff" w:themeColor="light1" w:fill="ffffff" w:themeFill="light1"/>
         <w:tcBorders>
-          <w:top w:val="none"/>
-          <w:left w:val="none"/>
+          <w:top w:val="none" w:color="000000" w:sz="4" w:space="0"/>
+          <w:left w:val="none" w:color="000000" w:sz="4" w:space="0"/>
           <w:bottom w:val="single" w:color="000000" w:themeColor="accent5" w:themeTint="9A" w:sz="4" w:space="0"/>
-          <w:right w:val="none"/>
+          <w:right w:val="none" w:color="000000" w:sz="4" w:space="0"/>
         </w:tcBorders>
       </w:tcPr>
     </w:tblStylePr>
@@ -28037,12 +28680,12 @@
         <w:tblBorders/>
       </w:tblPr>
       <w:tcPr>
-        <w:shd w:color="ffffff"/>
+        <w:shd w:val="clear" w:color="ffffff"/>
         <w:tcBorders>
-          <w:top w:val="none"/>
+          <w:top w:val="none" w:color="000000" w:sz="4" w:space="0"/>
           <w:left w:val="single" w:color="000000" w:themeColor="accent5" w:themeTint="9A" w:sz="4" w:space="0"/>
-          <w:bottom w:val="none"/>
-          <w:right w:val="none"/>
+          <w:bottom w:val="none" w:color="000000" w:sz="4" w:space="0"/>
+          <w:right w:val="none" w:color="000000" w:sz="4" w:space="0"/>
         </w:tcBorders>
       </w:tcPr>
     </w:tblStylePr>
@@ -28065,9 +28708,9 @@
         <w:shd w:val="clear" w:color="ffffff" w:themeColor="light1" w:fill="ffffff" w:themeFill="light1"/>
         <w:tcBorders>
           <w:top w:val="single" w:color="000000" w:themeColor="accent5" w:themeTint="9A" w:sz="4" w:space="0"/>
-          <w:left w:val="none"/>
-          <w:bottom w:val="none"/>
-          <w:right w:val="none"/>
+          <w:left w:val="none" w:color="000000" w:sz="4" w:space="0"/>
+          <w:bottom w:val="none" w:color="000000" w:sz="4" w:space="0"/>
+          <w:right w:val="none" w:color="000000" w:sz="4" w:space="0"/>
         </w:tcBorders>
       </w:tcPr>
     </w:tblStylePr>
@@ -28142,9 +28785,9 @@
       </w:tcPr>
     </w:tblStylePr>
   </w:style>
-  <w:style w:type="table" w:styleId="116">
+  <w:style w:type="table" w:styleId="959">
     <w:name w:val="List Table 7 Colorful - Accent 6"/>
-    <w:basedOn w:val="835"/>
+    <w:basedOn w:val="1037"/>
     <w:uiPriority w:val="99"/>
     <w:pPr>
       <w:pBdr/>
@@ -28243,11 +28886,11 @@
         <w:tblBorders/>
       </w:tblPr>
       <w:tcPr>
-        <w:shd w:color="ffffff"/>
+        <w:shd w:val="clear" w:color="ffffff"/>
         <w:tcBorders>
-          <w:top w:val="none"/>
-          <w:left w:val="none"/>
-          <w:bottom w:val="none"/>
+          <w:top w:val="none" w:color="000000" w:sz="4" w:space="0"/>
+          <w:left w:val="none" w:color="000000" w:sz="4" w:space="0"/>
+          <w:bottom w:val="none" w:color="000000" w:sz="4" w:space="0"/>
           <w:right w:val="single" w:color="000000" w:themeColor="accent6" w:themeTint="98" w:sz="4" w:space="0"/>
         </w:tcBorders>
       </w:tcPr>
@@ -28270,10 +28913,10 @@
       <w:tcPr>
         <w:shd w:val="clear" w:color="ffffff" w:themeColor="light1" w:fill="ffffff" w:themeFill="light1"/>
         <w:tcBorders>
-          <w:top w:val="none"/>
-          <w:left w:val="none"/>
+          <w:top w:val="none" w:color="000000" w:sz="4" w:space="0"/>
+          <w:left w:val="none" w:color="000000" w:sz="4" w:space="0"/>
           <w:bottom w:val="single" w:color="000000" w:themeColor="accent6" w:themeTint="98" w:sz="4" w:space="0"/>
-          <w:right w:val="none"/>
+          <w:right w:val="none" w:color="000000" w:sz="4" w:space="0"/>
         </w:tcBorders>
       </w:tcPr>
     </w:tblStylePr>
@@ -28293,12 +28936,12 @@
         <w:tblBorders/>
       </w:tblPr>
       <w:tcPr>
-        <w:shd w:color="ffffff"/>
+        <w:shd w:val="clear" w:color="ffffff"/>
         <w:tcBorders>
-          <w:top w:val="none"/>
+          <w:top w:val="none" w:color="000000" w:sz="4" w:space="0"/>
           <w:left w:val="single" w:color="000000" w:themeColor="accent6" w:themeTint="98" w:sz="4" w:space="0"/>
-          <w:bottom w:val="none"/>
-          <w:right w:val="none"/>
+          <w:bottom w:val="none" w:color="000000" w:sz="4" w:space="0"/>
+          <w:right w:val="none" w:color="000000" w:sz="4" w:space="0"/>
         </w:tcBorders>
       </w:tcPr>
     </w:tblStylePr>
@@ -28321,9 +28964,9 @@
         <w:shd w:val="clear" w:color="ffffff" w:themeColor="light1" w:fill="ffffff" w:themeFill="light1"/>
         <w:tcBorders>
           <w:top w:val="single" w:color="000000" w:themeColor="accent6" w:themeTint="98" w:sz="4" w:space="0"/>
-          <w:left w:val="none"/>
-          <w:bottom w:val="none"/>
-          <w:right w:val="none"/>
+          <w:left w:val="none" w:color="000000" w:sz="4" w:space="0"/>
+          <w:bottom w:val="none" w:color="000000" w:sz="4" w:space="0"/>
+          <w:right w:val="none" w:color="000000" w:sz="4" w:space="0"/>
         </w:tcBorders>
       </w:tcPr>
     </w:tblStylePr>
@@ -28398,9 +29041,9 @@
       </w:tcPr>
     </w:tblStylePr>
   </w:style>
-  <w:style w:type="table" w:styleId="117">
+  <w:style w:type="table" w:styleId="960">
     <w:name w:val="Lined - Accent"/>
-    <w:basedOn w:val="835"/>
+    <w:basedOn w:val="1037"/>
     <w:uiPriority w:val="99"/>
     <w:pPr>
       <w:pBdr/>
@@ -28635,9 +29278,9 @@
       </w:tcPr>
     </w:tblStylePr>
   </w:style>
-  <w:style w:type="table" w:styleId="118">
+  <w:style w:type="table" w:styleId="961">
     <w:name w:val="Lined - Accent 1"/>
-    <w:basedOn w:val="835"/>
+    <w:basedOn w:val="1037"/>
     <w:uiPriority w:val="99"/>
     <w:pPr>
       <w:pBdr/>
@@ -28872,9 +29515,9 @@
       </w:tcPr>
     </w:tblStylePr>
   </w:style>
-  <w:style w:type="table" w:styleId="119">
+  <w:style w:type="table" w:styleId="962">
     <w:name w:val="Lined - Accent 2"/>
-    <w:basedOn w:val="835"/>
+    <w:basedOn w:val="1037"/>
     <w:uiPriority w:val="99"/>
     <w:pPr>
       <w:pBdr/>
@@ -29109,9 +29752,9 @@
       </w:tcPr>
     </w:tblStylePr>
   </w:style>
-  <w:style w:type="table" w:styleId="120">
+  <w:style w:type="table" w:styleId="963">
     <w:name w:val="Lined - Accent 3"/>
-    <w:basedOn w:val="835"/>
+    <w:basedOn w:val="1037"/>
     <w:uiPriority w:val="99"/>
     <w:pPr>
       <w:pBdr/>
@@ -29346,9 +29989,9 @@
       </w:tcPr>
     </w:tblStylePr>
   </w:style>
-  <w:style w:type="table" w:styleId="121">
+  <w:style w:type="table" w:styleId="964">
     <w:name w:val="Lined - Accent 4"/>
-    <w:basedOn w:val="835"/>
+    <w:basedOn w:val="1037"/>
     <w:uiPriority w:val="99"/>
     <w:pPr>
       <w:pBdr/>
@@ -29583,9 +30226,9 @@
       </w:tcPr>
     </w:tblStylePr>
   </w:style>
-  <w:style w:type="table" w:styleId="122">
+  <w:style w:type="table" w:styleId="965">
     <w:name w:val="Lined - Accent 5"/>
-    <w:basedOn w:val="835"/>
+    <w:basedOn w:val="1037"/>
     <w:uiPriority w:val="99"/>
     <w:pPr>
       <w:pBdr/>
@@ -29820,9 +30463,9 @@
       </w:tcPr>
     </w:tblStylePr>
   </w:style>
-  <w:style w:type="table" w:styleId="123">
+  <w:style w:type="table" w:styleId="966">
     <w:name w:val="Lined - Accent 6"/>
-    <w:basedOn w:val="835"/>
+    <w:basedOn w:val="1037"/>
     <w:uiPriority w:val="99"/>
     <w:pPr>
       <w:pBdr/>
@@ -30057,9 +30700,9 @@
       </w:tcPr>
     </w:tblStylePr>
   </w:style>
-  <w:style w:type="table" w:styleId="124">
+  <w:style w:type="table" w:styleId="967">
     <w:name w:val="Bordered &amp; Lined - Accent"/>
-    <w:basedOn w:val="835"/>
+    <w:basedOn w:val="1037"/>
     <w:uiPriority w:val="99"/>
     <w:pPr>
       <w:pBdr/>
@@ -30301,9 +30944,9 @@
       </w:tcPr>
     </w:tblStylePr>
   </w:style>
-  <w:style w:type="table" w:styleId="125">
+  <w:style w:type="table" w:styleId="968">
     <w:name w:val="Bordered &amp; Lined - Accent 1"/>
-    <w:basedOn w:val="835"/>
+    <w:basedOn w:val="1037"/>
     <w:uiPriority w:val="99"/>
     <w:pPr>
       <w:pBdr/>
@@ -30545,9 +31188,9 @@
       </w:tcPr>
     </w:tblStylePr>
   </w:style>
-  <w:style w:type="table" w:styleId="126">
+  <w:style w:type="table" w:styleId="969">
     <w:name w:val="Bordered &amp; Lined - Accent 2"/>
-    <w:basedOn w:val="835"/>
+    <w:basedOn w:val="1037"/>
     <w:uiPriority w:val="99"/>
     <w:pPr>
       <w:pBdr/>
@@ -30789,9 +31432,9 @@
       </w:tcPr>
     </w:tblStylePr>
   </w:style>
-  <w:style w:type="table" w:styleId="127">
+  <w:style w:type="table" w:styleId="970">
     <w:name w:val="Bordered &amp; Lined - Accent 3"/>
-    <w:basedOn w:val="835"/>
+    <w:basedOn w:val="1037"/>
     <w:uiPriority w:val="99"/>
     <w:pPr>
       <w:pBdr/>
@@ -31033,9 +31676,9 @@
       </w:tcPr>
     </w:tblStylePr>
   </w:style>
-  <w:style w:type="table" w:styleId="128">
+  <w:style w:type="table" w:styleId="971">
     <w:name w:val="Bordered &amp; Lined - Accent 4"/>
-    <w:basedOn w:val="835"/>
+    <w:basedOn w:val="1037"/>
     <w:uiPriority w:val="99"/>
     <w:pPr>
       <w:pBdr/>
@@ -31277,9 +31920,9 @@
       </w:tcPr>
     </w:tblStylePr>
   </w:style>
-  <w:style w:type="table" w:styleId="129">
+  <w:style w:type="table" w:styleId="972">
     <w:name w:val="Bordered &amp; Lined - Accent 5"/>
-    <w:basedOn w:val="835"/>
+    <w:basedOn w:val="1037"/>
     <w:uiPriority w:val="99"/>
     <w:pPr>
       <w:pBdr/>
@@ -31521,9 +32164,9 @@
       </w:tcPr>
     </w:tblStylePr>
   </w:style>
-  <w:style w:type="table" w:styleId="130">
+  <w:style w:type="table" w:styleId="973">
     <w:name w:val="Bordered &amp; Lined - Accent 6"/>
-    <w:basedOn w:val="835"/>
+    <w:basedOn w:val="1037"/>
     <w:uiPriority w:val="99"/>
     <w:pPr>
       <w:pBdr/>
@@ -31765,9 +32408,9 @@
       </w:tcPr>
     </w:tblStylePr>
   </w:style>
-  <w:style w:type="table" w:styleId="131">
+  <w:style w:type="table" w:styleId="974">
     <w:name w:val="Bordered"/>
-    <w:basedOn w:val="835"/>
+    <w:basedOn w:val="1037"/>
     <w:uiPriority w:val="99"/>
     <w:pPr>
       <w:pBdr/>
@@ -31996,9 +32639,9 @@
       </w:tcPr>
     </w:tblStylePr>
   </w:style>
-  <w:style w:type="table" w:styleId="132">
+  <w:style w:type="table" w:styleId="975">
     <w:name w:val="Bordered - Accent 1"/>
-    <w:basedOn w:val="835"/>
+    <w:basedOn w:val="1037"/>
     <w:uiPriority w:val="99"/>
     <w:pPr>
       <w:pBdr/>
@@ -32227,9 +32870,9 @@
       </w:tcPr>
     </w:tblStylePr>
   </w:style>
-  <w:style w:type="table" w:styleId="133">
+  <w:style w:type="table" w:styleId="976">
     <w:name w:val="Bordered - Accent 2"/>
-    <w:basedOn w:val="835"/>
+    <w:basedOn w:val="1037"/>
     <w:uiPriority w:val="99"/>
     <w:pPr>
       <w:pBdr/>
@@ -32458,9 +33101,9 @@
       </w:tcPr>
     </w:tblStylePr>
   </w:style>
-  <w:style w:type="table" w:styleId="134">
+  <w:style w:type="table" w:styleId="977">
     <w:name w:val="Bordered - Accent 3"/>
-    <w:basedOn w:val="835"/>
+    <w:basedOn w:val="1037"/>
     <w:uiPriority w:val="99"/>
     <w:pPr>
       <w:pBdr/>
@@ -32689,9 +33332,9 @@
       </w:tcPr>
     </w:tblStylePr>
   </w:style>
-  <w:style w:type="table" w:styleId="135">
+  <w:style w:type="table" w:styleId="978">
     <w:name w:val="Bordered - Accent 4"/>
-    <w:basedOn w:val="835"/>
+    <w:basedOn w:val="1037"/>
     <w:uiPriority w:val="99"/>
     <w:pPr>
       <w:pBdr/>
@@ -32920,9 +33563,9 @@
       </w:tcPr>
     </w:tblStylePr>
   </w:style>
-  <w:style w:type="table" w:styleId="136">
+  <w:style w:type="table" w:styleId="979">
     <w:name w:val="Bordered - Accent 5"/>
-    <w:basedOn w:val="835"/>
+    <w:basedOn w:val="1037"/>
     <w:uiPriority w:val="99"/>
     <w:pPr>
       <w:pBdr/>
@@ -33151,9 +33794,9 @@
       </w:tcPr>
     </w:tblStylePr>
   </w:style>
-  <w:style w:type="table" w:styleId="137">
+  <w:style w:type="table" w:styleId="980">
     <w:name w:val="Bordered - Accent 6"/>
-    <w:basedOn w:val="835"/>
+    <w:basedOn w:val="1037"/>
     <w:uiPriority w:val="99"/>
     <w:pPr>
       <w:pBdr/>
@@ -33382,11 +34025,11 @@
       </w:tcPr>
     </w:tblStylePr>
   </w:style>
-  <w:style w:type="paragraph" w:styleId="139">
+  <w:style w:type="paragraph" w:styleId="981">
     <w:name w:val="Heading 1"/>
-    <w:basedOn w:val="833"/>
-    <w:next w:val="833"/>
-    <w:link w:val="150"/>
+    <w:basedOn w:val="1035"/>
+    <w:next w:val="1035"/>
+    <w:link w:val="990"/>
     <w:uiPriority w:val="9"/>
     <w:qFormat/>
     <w:pPr>
@@ -33404,11 +34047,11 @@
       <w:szCs w:val="40"/>
     </w:rPr>
   </w:style>
-  <w:style w:type="paragraph" w:styleId="140">
+  <w:style w:type="paragraph" w:styleId="982">
     <w:name w:val="Heading 2"/>
-    <w:basedOn w:val="833"/>
-    <w:next w:val="833"/>
-    <w:link w:val="151"/>
+    <w:basedOn w:val="1035"/>
+    <w:next w:val="1035"/>
+    <w:link w:val="991"/>
     <w:uiPriority w:val="9"/>
     <w:unhideWhenUsed/>
     <w:qFormat/>
@@ -33427,11 +34070,11 @@
       <w:szCs w:val="32"/>
     </w:rPr>
   </w:style>
-  <w:style w:type="paragraph" w:styleId="141">
+  <w:style w:type="paragraph" w:styleId="983">
     <w:name w:val="Heading 3"/>
-    <w:basedOn w:val="833"/>
-    <w:next w:val="833"/>
-    <w:link w:val="152"/>
+    <w:basedOn w:val="1035"/>
+    <w:next w:val="1035"/>
+    <w:link w:val="992"/>
     <w:uiPriority w:val="9"/>
     <w:unhideWhenUsed/>
     <w:qFormat/>
@@ -33450,11 +34093,11 @@
       <w:szCs w:val="28"/>
     </w:rPr>
   </w:style>
-  <w:style w:type="paragraph" w:styleId="142">
+  <w:style w:type="paragraph" w:styleId="984">
     <w:name w:val="Heading 4"/>
-    <w:basedOn w:val="833"/>
-    <w:next w:val="833"/>
-    <w:link w:val="153"/>
+    <w:basedOn w:val="1035"/>
+    <w:next w:val="1035"/>
+    <w:link w:val="993"/>
     <w:uiPriority w:val="9"/>
     <w:unhideWhenUsed/>
     <w:qFormat/>
@@ -33473,11 +34116,11 @@
       <w:color w:val="0f4761" w:themeColor="accent1" w:themeShade="BF"/>
     </w:rPr>
   </w:style>
-  <w:style w:type="paragraph" w:styleId="143">
+  <w:style w:type="paragraph" w:styleId="985">
     <w:name w:val="Heading 5"/>
-    <w:basedOn w:val="833"/>
-    <w:next w:val="833"/>
-    <w:link w:val="154"/>
+    <w:basedOn w:val="1035"/>
+    <w:next w:val="1035"/>
+    <w:link w:val="994"/>
     <w:uiPriority w:val="9"/>
     <w:unhideWhenUsed/>
     <w:qFormat/>
@@ -33494,11 +34137,11 @@
       <w:color w:val="0f4761" w:themeColor="accent1" w:themeShade="BF"/>
     </w:rPr>
   </w:style>
-  <w:style w:type="paragraph" w:styleId="144">
+  <w:style w:type="paragraph" w:styleId="986">
     <w:name w:val="Heading 6"/>
-    <w:basedOn w:val="833"/>
-    <w:next w:val="833"/>
-    <w:link w:val="155"/>
+    <w:basedOn w:val="1035"/>
+    <w:next w:val="1035"/>
+    <w:link w:val="995"/>
     <w:uiPriority w:val="9"/>
     <w:unhideWhenUsed/>
     <w:qFormat/>
@@ -33517,11 +34160,11 @@
       <w:color w:val="595959" w:themeColor="text1" w:themeTint="A6"/>
     </w:rPr>
   </w:style>
-  <w:style w:type="paragraph" w:styleId="145">
+  <w:style w:type="paragraph" w:styleId="987">
     <w:name w:val="Heading 7"/>
-    <w:basedOn w:val="833"/>
-    <w:next w:val="833"/>
-    <w:link w:val="156"/>
+    <w:basedOn w:val="1035"/>
+    <w:next w:val="1035"/>
+    <w:link w:val="996"/>
     <w:uiPriority w:val="9"/>
     <w:unhideWhenUsed/>
     <w:qFormat/>
@@ -33538,11 +34181,11 @@
       <w:color w:val="595959" w:themeColor="text1" w:themeTint="A6"/>
     </w:rPr>
   </w:style>
-  <w:style w:type="paragraph" w:styleId="146">
+  <w:style w:type="paragraph" w:styleId="988">
     <w:name w:val="Heading 8"/>
-    <w:basedOn w:val="833"/>
-    <w:next w:val="833"/>
-    <w:link w:val="157"/>
+    <w:basedOn w:val="1035"/>
+    <w:next w:val="1035"/>
+    <w:link w:val="997"/>
     <w:uiPriority w:val="9"/>
     <w:unhideWhenUsed/>
     <w:qFormat/>
@@ -33561,11 +34204,11 @@
       <w:color w:val="272727" w:themeColor="text1" w:themeTint="D8"/>
     </w:rPr>
   </w:style>
-  <w:style w:type="paragraph" w:styleId="147">
+  <w:style w:type="paragraph" w:styleId="989">
     <w:name w:val="Heading 9"/>
-    <w:basedOn w:val="833"/>
-    <w:next w:val="833"/>
-    <w:link w:val="158"/>
+    <w:basedOn w:val="1035"/>
+    <w:next w:val="1035"/>
+    <w:link w:val="998"/>
     <w:uiPriority w:val="9"/>
     <w:unhideWhenUsed/>
     <w:qFormat/>
@@ -33584,10 +34227,10 @@
       <w:color w:val="272727" w:themeColor="text1" w:themeTint="D8"/>
     </w:rPr>
   </w:style>
-  <w:style w:type="character" w:styleId="150">
+  <w:style w:type="character" w:styleId="990">
     <w:name w:val="Heading 1 Char"/>
-    <w:basedOn w:val="834"/>
-    <w:link w:val="139"/>
+    <w:basedOn w:val="1036"/>
+    <w:link w:val="981"/>
     <w:uiPriority w:val="9"/>
     <w:pPr>
       <w:pBdr/>
@@ -33601,10 +34244,10 @@
       <w:szCs w:val="40"/>
     </w:rPr>
   </w:style>
-  <w:style w:type="character" w:styleId="151">
+  <w:style w:type="character" w:styleId="991">
     <w:name w:val="Heading 2 Char"/>
-    <w:basedOn w:val="834"/>
-    <w:link w:val="140"/>
+    <w:basedOn w:val="1036"/>
+    <w:link w:val="982"/>
     <w:uiPriority w:val="9"/>
     <w:pPr>
       <w:pBdr/>
@@ -33618,10 +34261,10 @@
       <w:szCs w:val="32"/>
     </w:rPr>
   </w:style>
-  <w:style w:type="character" w:styleId="152">
+  <w:style w:type="character" w:styleId="992">
     <w:name w:val="Heading 3 Char"/>
-    <w:basedOn w:val="834"/>
-    <w:link w:val="141"/>
+    <w:basedOn w:val="1036"/>
+    <w:link w:val="983"/>
     <w:uiPriority w:val="9"/>
     <w:pPr>
       <w:pBdr/>
@@ -33635,10 +34278,10 @@
       <w:szCs w:val="28"/>
     </w:rPr>
   </w:style>
-  <w:style w:type="character" w:styleId="153">
+  <w:style w:type="character" w:styleId="993">
     <w:name w:val="Heading 4 Char"/>
-    <w:basedOn w:val="834"/>
-    <w:link w:val="142"/>
+    <w:basedOn w:val="1036"/>
+    <w:link w:val="984"/>
     <w:uiPriority w:val="9"/>
     <w:pPr>
       <w:pBdr/>
@@ -33652,10 +34295,10 @@
       <w:color w:val="0f4761" w:themeColor="accent1" w:themeShade="BF"/>
     </w:rPr>
   </w:style>
-  <w:style w:type="character" w:styleId="154">
+  <w:style w:type="character" w:styleId="994">
     <w:name w:val="Heading 5 Char"/>
-    <w:basedOn w:val="834"/>
-    <w:link w:val="143"/>
+    <w:basedOn w:val="1036"/>
+    <w:link w:val="985"/>
     <w:uiPriority w:val="9"/>
     <w:pPr>
       <w:pBdr/>
@@ -33667,10 +34310,10 @@
       <w:color w:val="0f4761" w:themeColor="accent1" w:themeShade="BF"/>
     </w:rPr>
   </w:style>
-  <w:style w:type="character" w:styleId="155">
+  <w:style w:type="character" w:styleId="995">
     <w:name w:val="Heading 6 Char"/>
-    <w:basedOn w:val="834"/>
-    <w:link w:val="144"/>
+    <w:basedOn w:val="1036"/>
+    <w:link w:val="986"/>
     <w:uiPriority w:val="9"/>
     <w:pPr>
       <w:pBdr/>
@@ -33684,10 +34327,10 @@
       <w:color w:val="595959" w:themeColor="text1" w:themeTint="A6"/>
     </w:rPr>
   </w:style>
-  <w:style w:type="character" w:styleId="156">
+  <w:style w:type="character" w:styleId="996">
     <w:name w:val="Heading 7 Char"/>
-    <w:basedOn w:val="834"/>
-    <w:link w:val="145"/>
+    <w:basedOn w:val="1036"/>
+    <w:link w:val="987"/>
     <w:uiPriority w:val="9"/>
     <w:pPr>
       <w:pBdr/>
@@ -33699,10 +34342,10 @@
       <w:color w:val="595959" w:themeColor="text1" w:themeTint="A6"/>
     </w:rPr>
   </w:style>
-  <w:style w:type="character" w:styleId="157">
+  <w:style w:type="character" w:styleId="997">
     <w:name w:val="Heading 8 Char"/>
-    <w:basedOn w:val="834"/>
-    <w:link w:val="146"/>
+    <w:basedOn w:val="1036"/>
+    <w:link w:val="988"/>
     <w:uiPriority w:val="9"/>
     <w:pPr>
       <w:pBdr/>
@@ -33716,10 +34359,10 @@
       <w:color w:val="272727" w:themeColor="text1" w:themeTint="D8"/>
     </w:rPr>
   </w:style>
-  <w:style w:type="character" w:styleId="158">
+  <w:style w:type="character" w:styleId="998">
     <w:name w:val="Heading 9 Char"/>
-    <w:basedOn w:val="834"/>
-    <w:link w:val="147"/>
+    <w:basedOn w:val="1036"/>
+    <w:link w:val="989"/>
     <w:uiPriority w:val="9"/>
     <w:pPr>
       <w:pBdr/>
@@ -33733,11 +34376,11 @@
       <w:color w:val="272727" w:themeColor="text1" w:themeTint="D8"/>
     </w:rPr>
   </w:style>
-  <w:style w:type="paragraph" w:styleId="159">
+  <w:style w:type="paragraph" w:styleId="999">
     <w:name w:val="Title"/>
-    <w:basedOn w:val="833"/>
-    <w:next w:val="833"/>
-    <w:link w:val="160"/>
+    <w:basedOn w:val="1035"/>
+    <w:next w:val="1035"/>
+    <w:link w:val="1000"/>
     <w:uiPriority w:val="10"/>
     <w:qFormat/>
     <w:pPr>
@@ -33753,10 +34396,10 @@
       <w:szCs w:val="56"/>
     </w:rPr>
   </w:style>
-  <w:style w:type="character" w:styleId="160">
+  <w:style w:type="character" w:styleId="1000">
     <w:name w:val="Title Char"/>
-    <w:basedOn w:val="834"/>
-    <w:link w:val="159"/>
+    <w:basedOn w:val="1036"/>
+    <w:link w:val="999"/>
     <w:uiPriority w:val="10"/>
     <w:pPr>
       <w:pBdr/>
@@ -33770,11 +34413,11 @@
       <w:szCs w:val="56"/>
     </w:rPr>
   </w:style>
-  <w:style w:type="paragraph" w:styleId="161">
+  <w:style w:type="paragraph" w:styleId="1001">
     <w:name w:val="Subtitle"/>
-    <w:basedOn w:val="833"/>
-    <w:next w:val="833"/>
-    <w:link w:val="162"/>
+    <w:basedOn w:val="1035"/>
+    <w:next w:val="1035"/>
+    <w:link w:val="1002"/>
     <w:uiPriority w:val="11"/>
     <w:qFormat/>
     <w:pPr>
@@ -33792,10 +34435,10 @@
       <w:szCs w:val="28"/>
     </w:rPr>
   </w:style>
-  <w:style w:type="character" w:styleId="162">
+  <w:style w:type="character" w:styleId="1002">
     <w:name w:val="Subtitle Char"/>
-    <w:basedOn w:val="834"/>
-    <w:link w:val="161"/>
+    <w:basedOn w:val="1036"/>
+    <w:link w:val="1001"/>
     <w:uiPriority w:val="11"/>
     <w:pPr>
       <w:pBdr/>
@@ -33809,11 +34452,11 @@
       <w:szCs w:val="28"/>
     </w:rPr>
   </w:style>
-  <w:style w:type="paragraph" w:styleId="163">
+  <w:style w:type="paragraph" w:styleId="1003">
     <w:name w:val="Quote"/>
-    <w:basedOn w:val="833"/>
-    <w:next w:val="833"/>
-    <w:link w:val="164"/>
+    <w:basedOn w:val="1035"/>
+    <w:next w:val="1035"/>
+    <w:link w:val="1004"/>
     <w:uiPriority w:val="29"/>
     <w:qFormat/>
     <w:pPr>
@@ -33828,10 +34471,10 @@
       <w:color w:val="404040" w:themeColor="text1" w:themeTint="BF"/>
     </w:rPr>
   </w:style>
-  <w:style w:type="character" w:styleId="164">
+  <w:style w:type="character" w:styleId="1004">
     <w:name w:val="Quote Char"/>
-    <w:basedOn w:val="834"/>
-    <w:link w:val="163"/>
+    <w:basedOn w:val="1036"/>
+    <w:link w:val="1003"/>
     <w:uiPriority w:val="29"/>
     <w:pPr>
       <w:pBdr/>
@@ -33844,9 +34487,9 @@
       <w:color w:val="404040" w:themeColor="text1" w:themeTint="BF"/>
     </w:rPr>
   </w:style>
-  <w:style w:type="character" w:styleId="166">
+  <w:style w:type="character" w:styleId="1005">
     <w:name w:val="Intense Emphasis"/>
-    <w:basedOn w:val="834"/>
+    <w:basedOn w:val="1036"/>
     <w:uiPriority w:val="21"/>
     <w:qFormat/>
     <w:pPr>
@@ -33860,11 +34503,11 @@
       <w:color w:val="0f4761" w:themeColor="accent1" w:themeShade="BF"/>
     </w:rPr>
   </w:style>
-  <w:style w:type="paragraph" w:styleId="167">
+  <w:style w:type="paragraph" w:styleId="1006">
     <w:name w:val="Intense Quote"/>
-    <w:basedOn w:val="833"/>
-    <w:next w:val="833"/>
-    <w:link w:val="168"/>
+    <w:basedOn w:val="1035"/>
+    <w:next w:val="1035"/>
+    <w:link w:val="1007"/>
     <w:uiPriority w:val="30"/>
     <w:qFormat/>
     <w:pPr>
@@ -33882,10 +34525,10 @@
       <w:color w:val="0f4761" w:themeColor="accent1" w:themeShade="BF"/>
     </w:rPr>
   </w:style>
-  <w:style w:type="character" w:styleId="168">
+  <w:style w:type="character" w:styleId="1007">
     <w:name w:val="Intense Quote Char"/>
-    <w:basedOn w:val="834"/>
-    <w:link w:val="167"/>
+    <w:basedOn w:val="1036"/>
+    <w:link w:val="1006"/>
     <w:uiPriority w:val="30"/>
     <w:pPr>
       <w:pBdr/>
@@ -33898,9 +34541,9 @@
       <w:color w:val="0f4761" w:themeColor="accent1" w:themeShade="BF"/>
     </w:rPr>
   </w:style>
-  <w:style w:type="character" w:styleId="169">
+  <w:style w:type="character" w:styleId="1008">
     <w:name w:val="Intense Reference"/>
-    <w:basedOn w:val="834"/>
+    <w:basedOn w:val="1036"/>
     <w:uiPriority w:val="32"/>
     <w:qFormat/>
     <w:pPr>
@@ -33916,9 +34559,9 @@
       <w:spacing w:val="5"/>
     </w:rPr>
   </w:style>
-  <w:style w:type="paragraph" w:styleId="170">
+  <w:style w:type="paragraph" w:styleId="1009">
     <w:name w:val="No Spacing"/>
-    <w:basedOn w:val="833"/>
+    <w:basedOn w:val="1035"/>
     <w:uiPriority w:val="1"/>
     <w:qFormat/>
     <w:pPr>
@@ -33927,9 +34570,9 @@
       <w:ind/>
     </w:pPr>
   </w:style>
-  <w:style w:type="character" w:styleId="171">
+  <w:style w:type="character" w:styleId="1010">
     <w:name w:val="Subtle Emphasis"/>
-    <w:basedOn w:val="834"/>
+    <w:basedOn w:val="1036"/>
     <w:uiPriority w:val="19"/>
     <w:qFormat/>
     <w:pPr>
@@ -33943,9 +34586,9 @@
       <w:color w:val="404040" w:themeColor="text1" w:themeTint="BF"/>
     </w:rPr>
   </w:style>
-  <w:style w:type="character" w:styleId="172">
+  <w:style w:type="character" w:styleId="1011">
     <w:name w:val="Emphasis"/>
-    <w:basedOn w:val="834"/>
+    <w:basedOn w:val="1036"/>
     <w:uiPriority w:val="20"/>
     <w:qFormat/>
     <w:pPr>
@@ -33958,9 +34601,9 @@
       <w:iCs/>
     </w:rPr>
   </w:style>
-  <w:style w:type="character" w:styleId="173">
+  <w:style w:type="character" w:styleId="1012">
     <w:name w:val="Strong"/>
-    <w:basedOn w:val="834"/>
+    <w:basedOn w:val="1036"/>
     <w:uiPriority w:val="22"/>
     <w:qFormat/>
     <w:pPr>
@@ -33973,9 +34616,9 @@
       <w:bCs/>
     </w:rPr>
   </w:style>
-  <w:style w:type="character" w:styleId="174">
+  <w:style w:type="character" w:styleId="1013">
     <w:name w:val="Subtle Reference"/>
-    <w:basedOn w:val="834"/>
+    <w:basedOn w:val="1036"/>
     <w:uiPriority w:val="31"/>
     <w:qFormat/>
     <w:pPr>
@@ -33988,9 +34631,9 @@
       <w:color w:val="5a5a5a" w:themeColor="text1" w:themeTint="A5"/>
     </w:rPr>
   </w:style>
-  <w:style w:type="character" w:styleId="175">
+  <w:style w:type="character" w:styleId="1014">
     <w:name w:val="Book Title"/>
-    <w:basedOn w:val="834"/>
+    <w:basedOn w:val="1036"/>
     <w:uiPriority w:val="33"/>
     <w:qFormat/>
     <w:pPr>
@@ -34006,10 +34649,10 @@
       <w:spacing w:val="5"/>
     </w:rPr>
   </w:style>
-  <w:style w:type="paragraph" w:styleId="180">
+  <w:style w:type="paragraph" w:styleId="1015">
     <w:name w:val="Caption"/>
-    <w:basedOn w:val="833"/>
-    <w:next w:val="833"/>
+    <w:basedOn w:val="1035"/>
+    <w:next w:val="1035"/>
     <w:uiPriority w:val="35"/>
     <w:unhideWhenUsed/>
     <w:qFormat/>
@@ -34026,10 +34669,10 @@
       <w:szCs w:val="18"/>
     </w:rPr>
   </w:style>
-  <w:style w:type="paragraph" w:styleId="181">
+  <w:style w:type="paragraph" w:styleId="1016">
     <w:name w:val="footnote text"/>
-    <w:basedOn w:val="833"/>
-    <w:link w:val="182"/>
+    <w:basedOn w:val="1035"/>
+    <w:link w:val="1017"/>
     <w:uiPriority w:val="99"/>
     <w:semiHidden/>
     <w:unhideWhenUsed/>
@@ -34043,10 +34686,10 @@
       <w:szCs w:val="20"/>
     </w:rPr>
   </w:style>
-  <w:style w:type="character" w:styleId="182">
+  <w:style w:type="character" w:styleId="1017">
     <w:name w:val="Footnote Text Char"/>
-    <w:basedOn w:val="834"/>
-    <w:link w:val="181"/>
+    <w:basedOn w:val="1036"/>
+    <w:link w:val="1016"/>
     <w:uiPriority w:val="99"/>
     <w:semiHidden/>
     <w:pPr>
@@ -34059,9 +34702,9 @@
       <w:szCs w:val="20"/>
     </w:rPr>
   </w:style>
-  <w:style w:type="character" w:styleId="183">
+  <w:style w:type="character" w:styleId="1018">
     <w:name w:val="footnote reference"/>
-    <w:basedOn w:val="834"/>
+    <w:basedOn w:val="1036"/>
     <w:uiPriority w:val="99"/>
     <w:semiHidden/>
     <w:unhideWhenUsed/>
@@ -34074,10 +34717,10 @@
       <w:vertAlign w:val="superscript"/>
     </w:rPr>
   </w:style>
-  <w:style w:type="paragraph" w:styleId="184">
+  <w:style w:type="paragraph" w:styleId="1019">
     <w:name w:val="endnote text"/>
-    <w:basedOn w:val="833"/>
-    <w:link w:val="185"/>
+    <w:basedOn w:val="1035"/>
+    <w:link w:val="1020"/>
     <w:uiPriority w:val="99"/>
     <w:semiHidden/>
     <w:unhideWhenUsed/>
@@ -34091,10 +34734,10 @@
       <w:szCs w:val="20"/>
     </w:rPr>
   </w:style>
-  <w:style w:type="character" w:styleId="185">
+  <w:style w:type="character" w:styleId="1020">
     <w:name w:val="Endnote Text Char"/>
-    <w:basedOn w:val="834"/>
-    <w:link w:val="184"/>
+    <w:basedOn w:val="1036"/>
+    <w:link w:val="1019"/>
     <w:uiPriority w:val="99"/>
     <w:semiHidden/>
     <w:pPr>
@@ -34107,9 +34750,9 @@
       <w:szCs w:val="20"/>
     </w:rPr>
   </w:style>
-  <w:style w:type="character" w:styleId="186">
+  <w:style w:type="character" w:styleId="1021">
     <w:name w:val="endnote reference"/>
-    <w:basedOn w:val="834"/>
+    <w:basedOn w:val="1036"/>
     <w:uiPriority w:val="99"/>
     <w:semiHidden/>
     <w:unhideWhenUsed/>
@@ -34122,9 +34765,9 @@
       <w:vertAlign w:val="superscript"/>
     </w:rPr>
   </w:style>
-  <w:style w:type="character" w:styleId="188">
+  <w:style w:type="character" w:styleId="1022">
     <w:name w:val="FollowedHyperlink"/>
-    <w:basedOn w:val="834"/>
+    <w:basedOn w:val="1036"/>
     <w:uiPriority w:val="99"/>
     <w:semiHidden/>
     <w:unhideWhenUsed/>
@@ -34138,10 +34781,10 @@
       <w:u w:val="single"/>
     </w:rPr>
   </w:style>
-  <w:style w:type="paragraph" w:styleId="189">
+  <w:style w:type="paragraph" w:styleId="1023">
     <w:name w:val="toc 1"/>
-    <w:basedOn w:val="833"/>
-    <w:next w:val="833"/>
+    <w:basedOn w:val="1035"/>
+    <w:next w:val="1035"/>
     <w:uiPriority w:val="39"/>
     <w:unhideWhenUsed/>
     <w:pPr>
@@ -34150,10 +34793,10 @@
       <w:ind/>
     </w:pPr>
   </w:style>
-  <w:style w:type="paragraph" w:styleId="190">
+  <w:style w:type="paragraph" w:styleId="1024">
     <w:name w:val="toc 2"/>
-    <w:basedOn w:val="833"/>
-    <w:next w:val="833"/>
+    <w:basedOn w:val="1035"/>
+    <w:next w:val="1035"/>
     <w:uiPriority w:val="39"/>
     <w:unhideWhenUsed/>
     <w:pPr>
@@ -34162,10 +34805,10 @@
       <w:ind w:left="220"/>
     </w:pPr>
   </w:style>
-  <w:style w:type="paragraph" w:styleId="191">
+  <w:style w:type="paragraph" w:styleId="1025">
     <w:name w:val="toc 3"/>
-    <w:basedOn w:val="833"/>
-    <w:next w:val="833"/>
+    <w:basedOn w:val="1035"/>
+    <w:next w:val="1035"/>
     <w:uiPriority w:val="39"/>
     <w:unhideWhenUsed/>
     <w:pPr>
@@ -34174,10 +34817,10 @@
       <w:ind w:left="440"/>
     </w:pPr>
   </w:style>
-  <w:style w:type="paragraph" w:styleId="192">
+  <w:style w:type="paragraph" w:styleId="1026">
     <w:name w:val="toc 4"/>
-    <w:basedOn w:val="833"/>
-    <w:next w:val="833"/>
+    <w:basedOn w:val="1035"/>
+    <w:next w:val="1035"/>
     <w:uiPriority w:val="39"/>
     <w:unhideWhenUsed/>
     <w:pPr>
@@ -34186,10 +34829,10 @@
       <w:ind w:left="660"/>
     </w:pPr>
   </w:style>
-  <w:style w:type="paragraph" w:styleId="193">
+  <w:style w:type="paragraph" w:styleId="1027">
     <w:name w:val="toc 5"/>
-    <w:basedOn w:val="833"/>
-    <w:next w:val="833"/>
+    <w:basedOn w:val="1035"/>
+    <w:next w:val="1035"/>
     <w:uiPriority w:val="39"/>
     <w:unhideWhenUsed/>
     <w:pPr>
@@ -34198,10 +34841,10 @@
       <w:ind w:left="880"/>
     </w:pPr>
   </w:style>
-  <w:style w:type="paragraph" w:styleId="194">
+  <w:style w:type="paragraph" w:styleId="1028">
     <w:name w:val="toc 6"/>
-    <w:basedOn w:val="833"/>
-    <w:next w:val="833"/>
+    <w:basedOn w:val="1035"/>
+    <w:next w:val="1035"/>
     <w:uiPriority w:val="39"/>
     <w:unhideWhenUsed/>
     <w:pPr>
@@ -34210,10 +34853,10 @@
       <w:ind w:left="1100"/>
     </w:pPr>
   </w:style>
-  <w:style w:type="paragraph" w:styleId="195">
+  <w:style w:type="paragraph" w:styleId="1029">
     <w:name w:val="toc 7"/>
-    <w:basedOn w:val="833"/>
-    <w:next w:val="833"/>
+    <w:basedOn w:val="1035"/>
+    <w:next w:val="1035"/>
     <w:uiPriority w:val="39"/>
     <w:unhideWhenUsed/>
     <w:pPr>
@@ -34222,10 +34865,10 @@
       <w:ind w:left="1320"/>
     </w:pPr>
   </w:style>
-  <w:style w:type="paragraph" w:styleId="196">
+  <w:style w:type="paragraph" w:styleId="1030">
     <w:name w:val="toc 8"/>
-    <w:basedOn w:val="833"/>
-    <w:next w:val="833"/>
+    <w:basedOn w:val="1035"/>
+    <w:next w:val="1035"/>
     <w:uiPriority w:val="39"/>
     <w:unhideWhenUsed/>
     <w:pPr>
@@ -34234,10 +34877,10 @@
       <w:ind w:left="1540"/>
     </w:pPr>
   </w:style>
-  <w:style w:type="paragraph" w:styleId="197">
+  <w:style w:type="paragraph" w:styleId="1031">
     <w:name w:val="toc 9"/>
-    <w:basedOn w:val="833"/>
-    <w:next w:val="833"/>
+    <w:basedOn w:val="1035"/>
+    <w:next w:val="1035"/>
     <w:uiPriority w:val="39"/>
     <w:unhideWhenUsed/>
     <w:pPr>
@@ -34246,9 +34889,9 @@
       <w:ind w:left="1760"/>
     </w:pPr>
   </w:style>
-  <w:style w:type="character" w:styleId="198">
+  <w:style w:type="character" w:styleId="1032">
     <w:name w:val="Placeholder Text"/>
-    <w:basedOn w:val="834"/>
+    <w:basedOn w:val="1036"/>
     <w:uiPriority w:val="99"/>
     <w:semiHidden/>
     <w:pPr>
@@ -34260,7 +34903,7 @@
       <w:color w:val="666666"/>
     </w:rPr>
   </w:style>
-  <w:style w:type="paragraph" w:styleId="208">
+  <w:style w:type="paragraph" w:styleId="1033">
     <w:name w:val="TOC Heading"/>
     <w:uiPriority w:val="39"/>
     <w:unhideWhenUsed/>
@@ -34270,10 +34913,10 @@
       <w:ind/>
     </w:pPr>
   </w:style>
-  <w:style w:type="paragraph" w:styleId="209">
+  <w:style w:type="paragraph" w:styleId="1034">
     <w:name w:val="table of figures"/>
-    <w:basedOn w:val="833"/>
-    <w:next w:val="833"/>
+    <w:basedOn w:val="1035"/>
+    <w:next w:val="1035"/>
     <w:uiPriority w:val="99"/>
     <w:unhideWhenUsed/>
     <w:pPr>
@@ -34282,7 +34925,7 @@
       <w:ind/>
     </w:pPr>
   </w:style>
-  <w:style w:type="paragraph" w:styleId="833" w:default="1">
+  <w:style w:type="paragraph" w:styleId="1035" w:default="1">
     <w:name w:val="Normal"/>
     <w:qFormat/>
     <w:pPr>
@@ -34295,7 +34938,7 @@
       <w:lang w:val="en-US"/>
     </w:rPr>
   </w:style>
-  <w:style w:type="character" w:styleId="834" w:default="1">
+  <w:style w:type="character" w:styleId="1036" w:default="1">
     <w:name w:val="Default Paragraph Font"/>
     <w:uiPriority w:val="1"/>
     <w:semiHidden/>
@@ -34306,7 +34949,7 @@
       <w:ind/>
     </w:pPr>
   </w:style>
-  <w:style w:type="table" w:styleId="835" w:default="1">
+  <w:style w:type="table" w:styleId="1037" w:default="1">
     <w:name w:val="Normal Table"/>
     <w:uiPriority w:val="99"/>
     <w:semiHidden/>
@@ -34499,7 +35142,7 @@
       </w:tcPr>
     </w:tblStylePr>
   </w:style>
-  <w:style w:type="numbering" w:styleId="836" w:default="1">
+  <w:style w:type="numbering" w:styleId="1038" w:default="1">
     <w:name w:val="No List"/>
     <w:uiPriority w:val="99"/>
     <w:semiHidden/>
@@ -34510,10 +35153,10 @@
       <w:ind/>
     </w:pPr>
   </w:style>
-  <w:style w:type="paragraph" w:styleId="837">
+  <w:style w:type="paragraph" w:styleId="1039">
     <w:name w:val="Header"/>
-    <w:basedOn w:val="833"/>
-    <w:link w:val="838"/>
+    <w:basedOn w:val="1035"/>
+    <w:link w:val="1040"/>
     <w:uiPriority w:val="99"/>
     <w:unhideWhenUsed/>
     <w:pPr>
@@ -34526,10 +35169,10 @@
       <w:ind/>
     </w:pPr>
   </w:style>
-  <w:style w:type="character" w:styleId="838" w:customStyle="1">
+  <w:style w:type="character" w:styleId="1040" w:customStyle="1">
     <w:name w:val="Header Char"/>
-    <w:basedOn w:val="834"/>
-    <w:link w:val="837"/>
+    <w:basedOn w:val="1036"/>
+    <w:link w:val="1039"/>
     <w:uiPriority w:val="99"/>
     <w:pPr>
       <w:pBdr/>
@@ -34540,10 +35183,10 @@
       <w:rFonts w:ascii="Times New Roman" w:hAnsi="Times New Roman" w:eastAsia="Times New Roman" w:cs="Times New Roman"/>
     </w:rPr>
   </w:style>
-  <w:style w:type="paragraph" w:styleId="839">
+  <w:style w:type="paragraph" w:styleId="1041">
     <w:name w:val="Footer"/>
-    <w:basedOn w:val="833"/>
-    <w:link w:val="840"/>
+    <w:basedOn w:val="1035"/>
+    <w:link w:val="1042"/>
     <w:uiPriority w:val="99"/>
     <w:unhideWhenUsed/>
     <w:pPr>
@@ -34556,10 +35199,10 @@
       <w:ind/>
     </w:pPr>
   </w:style>
-  <w:style w:type="character" w:styleId="840" w:customStyle="1">
+  <w:style w:type="character" w:styleId="1042" w:customStyle="1">
     <w:name w:val="Footer Char"/>
-    <w:basedOn w:val="834"/>
-    <w:link w:val="839"/>
+    <w:basedOn w:val="1036"/>
+    <w:link w:val="1041"/>
     <w:uiPriority w:val="99"/>
     <w:pPr>
       <w:pBdr/>
@@ -34570,9 +35213,9 @@
       <w:rFonts w:ascii="Times New Roman" w:hAnsi="Times New Roman" w:eastAsia="Times New Roman" w:cs="Times New Roman"/>
     </w:rPr>
   </w:style>
-  <w:style w:type="paragraph" w:styleId="841">
+  <w:style w:type="paragraph" w:styleId="1043">
     <w:name w:val="List Paragraph"/>
-    <w:basedOn w:val="833"/>
+    <w:basedOn w:val="1035"/>
     <w:uiPriority w:val="34"/>
     <w:qFormat/>
     <w:pPr>
@@ -34581,7 +35224,7 @@
       <w:ind w:left="720"/>
     </w:pPr>
   </w:style>
-  <w:style w:type="character" w:styleId="842">
+  <w:style w:type="character" w:styleId="1044">
     <w:name w:val="annotation reference"/>
     <w:uiPriority w:val="99"/>
     <w:semiHidden/>
@@ -34596,10 +35239,10 @@
       <w:szCs w:val="16"/>
     </w:rPr>
   </w:style>
-  <w:style w:type="paragraph" w:styleId="843">
+  <w:style w:type="paragraph" w:styleId="1045">
     <w:name w:val="annotation text"/>
-    <w:basedOn w:val="833"/>
-    <w:link w:val="844"/>
+    <w:basedOn w:val="1035"/>
+    <w:link w:val="1046"/>
     <w:uiPriority w:val="99"/>
     <w:semiHidden/>
     <w:unhideWhenUsed/>
@@ -34613,10 +35256,10 @@
       <w:szCs w:val="20"/>
     </w:rPr>
   </w:style>
-  <w:style w:type="character" w:styleId="844" w:customStyle="1">
+  <w:style w:type="character" w:styleId="1046" w:customStyle="1">
     <w:name w:val="Comment Text Char"/>
-    <w:basedOn w:val="834"/>
-    <w:link w:val="843"/>
+    <w:basedOn w:val="1036"/>
+    <w:link w:val="1045"/>
     <w:uiPriority w:val="99"/>
     <w:semiHidden/>
     <w:pPr>
@@ -34631,10 +35274,10 @@
       <w:lang w:val="en-US"/>
     </w:rPr>
   </w:style>
-  <w:style w:type="paragraph" w:styleId="845">
+  <w:style w:type="paragraph" w:styleId="1047">
     <w:name w:val="Balloon Text"/>
-    <w:basedOn w:val="833"/>
-    <w:link w:val="846"/>
+    <w:basedOn w:val="1035"/>
+    <w:link w:val="1048"/>
     <w:uiPriority w:val="99"/>
     <w:semiHidden/>
     <w:unhideWhenUsed/>
@@ -34648,10 +35291,10 @@
       <w:szCs w:val="18"/>
     </w:rPr>
   </w:style>
-  <w:style w:type="character" w:styleId="846" w:customStyle="1">
+  <w:style w:type="character" w:styleId="1048" w:customStyle="1">
     <w:name w:val="Balloon Text Char"/>
-    <w:basedOn w:val="834"/>
-    <w:link w:val="845"/>
+    <w:basedOn w:val="1036"/>
+    <w:link w:val="1047"/>
     <w:uiPriority w:val="99"/>
     <w:semiHidden/>
     <w:pPr>
@@ -34666,9 +35309,9 @@
       <w:lang w:val="en-US"/>
     </w:rPr>
   </w:style>
-  <w:style w:type="table" w:styleId="847">
+  <w:style w:type="table" w:styleId="1049">
     <w:name w:val="Table Grid"/>
-    <w:basedOn w:val="835"/>
+    <w:basedOn w:val="1037"/>
     <w:uiPriority w:val="39"/>
     <w:pPr>
       <w:pBdr/>
@@ -34858,7 +35501,7 @@
       </w:tcPr>
     </w:tblStylePr>
   </w:style>
-  <w:style w:type="character" w:styleId="848">
+  <w:style w:type="character" w:styleId="1050">
     <w:name w:val="Hyperlink"/>
     <w:uiPriority w:val="99"/>
     <w:unhideWhenUsed/>
